--- a/LAPORAN PRAKTIKUM 2 - WEb porto.docx
+++ b/LAPORAN PRAKTIKUM 2 - WEb porto.docx
@@ -89,7 +89,7 @@
                     </pic:cNvPicPr>
                   </pic:nvPicPr>
                   <pic:blipFill>
-                    <a:blip r:embed="rId5" cstate="print">
+                    <a:blip r:embed="rId6" cstate="print">
                       <a:extLst>
                         <a:ext uri="{28A0092B-C50C-407E-A947-70E740481C1C}">
                           <a14:useLocalDpi xmlns:a14="http://schemas.microsoft.com/office/drawing/2010/main" val="0"/>
@@ -180,7 +180,37 @@
           <w:lang w:eastAsia="en-ID"/>
           <w14:ligatures w14:val="none"/>
         </w:rPr>
-        <w:t>Dosen Pengampu:</w:t>
+        <w:t xml:space="preserve">Dosen </w:t>
+      </w:r>
+      <w:proofErr w:type="spellStart"/>
+      <w:r>
+        <w:rPr>
+          <w:rFonts w:ascii="Times New Roman" w:eastAsia="Times New Roman" w:hAnsi="Times New Roman" w:cs="Times New Roman"/>
+          <w:b/>
+          <w:bCs/>
+          <w:color w:val="000000"/>
+          <w:kern w:val="0"/>
+          <w:sz w:val="24"/>
+          <w:szCs w:val="24"/>
+          <w:lang w:eastAsia="en-ID"/>
+          <w14:ligatures w14:val="none"/>
+        </w:rPr>
+        <w:t>Pengampu</w:t>
+      </w:r>
+      <w:proofErr w:type="spellEnd"/>
+      <w:r>
+        <w:rPr>
+          <w:rFonts w:ascii="Times New Roman" w:eastAsia="Times New Roman" w:hAnsi="Times New Roman" w:cs="Times New Roman"/>
+          <w:b/>
+          <w:bCs/>
+          <w:color w:val="000000"/>
+          <w:kern w:val="0"/>
+          <w:sz w:val="24"/>
+          <w:szCs w:val="24"/>
+          <w:lang w:eastAsia="en-ID"/>
+          <w14:ligatures w14:val="none"/>
+        </w:rPr>
+        <w:t>:</w:t>
       </w:r>
     </w:p>
     <w:p>
@@ -206,7 +236,33 @@
           <w:lang w:eastAsia="en-ID"/>
           <w14:ligatures w14:val="none"/>
         </w:rPr>
-        <w:t>M. Faris Al Hakim, S.Pd., M.Cs. </w:t>
+        <w:t xml:space="preserve">M. Faris Al Hakim, </w:t>
+      </w:r>
+      <w:proofErr w:type="spellStart"/>
+      <w:r>
+        <w:rPr>
+          <w:rFonts w:ascii="Times New Roman" w:eastAsia="Times New Roman" w:hAnsi="Times New Roman" w:cs="Times New Roman"/>
+          <w:color w:val="000000"/>
+          <w:kern w:val="0"/>
+          <w:sz w:val="24"/>
+          <w:szCs w:val="24"/>
+          <w:lang w:eastAsia="en-ID"/>
+          <w14:ligatures w14:val="none"/>
+        </w:rPr>
+        <w:t>S.Pd</w:t>
+      </w:r>
+      <w:proofErr w:type="spellEnd"/>
+      <w:r>
+        <w:rPr>
+          <w:rFonts w:ascii="Times New Roman" w:eastAsia="Times New Roman" w:hAnsi="Times New Roman" w:cs="Times New Roman"/>
+          <w:color w:val="000000"/>
+          <w:kern w:val="0"/>
+          <w:sz w:val="24"/>
+          <w:szCs w:val="24"/>
+          <w:lang w:eastAsia="en-ID"/>
+          <w14:ligatures w14:val="none"/>
+        </w:rPr>
+        <w:t>., M.Cs. </w:t>
       </w:r>
     </w:p>
     <w:p>
@@ -255,6 +311,7 @@
           <w14:ligatures w14:val="none"/>
         </w:rPr>
       </w:pPr>
+      <w:proofErr w:type="spellStart"/>
       <w:r>
         <w:rPr>
           <w:rFonts w:ascii="Times New Roman" w:eastAsia="Times New Roman" w:hAnsi="Times New Roman" w:cs="Times New Roman"/>
@@ -267,7 +324,22 @@
           <w:lang w:eastAsia="en-ID"/>
           <w14:ligatures w14:val="none"/>
         </w:rPr>
-        <w:t>Disusun Oleh:</w:t>
+        <w:t>Disusun</w:t>
+      </w:r>
+      <w:proofErr w:type="spellEnd"/>
+      <w:r>
+        <w:rPr>
+          <w:rFonts w:ascii="Times New Roman" w:eastAsia="Times New Roman" w:hAnsi="Times New Roman" w:cs="Times New Roman"/>
+          <w:b/>
+          <w:bCs/>
+          <w:color w:val="000000"/>
+          <w:kern w:val="0"/>
+          <w:sz w:val="24"/>
+          <w:szCs w:val="24"/>
+          <w:lang w:eastAsia="en-ID"/>
+          <w14:ligatures w14:val="none"/>
+        </w:rPr>
+        <w:t xml:space="preserve"> Oleh:</w:t>
       </w:r>
     </w:p>
     <w:tbl>
@@ -323,8 +395,22 @@
                 <w:lang w:eastAsia="en-ID"/>
                 <w14:ligatures w14:val="none"/>
               </w:rPr>
-              <w:t>Haidar Yahya Syarif</w:t>
+              <w:t xml:space="preserve">Haidar Yahya </w:t>
             </w:r>
+            <w:proofErr w:type="spellStart"/>
+            <w:r>
+              <w:rPr>
+                <w:rFonts w:ascii="Times New Roman" w:eastAsia="Times New Roman" w:hAnsi="Times New Roman" w:cs="Times New Roman"/>
+                <w:color w:val="000000"/>
+                <w:kern w:val="0"/>
+                <w:sz w:val="24"/>
+                <w:szCs w:val="24"/>
+                <w:lang w:eastAsia="en-ID"/>
+                <w14:ligatures w14:val="none"/>
+              </w:rPr>
+              <w:t>Syarif</w:t>
+            </w:r>
+            <w:proofErr w:type="spellEnd"/>
           </w:p>
         </w:tc>
         <w:tc>
@@ -627,6 +713,7 @@
           <w:szCs w:val="24"/>
         </w:rPr>
       </w:pPr>
+      <w:proofErr w:type="spellStart"/>
       <w:r>
         <w:rPr>
           <w:rFonts w:ascii="Times New Roman" w:eastAsia="Calibri" w:hAnsi="Times New Roman" w:cs="Times New Roman"/>
@@ -634,7 +721,124 @@
           <w:szCs w:val="24"/>
         </w:rPr>
         <w:lastRenderedPageBreak/>
-        <w:t xml:space="preserve">Laporan ini berisi dokumentasi hasil pengerjaan Praktikum 2 </w:t>
+        <w:t>Laporan</w:t>
+      </w:r>
+      <w:proofErr w:type="spellEnd"/>
+      <w:r>
+        <w:rPr>
+          <w:rFonts w:ascii="Times New Roman" w:eastAsia="Calibri" w:hAnsi="Times New Roman" w:cs="Times New Roman"/>
+          <w:sz w:val="24"/>
+          <w:szCs w:val="24"/>
+        </w:rPr>
+        <w:t xml:space="preserve"> </w:t>
+      </w:r>
+      <w:proofErr w:type="spellStart"/>
+      <w:r>
+        <w:rPr>
+          <w:rFonts w:ascii="Times New Roman" w:eastAsia="Calibri" w:hAnsi="Times New Roman" w:cs="Times New Roman"/>
+          <w:sz w:val="24"/>
+          <w:szCs w:val="24"/>
+        </w:rPr>
+        <w:t>ini</w:t>
+      </w:r>
+      <w:proofErr w:type="spellEnd"/>
+      <w:r>
+        <w:rPr>
+          <w:rFonts w:ascii="Times New Roman" w:eastAsia="Calibri" w:hAnsi="Times New Roman" w:cs="Times New Roman"/>
+          <w:sz w:val="24"/>
+          <w:szCs w:val="24"/>
+        </w:rPr>
+        <w:t xml:space="preserve"> </w:t>
+      </w:r>
+      <w:proofErr w:type="spellStart"/>
+      <w:r>
+        <w:rPr>
+          <w:rFonts w:ascii="Times New Roman" w:eastAsia="Calibri" w:hAnsi="Times New Roman" w:cs="Times New Roman"/>
+          <w:sz w:val="24"/>
+          <w:szCs w:val="24"/>
+        </w:rPr>
+        <w:t>berisi</w:t>
+      </w:r>
+      <w:proofErr w:type="spellEnd"/>
+      <w:r>
+        <w:rPr>
+          <w:rFonts w:ascii="Times New Roman" w:eastAsia="Calibri" w:hAnsi="Times New Roman" w:cs="Times New Roman"/>
+          <w:sz w:val="24"/>
+          <w:szCs w:val="24"/>
+        </w:rPr>
+        <w:t xml:space="preserve"> </w:t>
+      </w:r>
+      <w:proofErr w:type="spellStart"/>
+      <w:r>
+        <w:rPr>
+          <w:rFonts w:ascii="Times New Roman" w:eastAsia="Calibri" w:hAnsi="Times New Roman" w:cs="Times New Roman"/>
+          <w:sz w:val="24"/>
+          <w:szCs w:val="24"/>
+        </w:rPr>
+        <w:t>dokumentasi</w:t>
+      </w:r>
+      <w:proofErr w:type="spellEnd"/>
+      <w:r>
+        <w:rPr>
+          <w:rFonts w:ascii="Times New Roman" w:eastAsia="Calibri" w:hAnsi="Times New Roman" w:cs="Times New Roman"/>
+          <w:sz w:val="24"/>
+          <w:szCs w:val="24"/>
+        </w:rPr>
+        <w:t xml:space="preserve"> </w:t>
+      </w:r>
+      <w:proofErr w:type="spellStart"/>
+      <w:r>
+        <w:rPr>
+          <w:rFonts w:ascii="Times New Roman" w:eastAsia="Calibri" w:hAnsi="Times New Roman" w:cs="Times New Roman"/>
+          <w:sz w:val="24"/>
+          <w:szCs w:val="24"/>
+        </w:rPr>
+        <w:t>hasil</w:t>
+      </w:r>
+      <w:proofErr w:type="spellEnd"/>
+      <w:r>
+        <w:rPr>
+          <w:rFonts w:ascii="Times New Roman" w:eastAsia="Calibri" w:hAnsi="Times New Roman" w:cs="Times New Roman"/>
+          <w:sz w:val="24"/>
+          <w:szCs w:val="24"/>
+        </w:rPr>
+        <w:t xml:space="preserve"> </w:t>
+      </w:r>
+      <w:proofErr w:type="spellStart"/>
+      <w:r>
+        <w:rPr>
+          <w:rFonts w:ascii="Times New Roman" w:eastAsia="Calibri" w:hAnsi="Times New Roman" w:cs="Times New Roman"/>
+          <w:sz w:val="24"/>
+          <w:szCs w:val="24"/>
+        </w:rPr>
+        <w:t>pengerjaan</w:t>
+      </w:r>
+      <w:proofErr w:type="spellEnd"/>
+      <w:r>
+        <w:rPr>
+          <w:rFonts w:ascii="Times New Roman" w:eastAsia="Calibri" w:hAnsi="Times New Roman" w:cs="Times New Roman"/>
+          <w:sz w:val="24"/>
+          <w:szCs w:val="24"/>
+        </w:rPr>
+        <w:t xml:space="preserve"> </w:t>
+      </w:r>
+      <w:proofErr w:type="spellStart"/>
+      <w:r>
+        <w:rPr>
+          <w:rFonts w:ascii="Times New Roman" w:eastAsia="Calibri" w:hAnsi="Times New Roman" w:cs="Times New Roman"/>
+          <w:sz w:val="24"/>
+          <w:szCs w:val="24"/>
+        </w:rPr>
+        <w:t>Praktikum</w:t>
+      </w:r>
+      <w:proofErr w:type="spellEnd"/>
+      <w:r>
+        <w:rPr>
+          <w:rFonts w:ascii="Times New Roman" w:eastAsia="Calibri" w:hAnsi="Times New Roman" w:cs="Times New Roman"/>
+          <w:sz w:val="24"/>
+          <w:szCs w:val="24"/>
+        </w:rPr>
+        <w:t xml:space="preserve"> 2 </w:t>
       </w:r>
       <w:r>
         <w:rPr>
@@ -652,22 +856,150 @@
         </w:rPr>
         <w:t xml:space="preserve"> </w:t>
       </w:r>
-      <w:r>
-        <w:rPr>
-          <w:rFonts w:ascii="Times New Roman" w:eastAsia="Calibri" w:hAnsi="Times New Roman" w:cs="Times New Roman"/>
-          <w:sz w:val="24"/>
-          <w:szCs w:val="24"/>
-        </w:rPr>
-        <w:t>Membuat Website Portofolio menggunakan HTML dan CSS</w:t>
-      </w:r>
-      <w:r>
-        <w:rPr>
-          <w:rFonts w:ascii="Times New Roman" w:eastAsia="Calibri" w:hAnsi="Times New Roman" w:cs="Times New Roman"/>
-          <w:sz w:val="24"/>
-          <w:szCs w:val="24"/>
-        </w:rPr>
-        <w:t>, berupa screenshot tiap halaman yang telah dibuat</w:t>
-      </w:r>
+      <w:proofErr w:type="spellStart"/>
+      <w:r>
+        <w:rPr>
+          <w:rFonts w:ascii="Times New Roman" w:eastAsia="Calibri" w:hAnsi="Times New Roman" w:cs="Times New Roman"/>
+          <w:sz w:val="24"/>
+          <w:szCs w:val="24"/>
+        </w:rPr>
+        <w:t>Membuat</w:t>
+      </w:r>
+      <w:proofErr w:type="spellEnd"/>
+      <w:r>
+        <w:rPr>
+          <w:rFonts w:ascii="Times New Roman" w:eastAsia="Calibri" w:hAnsi="Times New Roman" w:cs="Times New Roman"/>
+          <w:sz w:val="24"/>
+          <w:szCs w:val="24"/>
+        </w:rPr>
+        <w:t xml:space="preserve"> Website </w:t>
+      </w:r>
+      <w:proofErr w:type="spellStart"/>
+      <w:r>
+        <w:rPr>
+          <w:rFonts w:ascii="Times New Roman" w:eastAsia="Calibri" w:hAnsi="Times New Roman" w:cs="Times New Roman"/>
+          <w:sz w:val="24"/>
+          <w:szCs w:val="24"/>
+        </w:rPr>
+        <w:t>Portofolio</w:t>
+      </w:r>
+      <w:proofErr w:type="spellEnd"/>
+      <w:r>
+        <w:rPr>
+          <w:rFonts w:ascii="Times New Roman" w:eastAsia="Calibri" w:hAnsi="Times New Roman" w:cs="Times New Roman"/>
+          <w:sz w:val="24"/>
+          <w:szCs w:val="24"/>
+        </w:rPr>
+        <w:t xml:space="preserve"> </w:t>
+      </w:r>
+      <w:proofErr w:type="spellStart"/>
+      <w:r>
+        <w:rPr>
+          <w:rFonts w:ascii="Times New Roman" w:eastAsia="Calibri" w:hAnsi="Times New Roman" w:cs="Times New Roman"/>
+          <w:sz w:val="24"/>
+          <w:szCs w:val="24"/>
+        </w:rPr>
+        <w:t>menggunakan</w:t>
+      </w:r>
+      <w:proofErr w:type="spellEnd"/>
+      <w:r>
+        <w:rPr>
+          <w:rFonts w:ascii="Times New Roman" w:eastAsia="Calibri" w:hAnsi="Times New Roman" w:cs="Times New Roman"/>
+          <w:sz w:val="24"/>
+          <w:szCs w:val="24"/>
+        </w:rPr>
+        <w:t xml:space="preserve"> HTML dan CSS</w:t>
+      </w:r>
+      <w:r>
+        <w:rPr>
+          <w:rFonts w:ascii="Times New Roman" w:eastAsia="Calibri" w:hAnsi="Times New Roman" w:cs="Times New Roman"/>
+          <w:sz w:val="24"/>
+          <w:szCs w:val="24"/>
+        </w:rPr>
+        <w:t xml:space="preserve">, </w:t>
+      </w:r>
+      <w:proofErr w:type="spellStart"/>
+      <w:r>
+        <w:rPr>
+          <w:rFonts w:ascii="Times New Roman" w:eastAsia="Calibri" w:hAnsi="Times New Roman" w:cs="Times New Roman"/>
+          <w:sz w:val="24"/>
+          <w:szCs w:val="24"/>
+        </w:rPr>
+        <w:t>berupa</w:t>
+      </w:r>
+      <w:proofErr w:type="spellEnd"/>
+      <w:r>
+        <w:rPr>
+          <w:rFonts w:ascii="Times New Roman" w:eastAsia="Calibri" w:hAnsi="Times New Roman" w:cs="Times New Roman"/>
+          <w:sz w:val="24"/>
+          <w:szCs w:val="24"/>
+        </w:rPr>
+        <w:t xml:space="preserve"> screenshot </w:t>
+      </w:r>
+      <w:proofErr w:type="spellStart"/>
+      <w:r>
+        <w:rPr>
+          <w:rFonts w:ascii="Times New Roman" w:eastAsia="Calibri" w:hAnsi="Times New Roman" w:cs="Times New Roman"/>
+          <w:sz w:val="24"/>
+          <w:szCs w:val="24"/>
+        </w:rPr>
+        <w:t>tiap</w:t>
+      </w:r>
+      <w:proofErr w:type="spellEnd"/>
+      <w:r>
+        <w:rPr>
+          <w:rFonts w:ascii="Times New Roman" w:eastAsia="Calibri" w:hAnsi="Times New Roman" w:cs="Times New Roman"/>
+          <w:sz w:val="24"/>
+          <w:szCs w:val="24"/>
+        </w:rPr>
+        <w:t xml:space="preserve"> </w:t>
+      </w:r>
+      <w:proofErr w:type="spellStart"/>
+      <w:r>
+        <w:rPr>
+          <w:rFonts w:ascii="Times New Roman" w:eastAsia="Calibri" w:hAnsi="Times New Roman" w:cs="Times New Roman"/>
+          <w:sz w:val="24"/>
+          <w:szCs w:val="24"/>
+        </w:rPr>
+        <w:t>halaman</w:t>
+      </w:r>
+      <w:proofErr w:type="spellEnd"/>
+      <w:r>
+        <w:rPr>
+          <w:rFonts w:ascii="Times New Roman" w:eastAsia="Calibri" w:hAnsi="Times New Roman" w:cs="Times New Roman"/>
+          <w:sz w:val="24"/>
+          <w:szCs w:val="24"/>
+        </w:rPr>
+        <w:t xml:space="preserve"> yang </w:t>
+      </w:r>
+      <w:proofErr w:type="spellStart"/>
+      <w:r>
+        <w:rPr>
+          <w:rFonts w:ascii="Times New Roman" w:eastAsia="Calibri" w:hAnsi="Times New Roman" w:cs="Times New Roman"/>
+          <w:sz w:val="24"/>
+          <w:szCs w:val="24"/>
+        </w:rPr>
+        <w:t>telah</w:t>
+      </w:r>
+      <w:proofErr w:type="spellEnd"/>
+      <w:r>
+        <w:rPr>
+          <w:rFonts w:ascii="Times New Roman" w:eastAsia="Calibri" w:hAnsi="Times New Roman" w:cs="Times New Roman"/>
+          <w:sz w:val="24"/>
+          <w:szCs w:val="24"/>
+        </w:rPr>
+        <w:t xml:space="preserve"> </w:t>
+      </w:r>
+      <w:proofErr w:type="spellStart"/>
+      <w:r>
+        <w:rPr>
+          <w:rFonts w:ascii="Times New Roman" w:eastAsia="Calibri" w:hAnsi="Times New Roman" w:cs="Times New Roman"/>
+          <w:sz w:val="24"/>
+          <w:szCs w:val="24"/>
+        </w:rPr>
+        <w:t>dibuat</w:t>
+      </w:r>
+      <w:proofErr w:type="spellEnd"/>
     </w:p>
     <w:p>
       <w:pPr>
@@ -684,7 +1016,17 @@
           <w:sz w:val="28"/>
           <w:szCs w:val="28"/>
         </w:rPr>
-        <w:t>1. Screenshot Hasil</w:t>
+        <w:t xml:space="preserve">1. </w:t>
+      </w:r>
+      <w:r>
+        <w:rPr>
+          <w:rFonts w:ascii="Times New Roman" w:eastAsia="Calibri" w:hAnsi="Times New Roman" w:cs="Times New Roman"/>
+          <w:b/>
+          <w:bCs/>
+          <w:sz w:val="28"/>
+          <w:szCs w:val="28"/>
+        </w:rPr>
+        <w:t>Screenshot Hasil</w:t>
       </w:r>
     </w:p>
     <w:p>
@@ -737,100 +1079,6 @@
                 <pic:pic xmlns:pic="http://schemas.openxmlformats.org/drawingml/2006/picture">
                   <pic:nvPicPr>
                     <pic:cNvPr id="677898889" name="Picture 1" descr="A screenshot of a web page&#10;&#10;AI-generated content may be incorrect."/>
-                    <pic:cNvPicPr/>
-                  </pic:nvPicPr>
-                  <pic:blipFill>
-                    <a:blip r:embed="rId6"/>
-                    <a:stretch>
-                      <a:fillRect/>
-                    </a:stretch>
-                  </pic:blipFill>
-                  <pic:spPr>
-                    <a:xfrm>
-                      <a:off x="0" y="0"/>
-                      <a:ext cx="5731510" cy="2900045"/>
-                    </a:xfrm>
-                    <a:prstGeom prst="rect">
-                      <a:avLst/>
-                    </a:prstGeom>
-                  </pic:spPr>
-                </pic:pic>
-              </a:graphicData>
-            </a:graphic>
-          </wp:inline>
-        </w:drawing>
-      </w:r>
-    </w:p>
-    <w:p>
-      <w:pPr>
-        <w:pBdr>
-          <w:bottom w:val="single" w:sz="4" w:space="0" w:color="999999"/>
-        </w:pBdr>
-        <w:spacing w:before="300" w:after="120"/>
-        <w:rPr>
-          <w:rFonts w:ascii="Times New Roman" w:hAnsi="Times New Roman" w:cs="Times New Roman"/>
-        </w:rPr>
-      </w:pPr>
-      <w:r>
-        <w:rPr>
-          <w:rFonts w:ascii="Times New Roman" w:eastAsia="Calibri" w:hAnsi="Times New Roman" w:cs="Times New Roman"/>
-          <w:b/>
-          <w:bCs/>
-          <w:sz w:val="24"/>
-          <w:szCs w:val="24"/>
-        </w:rPr>
-        <w:t>1.</w:t>
-      </w:r>
-      <w:r>
-        <w:rPr>
-          <w:rFonts w:ascii="Times New Roman" w:eastAsia="Calibri" w:hAnsi="Times New Roman" w:cs="Times New Roman"/>
-          <w:b/>
-          <w:bCs/>
-          <w:sz w:val="24"/>
-          <w:szCs w:val="24"/>
-        </w:rPr>
-        <w:t>2</w:t>
-      </w:r>
-      <w:r>
-        <w:rPr>
-          <w:rFonts w:ascii="Times New Roman" w:eastAsia="Calibri" w:hAnsi="Times New Roman" w:cs="Times New Roman"/>
-          <w:b/>
-          <w:bCs/>
-          <w:sz w:val="24"/>
-          <w:szCs w:val="24"/>
-        </w:rPr>
-        <w:t>. Halaman About (index.html)</w:t>
-      </w:r>
-    </w:p>
-    <w:p>
-      <w:pPr>
-        <w:pBdr>
-          <w:left w:val="dashed" w:sz="4" w:space="0" w:color="AAAAAA"/>
-          <w:right w:val="dashed" w:sz="4" w:space="0" w:color="AAAAAA"/>
-        </w:pBdr>
-        <w:shd w:val="clear" w:color="auto" w:fill="F2F2F2"/>
-        <w:ind w:left="200" w:right="200"/>
-        <w:rPr>
-          <w:rFonts w:ascii="Times New Roman" w:hAnsi="Times New Roman" w:cs="Times New Roman"/>
-        </w:rPr>
-      </w:pPr>
-      <w:r>
-        <w:rPr>
-          <w:rFonts w:ascii="Times New Roman" w:hAnsi="Times New Roman" w:cs="Times New Roman"/>
-        </w:rPr>
-        <w:drawing>
-          <wp:inline distT="0" distB="0" distL="0" distR="0" wp14:anchorId="0A608B4D" wp14:editId="6FF91F0F">
-            <wp:extent cx="5731510" cy="2900045"/>
-            <wp:effectExtent l="0" t="0" r="2540" b="0"/>
-            <wp:docPr id="465537728" name="Picture 1" descr="A screenshot of a computer&#10;&#10;AI-generated content may be incorrect."/>
-            <wp:cNvGraphicFramePr>
-              <a:graphicFrameLocks xmlns:a="http://schemas.openxmlformats.org/drawingml/2006/main" noChangeAspect="1"/>
-            </wp:cNvGraphicFramePr>
-            <a:graphic xmlns:a="http://schemas.openxmlformats.org/drawingml/2006/main">
-              <a:graphicData uri="http://schemas.openxmlformats.org/drawingml/2006/picture">
-                <pic:pic xmlns:pic="http://schemas.openxmlformats.org/drawingml/2006/picture">
-                  <pic:nvPicPr>
-                    <pic:cNvPr id="465537728" name="Picture 1" descr="A screenshot of a computer&#10;&#10;AI-generated content may be incorrect."/>
                     <pic:cNvPicPr/>
                   </pic:nvPicPr>
                   <pic:blipFill>
@@ -857,6 +1105,100 @@
     </w:p>
     <w:p>
       <w:pPr>
+        <w:pBdr>
+          <w:bottom w:val="single" w:sz="4" w:space="0" w:color="999999"/>
+        </w:pBdr>
+        <w:spacing w:before="300" w:after="120"/>
+        <w:rPr>
+          <w:rFonts w:ascii="Times New Roman" w:hAnsi="Times New Roman" w:cs="Times New Roman"/>
+        </w:rPr>
+      </w:pPr>
+      <w:r>
+        <w:rPr>
+          <w:rFonts w:ascii="Times New Roman" w:eastAsia="Calibri" w:hAnsi="Times New Roman" w:cs="Times New Roman"/>
+          <w:b/>
+          <w:bCs/>
+          <w:sz w:val="24"/>
+          <w:szCs w:val="24"/>
+        </w:rPr>
+        <w:t>1.</w:t>
+      </w:r>
+      <w:r>
+        <w:rPr>
+          <w:rFonts w:ascii="Times New Roman" w:eastAsia="Calibri" w:hAnsi="Times New Roman" w:cs="Times New Roman"/>
+          <w:b/>
+          <w:bCs/>
+          <w:sz w:val="24"/>
+          <w:szCs w:val="24"/>
+        </w:rPr>
+        <w:t>2</w:t>
+      </w:r>
+      <w:r>
+        <w:rPr>
+          <w:rFonts w:ascii="Times New Roman" w:eastAsia="Calibri" w:hAnsi="Times New Roman" w:cs="Times New Roman"/>
+          <w:b/>
+          <w:bCs/>
+          <w:sz w:val="24"/>
+          <w:szCs w:val="24"/>
+        </w:rPr>
+        <w:t>. Halaman About (index.html)</w:t>
+      </w:r>
+    </w:p>
+    <w:p>
+      <w:pPr>
+        <w:pBdr>
+          <w:left w:val="dashed" w:sz="4" w:space="0" w:color="AAAAAA"/>
+          <w:right w:val="dashed" w:sz="4" w:space="0" w:color="AAAAAA"/>
+        </w:pBdr>
+        <w:shd w:val="clear" w:color="auto" w:fill="F2F2F2"/>
+        <w:ind w:left="200" w:right="200"/>
+        <w:rPr>
+          <w:rFonts w:ascii="Times New Roman" w:hAnsi="Times New Roman" w:cs="Times New Roman"/>
+        </w:rPr>
+      </w:pPr>
+      <w:r>
+        <w:rPr>
+          <w:rFonts w:ascii="Times New Roman" w:hAnsi="Times New Roman" w:cs="Times New Roman"/>
+        </w:rPr>
+        <w:drawing>
+          <wp:inline distT="0" distB="0" distL="0" distR="0" wp14:anchorId="0A608B4D" wp14:editId="6FF91F0F">
+            <wp:extent cx="5731510" cy="2900045"/>
+            <wp:effectExtent l="0" t="0" r="2540" b="0"/>
+            <wp:docPr id="465537728" name="Picture 1" descr="A screenshot of a computer&#10;&#10;AI-generated content may be incorrect."/>
+            <wp:cNvGraphicFramePr>
+              <a:graphicFrameLocks xmlns:a="http://schemas.openxmlformats.org/drawingml/2006/main" noChangeAspect="1"/>
+            </wp:cNvGraphicFramePr>
+            <a:graphic xmlns:a="http://schemas.openxmlformats.org/drawingml/2006/main">
+              <a:graphicData uri="http://schemas.openxmlformats.org/drawingml/2006/picture">
+                <pic:pic xmlns:pic="http://schemas.openxmlformats.org/drawingml/2006/picture">
+                  <pic:nvPicPr>
+                    <pic:cNvPr id="465537728" name="Picture 1" descr="A screenshot of a computer&#10;&#10;AI-generated content may be incorrect."/>
+                    <pic:cNvPicPr/>
+                  </pic:nvPicPr>
+                  <pic:blipFill>
+                    <a:blip r:embed="rId8"/>
+                    <a:stretch>
+                      <a:fillRect/>
+                    </a:stretch>
+                  </pic:blipFill>
+                  <pic:spPr>
+                    <a:xfrm>
+                      <a:off x="0" y="0"/>
+                      <a:ext cx="5731510" cy="2900045"/>
+                    </a:xfrm>
+                    <a:prstGeom prst="rect">
+                      <a:avLst/>
+                    </a:prstGeom>
+                  </pic:spPr>
+                </pic:pic>
+              </a:graphicData>
+            </a:graphic>
+          </wp:inline>
+        </w:drawing>
+      </w:r>
+    </w:p>
+    <w:p>
+      <w:pPr>
         <w:rPr>
           <w:rFonts w:ascii="Times New Roman" w:eastAsia="Calibri" w:hAnsi="Times New Roman" w:cs="Times New Roman"/>
           <w:b/>
@@ -970,7 +1312,7 @@
                     <pic:cNvPicPr/>
                   </pic:nvPicPr>
                   <pic:blipFill>
-                    <a:blip r:embed="rId8"/>
+                    <a:blip r:embed="rId9"/>
                     <a:stretch>
                       <a:fillRect/>
                     </a:stretch>
@@ -1084,7 +1426,7 @@
                     <pic:cNvPicPr/>
                   </pic:nvPicPr>
                   <pic:blipFill>
-                    <a:blip r:embed="rId9"/>
+                    <a:blip r:embed="rId10"/>
                     <a:stretch>
                       <a:fillRect/>
                     </a:stretch>
@@ -1107,6 +1449,212 @@
     </w:p>
     <w:p>
       <w:pPr>
+        <w:pBdr>
+          <w:bottom w:val="single" w:sz="4" w:space="0" w:color="999999"/>
+        </w:pBdr>
+        <w:spacing w:before="300" w:after="120"/>
+        <w:rPr>
+          <w:rFonts w:ascii="Times New Roman" w:eastAsia="Calibri" w:hAnsi="Times New Roman" w:cs="Times New Roman"/>
+          <w:b/>
+          <w:bCs/>
+          <w:sz w:val="24"/>
+          <w:szCs w:val="24"/>
+        </w:rPr>
+      </w:pPr>
+    </w:p>
+    <w:p>
+      <w:pPr>
+        <w:pBdr>
+          <w:bottom w:val="single" w:sz="4" w:space="0" w:color="999999"/>
+        </w:pBdr>
+        <w:spacing w:before="300" w:after="120"/>
+        <w:rPr>
+          <w:rFonts w:ascii="Times New Roman" w:eastAsia="Calibri" w:hAnsi="Times New Roman" w:cs="Times New Roman"/>
+          <w:b/>
+          <w:bCs/>
+          <w:sz w:val="24"/>
+          <w:szCs w:val="24"/>
+        </w:rPr>
+      </w:pPr>
+    </w:p>
+    <w:p>
+      <w:pPr>
+        <w:pBdr>
+          <w:bottom w:val="single" w:sz="4" w:space="0" w:color="999999"/>
+        </w:pBdr>
+        <w:spacing w:before="300" w:after="120"/>
+        <w:rPr>
+          <w:rFonts w:ascii="Times New Roman" w:eastAsia="Calibri" w:hAnsi="Times New Roman" w:cs="Times New Roman"/>
+          <w:b/>
+          <w:bCs/>
+          <w:sz w:val="24"/>
+          <w:szCs w:val="24"/>
+        </w:rPr>
+      </w:pPr>
+    </w:p>
+    <w:p>
+      <w:pPr>
+        <w:pBdr>
+          <w:bottom w:val="single" w:sz="4" w:space="0" w:color="999999"/>
+        </w:pBdr>
+        <w:spacing w:before="300" w:after="120"/>
+        <w:rPr>
+          <w:rFonts w:ascii="Times New Roman" w:eastAsia="Calibri" w:hAnsi="Times New Roman" w:cs="Times New Roman"/>
+          <w:b/>
+          <w:bCs/>
+          <w:sz w:val="24"/>
+          <w:szCs w:val="24"/>
+        </w:rPr>
+      </w:pPr>
+    </w:p>
+    <w:p>
+      <w:pPr>
+        <w:pBdr>
+          <w:bottom w:val="single" w:sz="4" w:space="0" w:color="999999"/>
+        </w:pBdr>
+        <w:spacing w:before="300" w:after="120"/>
+        <w:rPr>
+          <w:rFonts w:ascii="Times New Roman" w:eastAsia="Calibri" w:hAnsi="Times New Roman" w:cs="Times New Roman"/>
+          <w:b/>
+          <w:bCs/>
+          <w:sz w:val="24"/>
+          <w:szCs w:val="24"/>
+        </w:rPr>
+      </w:pPr>
+    </w:p>
+    <w:p>
+      <w:pPr>
+        <w:pBdr>
+          <w:bottom w:val="single" w:sz="4" w:space="0" w:color="999999"/>
+        </w:pBdr>
+        <w:spacing w:before="300" w:after="120"/>
+        <w:rPr>
+          <w:rFonts w:ascii="Times New Roman" w:eastAsia="Calibri" w:hAnsi="Times New Roman" w:cs="Times New Roman"/>
+          <w:b/>
+          <w:bCs/>
+          <w:sz w:val="24"/>
+          <w:szCs w:val="24"/>
+        </w:rPr>
+      </w:pPr>
+    </w:p>
+    <w:p>
+      <w:pPr>
+        <w:pBdr>
+          <w:bottom w:val="single" w:sz="4" w:space="0" w:color="999999"/>
+        </w:pBdr>
+        <w:spacing w:before="300" w:after="120"/>
+        <w:rPr>
+          <w:rFonts w:ascii="Times New Roman" w:hAnsi="Times New Roman" w:cs="Times New Roman"/>
+        </w:rPr>
+      </w:pPr>
+      <w:r>
+        <w:rPr>
+          <w:rFonts w:ascii="Times New Roman" w:eastAsia="Calibri" w:hAnsi="Times New Roman" w:cs="Times New Roman"/>
+          <w:b/>
+          <w:bCs/>
+          <w:sz w:val="24"/>
+          <w:szCs w:val="24"/>
+        </w:rPr>
+        <w:lastRenderedPageBreak/>
+        <w:t>1.</w:t>
+      </w:r>
+      <w:r>
+        <w:rPr>
+          <w:rFonts w:ascii="Times New Roman" w:eastAsia="Calibri" w:hAnsi="Times New Roman" w:cs="Times New Roman"/>
+          <w:b/>
+          <w:bCs/>
+          <w:sz w:val="24"/>
+          <w:szCs w:val="24"/>
+        </w:rPr>
+        <w:t>5</w:t>
+      </w:r>
+      <w:r>
+        <w:rPr>
+          <w:rFonts w:ascii="Times New Roman" w:eastAsia="Calibri" w:hAnsi="Times New Roman" w:cs="Times New Roman"/>
+          <w:b/>
+          <w:bCs/>
+          <w:sz w:val="24"/>
+          <w:szCs w:val="24"/>
+        </w:rPr>
+        <w:t xml:space="preserve">. </w:t>
+      </w:r>
+      <w:r>
+        <w:rPr>
+          <w:rFonts w:ascii="Times New Roman" w:eastAsia="Calibri" w:hAnsi="Times New Roman" w:cs="Times New Roman"/>
+          <w:b/>
+          <w:bCs/>
+          <w:sz w:val="24"/>
+          <w:szCs w:val="24"/>
+        </w:rPr>
+        <w:t xml:space="preserve">Desain </w:t>
+      </w:r>
+      <w:r>
+        <w:rPr>
+          <w:rFonts w:ascii="Times New Roman" w:eastAsia="Calibri" w:hAnsi="Times New Roman" w:cs="Times New Roman"/>
+          <w:b/>
+          <w:bCs/>
+          <w:sz w:val="24"/>
+          <w:szCs w:val="24"/>
+        </w:rPr>
+        <w:t>Responsive</w:t>
+      </w:r>
+    </w:p>
+    <w:p>
+      <w:pPr>
+        <w:pBdr>
+          <w:left w:val="dashed" w:sz="4" w:space="0" w:color="AAAAAA"/>
+          <w:right w:val="dashed" w:sz="4" w:space="0" w:color="AAAAAA"/>
+        </w:pBdr>
+        <w:shd w:val="clear" w:color="auto" w:fill="F2F2F2"/>
+        <w:ind w:left="200" w:right="200"/>
+        <w:rPr>
+          <w:rFonts w:ascii="Times New Roman" w:hAnsi="Times New Roman" w:cs="Times New Roman"/>
+        </w:rPr>
+      </w:pPr>
+      <w:r>
+        <w:rPr>
+          <w:rFonts w:ascii="Times New Roman" w:hAnsi="Times New Roman" w:cs="Times New Roman"/>
+        </w:rPr>
+        <w:drawing>
+          <wp:inline distT="0" distB="0" distL="0" distR="0" wp14:anchorId="2692FA3E" wp14:editId="6F96EFC4">
+            <wp:extent cx="2949196" cy="6439458"/>
+            <wp:effectExtent l="0" t="0" r="3810" b="0"/>
+            <wp:docPr id="1247821111" name="Picture 1"/>
+            <wp:cNvGraphicFramePr>
+              <a:graphicFrameLocks xmlns:a="http://schemas.openxmlformats.org/drawingml/2006/main" noChangeAspect="1"/>
+            </wp:cNvGraphicFramePr>
+            <a:graphic xmlns:a="http://schemas.openxmlformats.org/drawingml/2006/main">
+              <a:graphicData uri="http://schemas.openxmlformats.org/drawingml/2006/picture">
+                <pic:pic xmlns:pic="http://schemas.openxmlformats.org/drawingml/2006/picture">
+                  <pic:nvPicPr>
+                    <pic:cNvPr id="1247821111" name=""/>
+                    <pic:cNvPicPr/>
+                  </pic:nvPicPr>
+                  <pic:blipFill>
+                    <a:blip r:embed="rId11"/>
+                    <a:stretch>
+                      <a:fillRect/>
+                    </a:stretch>
+                  </pic:blipFill>
+                  <pic:spPr>
+                    <a:xfrm>
+                      <a:off x="0" y="0"/>
+                      <a:ext cx="2949196" cy="6439458"/>
+                    </a:xfrm>
+                    <a:prstGeom prst="rect">
+                      <a:avLst/>
+                    </a:prstGeom>
+                  </pic:spPr>
+                </pic:pic>
+              </a:graphicData>
+            </a:graphic>
+          </wp:inline>
+        </w:drawing>
+      </w:r>
+    </w:p>
+    <w:p>
+      <w:pPr>
+        <w:spacing w:before="400" w:after="200"/>
         <w:rPr>
           <w:rFonts w:ascii="Times New Roman" w:eastAsia="Calibri" w:hAnsi="Times New Roman" w:cs="Times New Roman"/>
           <w:b/>
@@ -1115,7 +1663,10 @@
           <w:szCs w:val="28"/>
         </w:rPr>
       </w:pPr>
-      <w:r>
+    </w:p>
+    <w:p>
+      <w:pPr>
+        <w:spacing w:before="400" w:after="200"/>
         <w:rPr>
           <w:rFonts w:ascii="Times New Roman" w:eastAsia="Calibri" w:hAnsi="Times New Roman" w:cs="Times New Roman"/>
           <w:b/>
@@ -1123,8 +1674,7 @@
           <w:sz w:val="28"/>
           <w:szCs w:val="28"/>
         </w:rPr>
-        <w:br w:type="page"/>
-      </w:r>
+      </w:pPr>
     </w:p>
     <w:p>
       <w:pPr>
@@ -1137,7 +1687,10 @@
           <w:szCs w:val="28"/>
         </w:rPr>
       </w:pPr>
-      <w:r>
+    </w:p>
+    <w:p>
+      <w:pPr>
+        <w:spacing w:before="400" w:after="200"/>
         <w:rPr>
           <w:rFonts w:ascii="Times New Roman" w:eastAsia="Calibri" w:hAnsi="Times New Roman" w:cs="Times New Roman"/>
           <w:b/>
@@ -1145,9 +1698,33 @@
           <w:sz w:val="28"/>
           <w:szCs w:val="28"/>
         </w:rPr>
+      </w:pPr>
+    </w:p>
+    <w:p>
+      <w:pPr>
+        <w:spacing w:before="400" w:after="200"/>
+        <w:rPr>
+          <w:rFonts w:ascii="Times New Roman" w:eastAsia="Calibri" w:hAnsi="Times New Roman" w:cs="Times New Roman"/>
+          <w:b/>
+          <w:bCs/>
+          <w:sz w:val="28"/>
+          <w:szCs w:val="28"/>
+          <w:lang w:val="en-US"/>
+        </w:rPr>
+      </w:pPr>
+      <w:r>
+        <w:rPr>
+          <w:rFonts w:ascii="Times New Roman" w:eastAsia="Calibri" w:hAnsi="Times New Roman" w:cs="Times New Roman"/>
+          <w:b/>
+          <w:bCs/>
+          <w:sz w:val="28"/>
+          <w:szCs w:val="28"/>
+          <w:lang w:val="en-US"/>
+        </w:rPr>
         <w:lastRenderedPageBreak/>
         <w:t xml:space="preserve">2. </w:t>
       </w:r>
+      <w:proofErr w:type="spellStart"/>
       <w:r>
         <w:rPr>
           <w:rFonts w:ascii="Times New Roman" w:eastAsia="Calibri" w:hAnsi="Times New Roman" w:cs="Times New Roman"/>
@@ -1155,12 +1732,1401 @@
           <w:bCs/>
           <w:sz w:val="28"/>
           <w:szCs w:val="28"/>
+          <w:lang w:val="en-US"/>
+        </w:rPr>
+        <w:t>Poin-Poin</w:t>
+      </w:r>
+      <w:proofErr w:type="spellEnd"/>
+      <w:r>
+        <w:rPr>
+          <w:rFonts w:ascii="Times New Roman" w:eastAsia="Calibri" w:hAnsi="Times New Roman" w:cs="Times New Roman"/>
+          <w:b/>
+          <w:bCs/>
+          <w:sz w:val="28"/>
+          <w:szCs w:val="28"/>
+          <w:lang w:val="en-US"/>
+        </w:rPr>
+        <w:t xml:space="preserve"> Utama </w:t>
+      </w:r>
+      <w:proofErr w:type="spellStart"/>
+      <w:r>
+        <w:rPr>
+          <w:rFonts w:ascii="Times New Roman" w:eastAsia="Calibri" w:hAnsi="Times New Roman" w:cs="Times New Roman"/>
+          <w:b/>
+          <w:bCs/>
+          <w:sz w:val="28"/>
+          <w:szCs w:val="28"/>
+          <w:lang w:val="en-US"/>
         </w:rPr>
         <w:t>Pembahasan</w:t>
       </w:r>
+      <w:proofErr w:type="spellEnd"/>
     </w:p>
     <w:p>
       <w:pPr>
+        <w:numPr>
+          <w:ilvl w:val="0"/>
+          <w:numId w:val="5"/>
+        </w:numPr>
+        <w:spacing w:before="400" w:after="200"/>
+        <w:rPr>
+          <w:rFonts w:ascii="Times New Roman" w:eastAsia="Calibri" w:hAnsi="Times New Roman" w:cs="Times New Roman"/>
+          <w:sz w:val="24"/>
+          <w:szCs w:val="24"/>
+          <w:lang w:val="en-US"/>
+        </w:rPr>
+      </w:pPr>
+      <w:proofErr w:type="spellStart"/>
+      <w:r>
+        <w:rPr>
+          <w:rFonts w:ascii="Times New Roman" w:eastAsia="Calibri" w:hAnsi="Times New Roman" w:cs="Times New Roman"/>
+          <w:sz w:val="24"/>
+          <w:szCs w:val="24"/>
+          <w:lang w:val="en-US"/>
+        </w:rPr>
+        <w:t>Struktur</w:t>
+      </w:r>
+      <w:proofErr w:type="spellEnd"/>
+      <w:r>
+        <w:rPr>
+          <w:rFonts w:ascii="Times New Roman" w:eastAsia="Calibri" w:hAnsi="Times New Roman" w:cs="Times New Roman"/>
+          <w:sz w:val="24"/>
+          <w:szCs w:val="24"/>
+          <w:lang w:val="en-US"/>
+        </w:rPr>
+        <w:t xml:space="preserve"> HTML: </w:t>
+      </w:r>
+      <w:proofErr w:type="spellStart"/>
+      <w:r>
+        <w:rPr>
+          <w:rFonts w:ascii="Times New Roman" w:eastAsia="Calibri" w:hAnsi="Times New Roman" w:cs="Times New Roman"/>
+          <w:sz w:val="24"/>
+          <w:szCs w:val="24"/>
+          <w:lang w:val="en-US"/>
+        </w:rPr>
+        <w:t>Menggunakan</w:t>
+      </w:r>
+      <w:proofErr w:type="spellEnd"/>
+      <w:r>
+        <w:rPr>
+          <w:rFonts w:ascii="Times New Roman" w:eastAsia="Calibri" w:hAnsi="Times New Roman" w:cs="Times New Roman"/>
+          <w:sz w:val="24"/>
+          <w:szCs w:val="24"/>
+          <w:lang w:val="en-US"/>
+        </w:rPr>
+        <w:t xml:space="preserve"> </w:t>
+      </w:r>
+      <w:proofErr w:type="spellStart"/>
+      <w:r>
+        <w:rPr>
+          <w:rFonts w:ascii="Times New Roman" w:eastAsia="Calibri" w:hAnsi="Times New Roman" w:cs="Times New Roman"/>
+          <w:sz w:val="24"/>
+          <w:szCs w:val="24"/>
+          <w:lang w:val="en-US"/>
+        </w:rPr>
+        <w:t>elemen</w:t>
+      </w:r>
+      <w:proofErr w:type="spellEnd"/>
+      <w:r>
+        <w:rPr>
+          <w:rFonts w:ascii="Times New Roman" w:eastAsia="Calibri" w:hAnsi="Times New Roman" w:cs="Times New Roman"/>
+          <w:sz w:val="24"/>
+          <w:szCs w:val="24"/>
+          <w:lang w:val="en-US"/>
+        </w:rPr>
+        <w:t xml:space="preserve"> </w:t>
+      </w:r>
+      <w:proofErr w:type="spellStart"/>
+      <w:r>
+        <w:rPr>
+          <w:rFonts w:ascii="Times New Roman" w:eastAsia="Calibri" w:hAnsi="Times New Roman" w:cs="Times New Roman"/>
+          <w:sz w:val="24"/>
+          <w:szCs w:val="24"/>
+          <w:lang w:val="en-US"/>
+        </w:rPr>
+        <w:t>semantik</w:t>
+      </w:r>
+      <w:proofErr w:type="spellEnd"/>
+      <w:r>
+        <w:rPr>
+          <w:rFonts w:ascii="Times New Roman" w:eastAsia="Calibri" w:hAnsi="Times New Roman" w:cs="Times New Roman"/>
+          <w:sz w:val="24"/>
+          <w:szCs w:val="24"/>
+          <w:lang w:val="en-US"/>
+        </w:rPr>
+        <w:t xml:space="preserve"> (&lt;header&gt;, &lt;nav&gt;, &lt;aside&gt;, &lt;main&gt;, &lt;footer&gt;) </w:t>
+      </w:r>
+      <w:proofErr w:type="spellStart"/>
+      <w:r>
+        <w:rPr>
+          <w:rFonts w:ascii="Times New Roman" w:eastAsia="Calibri" w:hAnsi="Times New Roman" w:cs="Times New Roman"/>
+          <w:sz w:val="24"/>
+          <w:szCs w:val="24"/>
+          <w:lang w:val="en-US"/>
+        </w:rPr>
+        <w:t>untuk</w:t>
+      </w:r>
+      <w:proofErr w:type="spellEnd"/>
+      <w:r>
+        <w:rPr>
+          <w:rFonts w:ascii="Times New Roman" w:eastAsia="Calibri" w:hAnsi="Times New Roman" w:cs="Times New Roman"/>
+          <w:sz w:val="24"/>
+          <w:szCs w:val="24"/>
+          <w:lang w:val="en-US"/>
+        </w:rPr>
+        <w:t xml:space="preserve"> </w:t>
+      </w:r>
+      <w:proofErr w:type="spellStart"/>
+      <w:r>
+        <w:rPr>
+          <w:rFonts w:ascii="Times New Roman" w:eastAsia="Calibri" w:hAnsi="Times New Roman" w:cs="Times New Roman"/>
+          <w:sz w:val="24"/>
+          <w:szCs w:val="24"/>
+          <w:lang w:val="en-US"/>
+        </w:rPr>
+        <w:t>struktur</w:t>
+      </w:r>
+      <w:proofErr w:type="spellEnd"/>
+      <w:r>
+        <w:rPr>
+          <w:rFonts w:ascii="Times New Roman" w:eastAsia="Calibri" w:hAnsi="Times New Roman" w:cs="Times New Roman"/>
+          <w:sz w:val="24"/>
+          <w:szCs w:val="24"/>
+          <w:lang w:val="en-US"/>
+        </w:rPr>
+        <w:t xml:space="preserve"> SEO-friendly dan </w:t>
+      </w:r>
+      <w:proofErr w:type="spellStart"/>
+      <w:r>
+        <w:rPr>
+          <w:rFonts w:ascii="Times New Roman" w:eastAsia="Calibri" w:hAnsi="Times New Roman" w:cs="Times New Roman"/>
+          <w:sz w:val="24"/>
+          <w:szCs w:val="24"/>
+          <w:lang w:val="en-US"/>
+        </w:rPr>
+        <w:t>ramah</w:t>
+      </w:r>
+      <w:proofErr w:type="spellEnd"/>
+      <w:r>
+        <w:rPr>
+          <w:rFonts w:ascii="Times New Roman" w:eastAsia="Calibri" w:hAnsi="Times New Roman" w:cs="Times New Roman"/>
+          <w:sz w:val="24"/>
+          <w:szCs w:val="24"/>
+          <w:lang w:val="en-US"/>
+        </w:rPr>
+        <w:t xml:space="preserve"> </w:t>
+      </w:r>
+      <w:proofErr w:type="spellStart"/>
+      <w:r>
+        <w:rPr>
+          <w:rFonts w:ascii="Times New Roman" w:eastAsia="Calibri" w:hAnsi="Times New Roman" w:cs="Times New Roman"/>
+          <w:sz w:val="24"/>
+          <w:szCs w:val="24"/>
+          <w:lang w:val="en-US"/>
+        </w:rPr>
+        <w:t>aksesibilitas</w:t>
+      </w:r>
+      <w:proofErr w:type="spellEnd"/>
+      <w:r>
+        <w:rPr>
+          <w:rFonts w:ascii="Times New Roman" w:eastAsia="Calibri" w:hAnsi="Times New Roman" w:cs="Times New Roman"/>
+          <w:sz w:val="24"/>
+          <w:szCs w:val="24"/>
+          <w:lang w:val="en-US"/>
+        </w:rPr>
+        <w:t>.</w:t>
+      </w:r>
+    </w:p>
+    <w:p>
+      <w:pPr>
+        <w:numPr>
+          <w:ilvl w:val="0"/>
+          <w:numId w:val="5"/>
+        </w:numPr>
+        <w:spacing w:before="400" w:after="200"/>
+        <w:rPr>
+          <w:rFonts w:ascii="Times New Roman" w:eastAsia="Calibri" w:hAnsi="Times New Roman" w:cs="Times New Roman"/>
+          <w:sz w:val="24"/>
+          <w:szCs w:val="24"/>
+          <w:lang w:val="en-US"/>
+        </w:rPr>
+      </w:pPr>
+      <w:proofErr w:type="spellStart"/>
+      <w:r>
+        <w:rPr>
+          <w:rFonts w:ascii="Times New Roman" w:eastAsia="Calibri" w:hAnsi="Times New Roman" w:cs="Times New Roman"/>
+          <w:sz w:val="24"/>
+          <w:szCs w:val="24"/>
+          <w:lang w:val="en-US"/>
+        </w:rPr>
+        <w:t>Implementasi</w:t>
+      </w:r>
+      <w:proofErr w:type="spellEnd"/>
+      <w:r>
+        <w:rPr>
+          <w:rFonts w:ascii="Times New Roman" w:eastAsia="Calibri" w:hAnsi="Times New Roman" w:cs="Times New Roman"/>
+          <w:sz w:val="24"/>
+          <w:szCs w:val="24"/>
+          <w:lang w:val="en-US"/>
+        </w:rPr>
+        <w:t xml:space="preserve"> CSS: </w:t>
+      </w:r>
+      <w:proofErr w:type="spellStart"/>
+      <w:r>
+        <w:rPr>
+          <w:rFonts w:ascii="Times New Roman" w:eastAsia="Calibri" w:hAnsi="Times New Roman" w:cs="Times New Roman"/>
+          <w:sz w:val="24"/>
+          <w:szCs w:val="24"/>
+          <w:lang w:val="en-US"/>
+        </w:rPr>
+        <w:t>Memanfaatkan</w:t>
+      </w:r>
+      <w:proofErr w:type="spellEnd"/>
+      <w:r>
+        <w:rPr>
+          <w:rFonts w:ascii="Times New Roman" w:eastAsia="Calibri" w:hAnsi="Times New Roman" w:cs="Times New Roman"/>
+          <w:sz w:val="24"/>
+          <w:szCs w:val="24"/>
+          <w:lang w:val="en-US"/>
+        </w:rPr>
+        <w:t xml:space="preserve"> CSS Variables </w:t>
+      </w:r>
+      <w:proofErr w:type="gramStart"/>
+      <w:r>
+        <w:rPr>
+          <w:rFonts w:ascii="Times New Roman" w:eastAsia="Calibri" w:hAnsi="Times New Roman" w:cs="Times New Roman"/>
+          <w:sz w:val="24"/>
+          <w:szCs w:val="24"/>
+          <w:lang w:val="en-US"/>
+        </w:rPr>
+        <w:t>(:root</w:t>
+      </w:r>
+      <w:proofErr w:type="gramEnd"/>
+      <w:r>
+        <w:rPr>
+          <w:rFonts w:ascii="Times New Roman" w:eastAsia="Calibri" w:hAnsi="Times New Roman" w:cs="Times New Roman"/>
+          <w:sz w:val="24"/>
+          <w:szCs w:val="24"/>
+          <w:lang w:val="en-US"/>
+        </w:rPr>
+        <w:t xml:space="preserve">), Flexbox, CSS Grid, Box Model, </w:t>
+      </w:r>
+      <w:proofErr w:type="spellStart"/>
+      <w:r>
+        <w:rPr>
+          <w:rFonts w:ascii="Times New Roman" w:eastAsia="Calibri" w:hAnsi="Times New Roman" w:cs="Times New Roman"/>
+          <w:sz w:val="24"/>
+          <w:szCs w:val="24"/>
+          <w:lang w:val="en-US"/>
+        </w:rPr>
+        <w:t>serta</w:t>
+      </w:r>
+      <w:proofErr w:type="spellEnd"/>
+      <w:r>
+        <w:rPr>
+          <w:rFonts w:ascii="Times New Roman" w:eastAsia="Calibri" w:hAnsi="Times New Roman" w:cs="Times New Roman"/>
+          <w:sz w:val="24"/>
+          <w:szCs w:val="24"/>
+          <w:lang w:val="en-US"/>
+        </w:rPr>
+        <w:t xml:space="preserve"> </w:t>
+      </w:r>
+      <w:proofErr w:type="spellStart"/>
+      <w:r>
+        <w:rPr>
+          <w:rFonts w:ascii="Times New Roman" w:eastAsia="Calibri" w:hAnsi="Times New Roman" w:cs="Times New Roman"/>
+          <w:sz w:val="24"/>
+          <w:szCs w:val="24"/>
+          <w:lang w:val="en-US"/>
+        </w:rPr>
+        <w:t>kombinasi</w:t>
+      </w:r>
+      <w:proofErr w:type="spellEnd"/>
+      <w:r>
+        <w:rPr>
+          <w:rFonts w:ascii="Times New Roman" w:eastAsia="Calibri" w:hAnsi="Times New Roman" w:cs="Times New Roman"/>
+          <w:sz w:val="24"/>
+          <w:szCs w:val="24"/>
+          <w:lang w:val="en-US"/>
+        </w:rPr>
+        <w:t xml:space="preserve"> </w:t>
+      </w:r>
+      <w:proofErr w:type="spellStart"/>
+      <w:r>
+        <w:rPr>
+          <w:rFonts w:ascii="Times New Roman" w:eastAsia="Calibri" w:hAnsi="Times New Roman" w:cs="Times New Roman"/>
+          <w:sz w:val="24"/>
+          <w:szCs w:val="24"/>
+          <w:lang w:val="en-US"/>
+        </w:rPr>
+        <w:t>warna</w:t>
+      </w:r>
+      <w:proofErr w:type="spellEnd"/>
+      <w:r>
+        <w:rPr>
+          <w:rFonts w:ascii="Times New Roman" w:eastAsia="Calibri" w:hAnsi="Times New Roman" w:cs="Times New Roman"/>
+          <w:sz w:val="24"/>
+          <w:szCs w:val="24"/>
+          <w:lang w:val="en-US"/>
+        </w:rPr>
+        <w:t xml:space="preserve"> gradient &amp; shadow. </w:t>
+      </w:r>
+    </w:p>
+    <w:p>
+      <w:pPr>
+        <w:numPr>
+          <w:ilvl w:val="0"/>
+          <w:numId w:val="5"/>
+        </w:numPr>
+        <w:spacing w:before="400" w:after="200"/>
+        <w:rPr>
+          <w:rFonts w:ascii="Times New Roman" w:eastAsia="Calibri" w:hAnsi="Times New Roman" w:cs="Times New Roman"/>
+          <w:sz w:val="24"/>
+          <w:szCs w:val="24"/>
+          <w:lang w:val="en-US"/>
+        </w:rPr>
+      </w:pPr>
+      <w:proofErr w:type="spellStart"/>
+      <w:r>
+        <w:rPr>
+          <w:rFonts w:ascii="Times New Roman" w:eastAsia="Calibri" w:hAnsi="Times New Roman" w:cs="Times New Roman"/>
+          <w:sz w:val="24"/>
+          <w:szCs w:val="24"/>
+          <w:lang w:val="en-US"/>
+        </w:rPr>
+        <w:t>Interaktivitas</w:t>
+      </w:r>
+      <w:proofErr w:type="spellEnd"/>
+      <w:r>
+        <w:rPr>
+          <w:rFonts w:ascii="Times New Roman" w:eastAsia="Calibri" w:hAnsi="Times New Roman" w:cs="Times New Roman"/>
+          <w:sz w:val="24"/>
+          <w:szCs w:val="24"/>
+          <w:lang w:val="en-US"/>
+        </w:rPr>
+        <w:t xml:space="preserve"> JavaScript: </w:t>
+      </w:r>
+      <w:proofErr w:type="spellStart"/>
+      <w:r>
+        <w:rPr>
+          <w:rFonts w:ascii="Times New Roman" w:eastAsia="Calibri" w:hAnsi="Times New Roman" w:cs="Times New Roman"/>
+          <w:sz w:val="24"/>
+          <w:szCs w:val="24"/>
+          <w:lang w:val="en-US"/>
+        </w:rPr>
+        <w:t>Menambahkan</w:t>
+      </w:r>
+      <w:proofErr w:type="spellEnd"/>
+      <w:r>
+        <w:rPr>
+          <w:rFonts w:ascii="Times New Roman" w:eastAsia="Calibri" w:hAnsi="Times New Roman" w:cs="Times New Roman"/>
+          <w:sz w:val="24"/>
+          <w:szCs w:val="24"/>
+          <w:lang w:val="en-US"/>
+        </w:rPr>
+        <w:t xml:space="preserve"> </w:t>
+      </w:r>
+      <w:r>
+        <w:rPr>
+          <w:rFonts w:ascii="Times New Roman" w:eastAsia="Calibri" w:hAnsi="Times New Roman" w:cs="Times New Roman"/>
+          <w:i/>
+          <w:iCs/>
+          <w:sz w:val="24"/>
+          <w:szCs w:val="24"/>
+          <w:lang w:val="en-US"/>
+        </w:rPr>
+        <w:t>smooth scrolling</w:t>
+      </w:r>
+      <w:r>
+        <w:rPr>
+          <w:rFonts w:ascii="Times New Roman" w:eastAsia="Calibri" w:hAnsi="Times New Roman" w:cs="Times New Roman"/>
+          <w:sz w:val="24"/>
+          <w:szCs w:val="24"/>
+          <w:lang w:val="en-US"/>
+        </w:rPr>
+        <w:t xml:space="preserve">, </w:t>
+      </w:r>
+      <w:proofErr w:type="spellStart"/>
+      <w:r>
+        <w:rPr>
+          <w:rFonts w:ascii="Times New Roman" w:eastAsia="Calibri" w:hAnsi="Times New Roman" w:cs="Times New Roman"/>
+          <w:sz w:val="24"/>
+          <w:szCs w:val="24"/>
+          <w:lang w:val="en-US"/>
+        </w:rPr>
+        <w:t>penanda</w:t>
+      </w:r>
+      <w:proofErr w:type="spellEnd"/>
+      <w:r>
+        <w:rPr>
+          <w:rFonts w:ascii="Times New Roman" w:eastAsia="Calibri" w:hAnsi="Times New Roman" w:cs="Times New Roman"/>
+          <w:sz w:val="24"/>
+          <w:szCs w:val="24"/>
+          <w:lang w:val="en-US"/>
+        </w:rPr>
+        <w:t xml:space="preserve"> menu </w:t>
+      </w:r>
+      <w:proofErr w:type="spellStart"/>
+      <w:r>
+        <w:rPr>
+          <w:rFonts w:ascii="Times New Roman" w:eastAsia="Calibri" w:hAnsi="Times New Roman" w:cs="Times New Roman"/>
+          <w:sz w:val="24"/>
+          <w:szCs w:val="24"/>
+          <w:lang w:val="en-US"/>
+        </w:rPr>
+        <w:t>aktif</w:t>
+      </w:r>
+      <w:proofErr w:type="spellEnd"/>
+      <w:r>
+        <w:rPr>
+          <w:rFonts w:ascii="Times New Roman" w:eastAsia="Calibri" w:hAnsi="Times New Roman" w:cs="Times New Roman"/>
+          <w:sz w:val="24"/>
+          <w:szCs w:val="24"/>
+          <w:lang w:val="en-US"/>
+        </w:rPr>
+        <w:t xml:space="preserve"> </w:t>
+      </w:r>
+      <w:proofErr w:type="spellStart"/>
+      <w:r>
+        <w:rPr>
+          <w:rFonts w:ascii="Times New Roman" w:eastAsia="Calibri" w:hAnsi="Times New Roman" w:cs="Times New Roman"/>
+          <w:sz w:val="24"/>
+          <w:szCs w:val="24"/>
+          <w:lang w:val="en-US"/>
+        </w:rPr>
+        <w:t>saat</w:t>
+      </w:r>
+      <w:proofErr w:type="spellEnd"/>
+      <w:r>
+        <w:rPr>
+          <w:rFonts w:ascii="Times New Roman" w:eastAsia="Calibri" w:hAnsi="Times New Roman" w:cs="Times New Roman"/>
+          <w:sz w:val="24"/>
+          <w:szCs w:val="24"/>
+          <w:lang w:val="en-US"/>
+        </w:rPr>
+        <w:t xml:space="preserve"> di-scroll (</w:t>
+      </w:r>
+      <w:r>
+        <w:rPr>
+          <w:rFonts w:ascii="Times New Roman" w:eastAsia="Calibri" w:hAnsi="Times New Roman" w:cs="Times New Roman"/>
+          <w:i/>
+          <w:iCs/>
+          <w:sz w:val="24"/>
+          <w:szCs w:val="24"/>
+          <w:lang w:val="en-US"/>
+        </w:rPr>
+        <w:t>active navigation tracking</w:t>
+      </w:r>
+      <w:r>
+        <w:rPr>
+          <w:rFonts w:ascii="Times New Roman" w:eastAsia="Calibri" w:hAnsi="Times New Roman" w:cs="Times New Roman"/>
+          <w:sz w:val="24"/>
+          <w:szCs w:val="24"/>
+          <w:lang w:val="en-US"/>
+        </w:rPr>
+        <w:t xml:space="preserve">), </w:t>
+      </w:r>
+      <w:proofErr w:type="spellStart"/>
+      <w:r>
+        <w:rPr>
+          <w:rFonts w:ascii="Times New Roman" w:eastAsia="Calibri" w:hAnsi="Times New Roman" w:cs="Times New Roman"/>
+          <w:sz w:val="24"/>
+          <w:szCs w:val="24"/>
+          <w:lang w:val="en-US"/>
+        </w:rPr>
+        <w:t>efek</w:t>
+      </w:r>
+      <w:proofErr w:type="spellEnd"/>
+      <w:r>
+        <w:rPr>
+          <w:rFonts w:ascii="Times New Roman" w:eastAsia="Calibri" w:hAnsi="Times New Roman" w:cs="Times New Roman"/>
+          <w:sz w:val="24"/>
+          <w:szCs w:val="24"/>
+          <w:lang w:val="en-US"/>
+        </w:rPr>
+        <w:t xml:space="preserve"> </w:t>
+      </w:r>
+      <w:r>
+        <w:rPr>
+          <w:rFonts w:ascii="Times New Roman" w:eastAsia="Calibri" w:hAnsi="Times New Roman" w:cs="Times New Roman"/>
+          <w:i/>
+          <w:iCs/>
+          <w:sz w:val="24"/>
+          <w:szCs w:val="24"/>
+          <w:lang w:val="en-US"/>
+        </w:rPr>
+        <w:t>scroll reveal</w:t>
+      </w:r>
+      <w:r>
+        <w:rPr>
+          <w:rFonts w:ascii="Times New Roman" w:eastAsia="Calibri" w:hAnsi="Times New Roman" w:cs="Times New Roman"/>
+          <w:sz w:val="24"/>
+          <w:szCs w:val="24"/>
+          <w:lang w:val="en-US"/>
+        </w:rPr>
+        <w:t xml:space="preserve">, dan </w:t>
+      </w:r>
+      <w:proofErr w:type="spellStart"/>
+      <w:r>
+        <w:rPr>
+          <w:rFonts w:ascii="Times New Roman" w:eastAsia="Calibri" w:hAnsi="Times New Roman" w:cs="Times New Roman"/>
+          <w:sz w:val="24"/>
+          <w:szCs w:val="24"/>
+          <w:lang w:val="en-US"/>
+        </w:rPr>
+        <w:t>tombol</w:t>
+      </w:r>
+      <w:proofErr w:type="spellEnd"/>
+      <w:r>
+        <w:rPr>
+          <w:rFonts w:ascii="Times New Roman" w:eastAsia="Calibri" w:hAnsi="Times New Roman" w:cs="Times New Roman"/>
+          <w:sz w:val="24"/>
+          <w:szCs w:val="24"/>
+          <w:lang w:val="en-US"/>
+        </w:rPr>
+        <w:t xml:space="preserve"> </w:t>
+      </w:r>
+      <w:r>
+        <w:rPr>
+          <w:rFonts w:ascii="Times New Roman" w:eastAsia="Calibri" w:hAnsi="Times New Roman" w:cs="Times New Roman"/>
+          <w:i/>
+          <w:iCs/>
+          <w:sz w:val="24"/>
+          <w:szCs w:val="24"/>
+          <w:lang w:val="en-US"/>
+        </w:rPr>
+        <w:t>back-to-top</w:t>
+      </w:r>
+      <w:r>
+        <w:rPr>
+          <w:rFonts w:ascii="Times New Roman" w:eastAsia="Calibri" w:hAnsi="Times New Roman" w:cs="Times New Roman"/>
+          <w:sz w:val="24"/>
+          <w:szCs w:val="24"/>
+          <w:lang w:val="en-US"/>
+        </w:rPr>
+        <w:t xml:space="preserve">. </w:t>
+      </w:r>
+    </w:p>
+    <w:p>
+      <w:pPr>
+        <w:numPr>
+          <w:ilvl w:val="0"/>
+          <w:numId w:val="5"/>
+        </w:numPr>
+        <w:spacing w:before="400" w:after="200"/>
+        <w:rPr>
+          <w:rFonts w:ascii="Times New Roman" w:eastAsia="Calibri" w:hAnsi="Times New Roman" w:cs="Times New Roman"/>
+          <w:sz w:val="24"/>
+          <w:szCs w:val="24"/>
+          <w:lang w:val="en-US"/>
+        </w:rPr>
+      </w:pPr>
+      <w:r>
+        <w:rPr>
+          <w:rFonts w:ascii="Times New Roman" w:eastAsia="Calibri" w:hAnsi="Times New Roman" w:cs="Times New Roman"/>
+          <w:sz w:val="24"/>
+          <w:szCs w:val="24"/>
+          <w:lang w:val="en-US"/>
+        </w:rPr>
+        <w:t xml:space="preserve">Responsive Design: </w:t>
+      </w:r>
+      <w:proofErr w:type="spellStart"/>
+      <w:r>
+        <w:rPr>
+          <w:rFonts w:ascii="Times New Roman" w:eastAsia="Calibri" w:hAnsi="Times New Roman" w:cs="Times New Roman"/>
+          <w:sz w:val="24"/>
+          <w:szCs w:val="24"/>
+          <w:lang w:val="en-US"/>
+        </w:rPr>
+        <w:t>Menerapkan</w:t>
+      </w:r>
+      <w:proofErr w:type="spellEnd"/>
+      <w:r>
+        <w:rPr>
+          <w:rFonts w:ascii="Times New Roman" w:eastAsia="Calibri" w:hAnsi="Times New Roman" w:cs="Times New Roman"/>
+          <w:sz w:val="24"/>
+          <w:szCs w:val="24"/>
+          <w:lang w:val="en-US"/>
+        </w:rPr>
+        <w:t xml:space="preserve"> </w:t>
+      </w:r>
+      <w:proofErr w:type="spellStart"/>
+      <w:r>
+        <w:rPr>
+          <w:rFonts w:ascii="Times New Roman" w:eastAsia="Calibri" w:hAnsi="Times New Roman" w:cs="Times New Roman"/>
+          <w:sz w:val="24"/>
+          <w:szCs w:val="24"/>
+          <w:lang w:val="en-US"/>
+        </w:rPr>
+        <w:t>pendekatan</w:t>
+      </w:r>
+      <w:proofErr w:type="spellEnd"/>
+      <w:r>
+        <w:rPr>
+          <w:rFonts w:ascii="Times New Roman" w:eastAsia="Calibri" w:hAnsi="Times New Roman" w:cs="Times New Roman"/>
+          <w:sz w:val="24"/>
+          <w:szCs w:val="24"/>
+          <w:lang w:val="en-US"/>
+        </w:rPr>
+        <w:t xml:space="preserve"> </w:t>
+      </w:r>
+      <w:r>
+        <w:rPr>
+          <w:rFonts w:ascii="Times New Roman" w:eastAsia="Calibri" w:hAnsi="Times New Roman" w:cs="Times New Roman"/>
+          <w:i/>
+          <w:iCs/>
+          <w:sz w:val="24"/>
+          <w:szCs w:val="24"/>
+          <w:lang w:val="en-US"/>
+        </w:rPr>
+        <w:t>mobile-first</w:t>
+      </w:r>
+      <w:r>
+        <w:rPr>
+          <w:rFonts w:ascii="Times New Roman" w:eastAsia="Calibri" w:hAnsi="Times New Roman" w:cs="Times New Roman"/>
+          <w:sz w:val="24"/>
+          <w:szCs w:val="24"/>
+          <w:lang w:val="en-US"/>
+        </w:rPr>
+        <w:t xml:space="preserve"> </w:t>
+      </w:r>
+      <w:proofErr w:type="spellStart"/>
+      <w:r>
+        <w:rPr>
+          <w:rFonts w:ascii="Times New Roman" w:eastAsia="Calibri" w:hAnsi="Times New Roman" w:cs="Times New Roman"/>
+          <w:sz w:val="24"/>
+          <w:szCs w:val="24"/>
+          <w:lang w:val="en-US"/>
+        </w:rPr>
+        <w:t>menggunakan</w:t>
+      </w:r>
+      <w:proofErr w:type="spellEnd"/>
+      <w:r>
+        <w:rPr>
+          <w:rFonts w:ascii="Times New Roman" w:eastAsia="Calibri" w:hAnsi="Times New Roman" w:cs="Times New Roman"/>
+          <w:sz w:val="24"/>
+          <w:szCs w:val="24"/>
+          <w:lang w:val="en-US"/>
+        </w:rPr>
+        <w:t xml:space="preserve"> </w:t>
+      </w:r>
+      <w:r>
+        <w:rPr>
+          <w:rFonts w:ascii="Times New Roman" w:eastAsia="Calibri" w:hAnsi="Times New Roman" w:cs="Times New Roman"/>
+          <w:i/>
+          <w:iCs/>
+          <w:sz w:val="24"/>
+          <w:szCs w:val="24"/>
+          <w:lang w:val="en-US"/>
+        </w:rPr>
+        <w:t>media queries</w:t>
+      </w:r>
+      <w:r>
+        <w:rPr>
+          <w:rFonts w:ascii="Times New Roman" w:eastAsia="Calibri" w:hAnsi="Times New Roman" w:cs="Times New Roman"/>
+          <w:sz w:val="24"/>
+          <w:szCs w:val="24"/>
+          <w:lang w:val="en-US"/>
+        </w:rPr>
+        <w:t xml:space="preserve"> dan </w:t>
+      </w:r>
+      <w:r>
+        <w:rPr>
+          <w:rFonts w:ascii="Times New Roman" w:eastAsia="Calibri" w:hAnsi="Times New Roman" w:cs="Times New Roman"/>
+          <w:i/>
+          <w:iCs/>
+          <w:sz w:val="24"/>
+          <w:szCs w:val="24"/>
+          <w:lang w:val="en-US"/>
+        </w:rPr>
+        <w:t>viewport meta tag</w:t>
+      </w:r>
+      <w:r>
+        <w:rPr>
+          <w:rFonts w:ascii="Times New Roman" w:eastAsia="Calibri" w:hAnsi="Times New Roman" w:cs="Times New Roman"/>
+          <w:sz w:val="24"/>
+          <w:szCs w:val="24"/>
+          <w:lang w:val="en-US"/>
+        </w:rPr>
+        <w:t xml:space="preserve"> agar </w:t>
+      </w:r>
+      <w:proofErr w:type="spellStart"/>
+      <w:r>
+        <w:rPr>
+          <w:rFonts w:ascii="Times New Roman" w:eastAsia="Calibri" w:hAnsi="Times New Roman" w:cs="Times New Roman"/>
+          <w:sz w:val="24"/>
+          <w:szCs w:val="24"/>
+          <w:lang w:val="en-US"/>
+        </w:rPr>
+        <w:t>rapi</w:t>
+      </w:r>
+      <w:proofErr w:type="spellEnd"/>
+      <w:r>
+        <w:rPr>
+          <w:rFonts w:ascii="Times New Roman" w:eastAsia="Calibri" w:hAnsi="Times New Roman" w:cs="Times New Roman"/>
+          <w:sz w:val="24"/>
+          <w:szCs w:val="24"/>
+          <w:lang w:val="en-US"/>
+        </w:rPr>
+        <w:t xml:space="preserve"> di </w:t>
+      </w:r>
+      <w:proofErr w:type="spellStart"/>
+      <w:r>
+        <w:rPr>
+          <w:rFonts w:ascii="Times New Roman" w:eastAsia="Calibri" w:hAnsi="Times New Roman" w:cs="Times New Roman"/>
+          <w:sz w:val="24"/>
+          <w:szCs w:val="24"/>
+          <w:lang w:val="en-US"/>
+        </w:rPr>
+        <w:t>semua</w:t>
+      </w:r>
+      <w:proofErr w:type="spellEnd"/>
+      <w:r>
+        <w:rPr>
+          <w:rFonts w:ascii="Times New Roman" w:eastAsia="Calibri" w:hAnsi="Times New Roman" w:cs="Times New Roman"/>
+          <w:sz w:val="24"/>
+          <w:szCs w:val="24"/>
+          <w:lang w:val="en-US"/>
+        </w:rPr>
+        <w:t xml:space="preserve"> </w:t>
+      </w:r>
+      <w:proofErr w:type="spellStart"/>
+      <w:r>
+        <w:rPr>
+          <w:rFonts w:ascii="Times New Roman" w:eastAsia="Calibri" w:hAnsi="Times New Roman" w:cs="Times New Roman"/>
+          <w:sz w:val="24"/>
+          <w:szCs w:val="24"/>
+          <w:lang w:val="en-US"/>
+        </w:rPr>
+        <w:t>ukuran</w:t>
+      </w:r>
+      <w:proofErr w:type="spellEnd"/>
+      <w:r>
+        <w:rPr>
+          <w:rFonts w:ascii="Times New Roman" w:eastAsia="Calibri" w:hAnsi="Times New Roman" w:cs="Times New Roman"/>
+          <w:sz w:val="24"/>
+          <w:szCs w:val="24"/>
+          <w:lang w:val="en-US"/>
+        </w:rPr>
+        <w:t xml:space="preserve"> </w:t>
+      </w:r>
+      <w:proofErr w:type="spellStart"/>
+      <w:r>
+        <w:rPr>
+          <w:rFonts w:ascii="Times New Roman" w:eastAsia="Calibri" w:hAnsi="Times New Roman" w:cs="Times New Roman"/>
+          <w:sz w:val="24"/>
+          <w:szCs w:val="24"/>
+          <w:lang w:val="en-US"/>
+        </w:rPr>
+        <w:t>layar</w:t>
+      </w:r>
+      <w:proofErr w:type="spellEnd"/>
+      <w:r>
+        <w:rPr>
+          <w:rFonts w:ascii="Times New Roman" w:eastAsia="Calibri" w:hAnsi="Times New Roman" w:cs="Times New Roman"/>
+          <w:sz w:val="24"/>
+          <w:szCs w:val="24"/>
+          <w:lang w:val="en-US"/>
+        </w:rPr>
+        <w:t xml:space="preserve">. </w:t>
+      </w:r>
+    </w:p>
+    <w:p>
+      <w:pPr>
+        <w:numPr>
+          <w:ilvl w:val="0"/>
+          <w:numId w:val="5"/>
+        </w:numPr>
+        <w:spacing w:before="400" w:after="200"/>
+        <w:rPr>
+          <w:rFonts w:ascii="Times New Roman" w:eastAsia="Calibri" w:hAnsi="Times New Roman" w:cs="Times New Roman"/>
+          <w:sz w:val="24"/>
+          <w:szCs w:val="24"/>
+          <w:lang w:val="en-US"/>
+        </w:rPr>
+      </w:pPr>
+      <w:r>
+        <w:rPr>
+          <w:rFonts w:ascii="Times New Roman" w:eastAsia="Calibri" w:hAnsi="Times New Roman" w:cs="Times New Roman"/>
+          <w:sz w:val="24"/>
+          <w:szCs w:val="24"/>
+          <w:lang w:val="en-US"/>
+        </w:rPr>
+        <w:t xml:space="preserve">Bootstrap Integration: </w:t>
+      </w:r>
+      <w:proofErr w:type="spellStart"/>
+      <w:r>
+        <w:rPr>
+          <w:rFonts w:ascii="Times New Roman" w:eastAsia="Calibri" w:hAnsi="Times New Roman" w:cs="Times New Roman"/>
+          <w:sz w:val="24"/>
+          <w:szCs w:val="24"/>
+          <w:lang w:val="en-US"/>
+        </w:rPr>
+        <w:t>Menggunakan</w:t>
+      </w:r>
+      <w:proofErr w:type="spellEnd"/>
+      <w:r>
+        <w:rPr>
+          <w:rFonts w:ascii="Times New Roman" w:eastAsia="Calibri" w:hAnsi="Times New Roman" w:cs="Times New Roman"/>
+          <w:sz w:val="24"/>
+          <w:szCs w:val="24"/>
+          <w:lang w:val="en-US"/>
+        </w:rPr>
+        <w:t xml:space="preserve"> </w:t>
+      </w:r>
+      <w:r>
+        <w:rPr>
+          <w:rFonts w:ascii="Times New Roman" w:eastAsia="Calibri" w:hAnsi="Times New Roman" w:cs="Times New Roman"/>
+          <w:i/>
+          <w:iCs/>
+          <w:sz w:val="24"/>
+          <w:szCs w:val="24"/>
+          <w:lang w:val="en-US"/>
+        </w:rPr>
+        <w:t>grid system</w:t>
+      </w:r>
+      <w:r>
+        <w:rPr>
+          <w:rFonts w:ascii="Times New Roman" w:eastAsia="Calibri" w:hAnsi="Times New Roman" w:cs="Times New Roman"/>
+          <w:sz w:val="24"/>
+          <w:szCs w:val="24"/>
+          <w:lang w:val="en-US"/>
+        </w:rPr>
+        <w:t xml:space="preserve"> 12-kolom, </w:t>
+      </w:r>
+      <w:proofErr w:type="spellStart"/>
+      <w:r>
+        <w:rPr>
+          <w:rFonts w:ascii="Times New Roman" w:eastAsia="Calibri" w:hAnsi="Times New Roman" w:cs="Times New Roman"/>
+          <w:sz w:val="24"/>
+          <w:szCs w:val="24"/>
+          <w:lang w:val="en-US"/>
+        </w:rPr>
+        <w:t>komponen</w:t>
+      </w:r>
+      <w:proofErr w:type="spellEnd"/>
+      <w:r>
+        <w:rPr>
+          <w:rFonts w:ascii="Times New Roman" w:eastAsia="Calibri" w:hAnsi="Times New Roman" w:cs="Times New Roman"/>
+          <w:sz w:val="24"/>
+          <w:szCs w:val="24"/>
+          <w:lang w:val="en-US"/>
+        </w:rPr>
+        <w:t xml:space="preserve"> (</w:t>
+      </w:r>
+      <w:r>
+        <w:rPr>
+          <w:rFonts w:ascii="Times New Roman" w:eastAsia="Calibri" w:hAnsi="Times New Roman" w:cs="Times New Roman"/>
+          <w:i/>
+          <w:iCs/>
+          <w:sz w:val="24"/>
+          <w:szCs w:val="24"/>
+          <w:lang w:val="en-US"/>
+        </w:rPr>
+        <w:t>buttons, badges, cards, navbar</w:t>
+      </w:r>
+      <w:r>
+        <w:rPr>
+          <w:rFonts w:ascii="Times New Roman" w:eastAsia="Calibri" w:hAnsi="Times New Roman" w:cs="Times New Roman"/>
+          <w:sz w:val="24"/>
+          <w:szCs w:val="24"/>
+          <w:lang w:val="en-US"/>
+        </w:rPr>
+        <w:t xml:space="preserve">), dan </w:t>
+      </w:r>
+      <w:r>
+        <w:rPr>
+          <w:rFonts w:ascii="Times New Roman" w:eastAsia="Calibri" w:hAnsi="Times New Roman" w:cs="Times New Roman"/>
+          <w:i/>
+          <w:iCs/>
+          <w:sz w:val="24"/>
+          <w:szCs w:val="24"/>
+          <w:lang w:val="en-US"/>
+        </w:rPr>
+        <w:t>Bootstrap Icons</w:t>
+      </w:r>
+      <w:r>
+        <w:rPr>
+          <w:rFonts w:ascii="Times New Roman" w:eastAsia="Calibri" w:hAnsi="Times New Roman" w:cs="Times New Roman"/>
+          <w:sz w:val="24"/>
+          <w:szCs w:val="24"/>
+          <w:lang w:val="en-US"/>
+        </w:rPr>
+        <w:t xml:space="preserve">. </w:t>
+      </w:r>
+    </w:p>
+    <w:p>
+      <w:pPr>
+        <w:numPr>
+          <w:ilvl w:val="0"/>
+          <w:numId w:val="5"/>
+        </w:numPr>
+        <w:spacing w:before="400" w:after="200"/>
+        <w:rPr>
+          <w:rFonts w:ascii="Times New Roman" w:eastAsia="Calibri" w:hAnsi="Times New Roman" w:cs="Times New Roman"/>
+          <w:sz w:val="24"/>
+          <w:szCs w:val="24"/>
+          <w:lang w:val="en-US"/>
+        </w:rPr>
+      </w:pPr>
+      <w:proofErr w:type="spellStart"/>
+      <w:r>
+        <w:rPr>
+          <w:rFonts w:ascii="Times New Roman" w:eastAsia="Calibri" w:hAnsi="Times New Roman" w:cs="Times New Roman"/>
+          <w:sz w:val="24"/>
+          <w:szCs w:val="24"/>
+          <w:lang w:val="en-US"/>
+        </w:rPr>
+        <w:t>Animasi</w:t>
+      </w:r>
+      <w:proofErr w:type="spellEnd"/>
+      <w:r>
+        <w:rPr>
+          <w:rFonts w:ascii="Times New Roman" w:eastAsia="Calibri" w:hAnsi="Times New Roman" w:cs="Times New Roman"/>
+          <w:sz w:val="24"/>
+          <w:szCs w:val="24"/>
+          <w:lang w:val="en-US"/>
+        </w:rPr>
+        <w:t xml:space="preserve"> &amp; </w:t>
+      </w:r>
+      <w:proofErr w:type="spellStart"/>
+      <w:r>
+        <w:rPr>
+          <w:rFonts w:ascii="Times New Roman" w:eastAsia="Calibri" w:hAnsi="Times New Roman" w:cs="Times New Roman"/>
+          <w:sz w:val="24"/>
+          <w:szCs w:val="24"/>
+          <w:lang w:val="en-US"/>
+        </w:rPr>
+        <w:t>Transisi</w:t>
+      </w:r>
+      <w:proofErr w:type="spellEnd"/>
+      <w:r>
+        <w:rPr>
+          <w:rFonts w:ascii="Times New Roman" w:eastAsia="Calibri" w:hAnsi="Times New Roman" w:cs="Times New Roman"/>
+          <w:sz w:val="24"/>
+          <w:szCs w:val="24"/>
+          <w:lang w:val="en-US"/>
+        </w:rPr>
+        <w:t xml:space="preserve">: </w:t>
+      </w:r>
+      <w:proofErr w:type="spellStart"/>
+      <w:r>
+        <w:rPr>
+          <w:rFonts w:ascii="Times New Roman" w:eastAsia="Calibri" w:hAnsi="Times New Roman" w:cs="Times New Roman"/>
+          <w:sz w:val="24"/>
+          <w:szCs w:val="24"/>
+          <w:lang w:val="en-US"/>
+        </w:rPr>
+        <w:t>Efek</w:t>
+      </w:r>
+      <w:proofErr w:type="spellEnd"/>
+      <w:r>
+        <w:rPr>
+          <w:rFonts w:ascii="Times New Roman" w:eastAsia="Calibri" w:hAnsi="Times New Roman" w:cs="Times New Roman"/>
+          <w:sz w:val="24"/>
+          <w:szCs w:val="24"/>
+          <w:lang w:val="en-US"/>
+        </w:rPr>
+        <w:t xml:space="preserve"> </w:t>
+      </w:r>
+      <w:r>
+        <w:rPr>
+          <w:rFonts w:ascii="Times New Roman" w:eastAsia="Calibri" w:hAnsi="Times New Roman" w:cs="Times New Roman"/>
+          <w:i/>
+          <w:iCs/>
+          <w:sz w:val="24"/>
+          <w:szCs w:val="24"/>
+          <w:lang w:val="en-US"/>
+        </w:rPr>
+        <w:t>running text</w:t>
+      </w:r>
+      <w:r>
+        <w:rPr>
+          <w:rFonts w:ascii="Times New Roman" w:eastAsia="Calibri" w:hAnsi="Times New Roman" w:cs="Times New Roman"/>
+          <w:sz w:val="24"/>
+          <w:szCs w:val="24"/>
+          <w:lang w:val="en-US"/>
+        </w:rPr>
+        <w:t xml:space="preserve"> (</w:t>
+      </w:r>
+      <w:r>
+        <w:rPr>
+          <w:rFonts w:ascii="Times New Roman" w:eastAsia="Calibri" w:hAnsi="Times New Roman" w:cs="Times New Roman"/>
+          <w:i/>
+          <w:iCs/>
+          <w:sz w:val="24"/>
+          <w:szCs w:val="24"/>
+          <w:lang w:val="en-US"/>
+        </w:rPr>
+        <w:t>marquee</w:t>
+      </w:r>
+      <w:r>
+        <w:rPr>
+          <w:rFonts w:ascii="Times New Roman" w:eastAsia="Calibri" w:hAnsi="Times New Roman" w:cs="Times New Roman"/>
+          <w:sz w:val="24"/>
+          <w:szCs w:val="24"/>
+          <w:lang w:val="en-US"/>
+        </w:rPr>
+        <w:t xml:space="preserve">) </w:t>
+      </w:r>
+      <w:proofErr w:type="spellStart"/>
+      <w:proofErr w:type="gramStart"/>
+      <w:r>
+        <w:rPr>
+          <w:rFonts w:ascii="Times New Roman" w:eastAsia="Calibri" w:hAnsi="Times New Roman" w:cs="Times New Roman"/>
+          <w:sz w:val="24"/>
+          <w:szCs w:val="24"/>
+          <w:lang w:val="en-US"/>
+        </w:rPr>
+        <w:t>memakai</w:t>
+      </w:r>
+      <w:proofErr w:type="spellEnd"/>
+      <w:r>
+        <w:rPr>
+          <w:rFonts w:ascii="Times New Roman" w:eastAsia="Calibri" w:hAnsi="Times New Roman" w:cs="Times New Roman"/>
+          <w:sz w:val="24"/>
+          <w:szCs w:val="24"/>
+          <w:lang w:val="en-US"/>
+        </w:rPr>
+        <w:t xml:space="preserve"> @</w:t>
+      </w:r>
+      <w:proofErr w:type="gramEnd"/>
+      <w:r>
+        <w:rPr>
+          <w:rFonts w:ascii="Times New Roman" w:eastAsia="Calibri" w:hAnsi="Times New Roman" w:cs="Times New Roman"/>
+          <w:sz w:val="24"/>
+          <w:szCs w:val="24"/>
+          <w:lang w:val="en-US"/>
+        </w:rPr>
+        <w:t xml:space="preserve">keyframes, </w:t>
+      </w:r>
+      <w:proofErr w:type="spellStart"/>
+      <w:r>
+        <w:rPr>
+          <w:rFonts w:ascii="Times New Roman" w:eastAsia="Calibri" w:hAnsi="Times New Roman" w:cs="Times New Roman"/>
+          <w:sz w:val="24"/>
+          <w:szCs w:val="24"/>
+          <w:lang w:val="en-US"/>
+        </w:rPr>
+        <w:t>transisi</w:t>
+      </w:r>
+      <w:proofErr w:type="spellEnd"/>
+      <w:r>
+        <w:rPr>
+          <w:rFonts w:ascii="Times New Roman" w:eastAsia="Calibri" w:hAnsi="Times New Roman" w:cs="Times New Roman"/>
+          <w:sz w:val="24"/>
+          <w:szCs w:val="24"/>
+          <w:lang w:val="en-US"/>
+        </w:rPr>
+        <w:t xml:space="preserve"> </w:t>
+      </w:r>
+      <w:r>
+        <w:rPr>
+          <w:rFonts w:ascii="Times New Roman" w:eastAsia="Calibri" w:hAnsi="Times New Roman" w:cs="Times New Roman"/>
+          <w:i/>
+          <w:iCs/>
+          <w:sz w:val="24"/>
+          <w:szCs w:val="24"/>
+          <w:lang w:val="en-US"/>
+        </w:rPr>
+        <w:t>hover</w:t>
+      </w:r>
+      <w:r>
+        <w:rPr>
+          <w:rFonts w:ascii="Times New Roman" w:eastAsia="Calibri" w:hAnsi="Times New Roman" w:cs="Times New Roman"/>
+          <w:sz w:val="24"/>
+          <w:szCs w:val="24"/>
+          <w:lang w:val="en-US"/>
+        </w:rPr>
+        <w:t xml:space="preserve"> pada </w:t>
+      </w:r>
+      <w:proofErr w:type="spellStart"/>
+      <w:r>
+        <w:rPr>
+          <w:rFonts w:ascii="Times New Roman" w:eastAsia="Calibri" w:hAnsi="Times New Roman" w:cs="Times New Roman"/>
+          <w:sz w:val="24"/>
+          <w:szCs w:val="24"/>
+          <w:lang w:val="en-US"/>
+        </w:rPr>
+        <w:t>kartu</w:t>
+      </w:r>
+      <w:proofErr w:type="spellEnd"/>
+      <w:r>
+        <w:rPr>
+          <w:rFonts w:ascii="Times New Roman" w:eastAsia="Calibri" w:hAnsi="Times New Roman" w:cs="Times New Roman"/>
+          <w:sz w:val="24"/>
+          <w:szCs w:val="24"/>
+          <w:lang w:val="en-US"/>
+        </w:rPr>
+        <w:t>/</w:t>
+      </w:r>
+      <w:proofErr w:type="spellStart"/>
+      <w:r>
+        <w:rPr>
+          <w:rFonts w:ascii="Times New Roman" w:eastAsia="Calibri" w:hAnsi="Times New Roman" w:cs="Times New Roman"/>
+          <w:sz w:val="24"/>
+          <w:szCs w:val="24"/>
+          <w:lang w:val="en-US"/>
+        </w:rPr>
+        <w:t>tombol</w:t>
+      </w:r>
+      <w:proofErr w:type="spellEnd"/>
+      <w:r>
+        <w:rPr>
+          <w:rFonts w:ascii="Times New Roman" w:eastAsia="Calibri" w:hAnsi="Times New Roman" w:cs="Times New Roman"/>
+          <w:sz w:val="24"/>
+          <w:szCs w:val="24"/>
+          <w:lang w:val="en-US"/>
+        </w:rPr>
+        <w:t xml:space="preserve">, dan </w:t>
+      </w:r>
+      <w:proofErr w:type="spellStart"/>
+      <w:r>
+        <w:rPr>
+          <w:rFonts w:ascii="Times New Roman" w:eastAsia="Calibri" w:hAnsi="Times New Roman" w:cs="Times New Roman"/>
+          <w:sz w:val="24"/>
+          <w:szCs w:val="24"/>
+          <w:lang w:val="en-US"/>
+        </w:rPr>
+        <w:t>transformasi</w:t>
+      </w:r>
+      <w:proofErr w:type="spellEnd"/>
+      <w:r>
+        <w:rPr>
+          <w:rFonts w:ascii="Times New Roman" w:eastAsia="Calibri" w:hAnsi="Times New Roman" w:cs="Times New Roman"/>
+          <w:sz w:val="24"/>
+          <w:szCs w:val="24"/>
+          <w:lang w:val="en-US"/>
+        </w:rPr>
+        <w:t xml:space="preserve"> </w:t>
+      </w:r>
+      <w:proofErr w:type="spellStart"/>
+      <w:r>
+        <w:rPr>
+          <w:rFonts w:ascii="Times New Roman" w:eastAsia="Calibri" w:hAnsi="Times New Roman" w:cs="Times New Roman"/>
+          <w:sz w:val="24"/>
+          <w:szCs w:val="24"/>
+          <w:lang w:val="en-US"/>
+        </w:rPr>
+        <w:t>elemen</w:t>
+      </w:r>
+      <w:proofErr w:type="spellEnd"/>
+      <w:r>
+        <w:rPr>
+          <w:rFonts w:ascii="Times New Roman" w:eastAsia="Calibri" w:hAnsi="Times New Roman" w:cs="Times New Roman"/>
+          <w:sz w:val="24"/>
+          <w:szCs w:val="24"/>
+          <w:lang w:val="en-US"/>
+        </w:rPr>
+        <w:t xml:space="preserve">. </w:t>
+      </w:r>
+    </w:p>
+    <w:p>
+      <w:pPr>
+        <w:numPr>
+          <w:ilvl w:val="0"/>
+          <w:numId w:val="5"/>
+        </w:numPr>
+        <w:spacing w:before="400" w:after="200"/>
+        <w:rPr>
+          <w:rFonts w:ascii="Times New Roman" w:eastAsia="Calibri" w:hAnsi="Times New Roman" w:cs="Times New Roman"/>
+          <w:sz w:val="24"/>
+          <w:szCs w:val="24"/>
+          <w:lang w:val="en-US"/>
+        </w:rPr>
+      </w:pPr>
+      <w:r>
+        <w:rPr>
+          <w:rFonts w:ascii="Times New Roman" w:eastAsia="Calibri" w:hAnsi="Times New Roman" w:cs="Times New Roman"/>
+          <w:sz w:val="24"/>
+          <w:szCs w:val="24"/>
+          <w:lang w:val="en-US"/>
+        </w:rPr>
+        <w:t xml:space="preserve">Best Practices: </w:t>
+      </w:r>
+      <w:proofErr w:type="spellStart"/>
+      <w:r>
+        <w:rPr>
+          <w:rFonts w:ascii="Times New Roman" w:eastAsia="Calibri" w:hAnsi="Times New Roman" w:cs="Times New Roman"/>
+          <w:sz w:val="24"/>
+          <w:szCs w:val="24"/>
+          <w:lang w:val="en-US"/>
+        </w:rPr>
+        <w:t>Penataan</w:t>
+      </w:r>
+      <w:proofErr w:type="spellEnd"/>
+      <w:r>
+        <w:rPr>
+          <w:rFonts w:ascii="Times New Roman" w:eastAsia="Calibri" w:hAnsi="Times New Roman" w:cs="Times New Roman"/>
+          <w:sz w:val="24"/>
+          <w:szCs w:val="24"/>
+          <w:lang w:val="en-US"/>
+        </w:rPr>
+        <w:t xml:space="preserve"> </w:t>
+      </w:r>
+      <w:proofErr w:type="spellStart"/>
+      <w:r>
+        <w:rPr>
+          <w:rFonts w:ascii="Times New Roman" w:eastAsia="Calibri" w:hAnsi="Times New Roman" w:cs="Times New Roman"/>
+          <w:sz w:val="24"/>
+          <w:szCs w:val="24"/>
+          <w:lang w:val="en-US"/>
+        </w:rPr>
+        <w:t>struktur</w:t>
+      </w:r>
+      <w:proofErr w:type="spellEnd"/>
+      <w:r>
+        <w:rPr>
+          <w:rFonts w:ascii="Times New Roman" w:eastAsia="Calibri" w:hAnsi="Times New Roman" w:cs="Times New Roman"/>
+          <w:sz w:val="24"/>
+          <w:szCs w:val="24"/>
+          <w:lang w:val="en-US"/>
+        </w:rPr>
+        <w:t xml:space="preserve"> folder </w:t>
+      </w:r>
+      <w:proofErr w:type="spellStart"/>
+      <w:r>
+        <w:rPr>
+          <w:rFonts w:ascii="Times New Roman" w:eastAsia="Calibri" w:hAnsi="Times New Roman" w:cs="Times New Roman"/>
+          <w:sz w:val="24"/>
+          <w:szCs w:val="24"/>
+          <w:lang w:val="en-US"/>
+        </w:rPr>
+        <w:t>rapi</w:t>
+      </w:r>
+      <w:proofErr w:type="spellEnd"/>
+      <w:r>
+        <w:rPr>
+          <w:rFonts w:ascii="Times New Roman" w:eastAsia="Calibri" w:hAnsi="Times New Roman" w:cs="Times New Roman"/>
+          <w:sz w:val="24"/>
+          <w:szCs w:val="24"/>
+          <w:lang w:val="en-US"/>
+        </w:rPr>
+        <w:t xml:space="preserve">, </w:t>
+      </w:r>
+      <w:proofErr w:type="spellStart"/>
+      <w:r>
+        <w:rPr>
+          <w:rFonts w:ascii="Times New Roman" w:eastAsia="Calibri" w:hAnsi="Times New Roman" w:cs="Times New Roman"/>
+          <w:sz w:val="24"/>
+          <w:szCs w:val="24"/>
+          <w:lang w:val="en-US"/>
+        </w:rPr>
+        <w:t>penamaan</w:t>
+      </w:r>
+      <w:proofErr w:type="spellEnd"/>
+      <w:r>
+        <w:rPr>
+          <w:rFonts w:ascii="Times New Roman" w:eastAsia="Calibri" w:hAnsi="Times New Roman" w:cs="Times New Roman"/>
+          <w:sz w:val="24"/>
+          <w:szCs w:val="24"/>
+          <w:lang w:val="en-US"/>
+        </w:rPr>
+        <w:t xml:space="preserve"> BEM, </w:t>
+      </w:r>
+      <w:proofErr w:type="spellStart"/>
+      <w:r>
+        <w:rPr>
+          <w:rFonts w:ascii="Times New Roman" w:eastAsia="Calibri" w:hAnsi="Times New Roman" w:cs="Times New Roman"/>
+          <w:sz w:val="24"/>
+          <w:szCs w:val="24"/>
+          <w:lang w:val="en-US"/>
+        </w:rPr>
+        <w:t>optimasi</w:t>
+      </w:r>
+      <w:proofErr w:type="spellEnd"/>
+      <w:r>
+        <w:rPr>
+          <w:rFonts w:ascii="Times New Roman" w:eastAsia="Calibri" w:hAnsi="Times New Roman" w:cs="Times New Roman"/>
+          <w:sz w:val="24"/>
+          <w:szCs w:val="24"/>
+          <w:lang w:val="en-US"/>
+        </w:rPr>
+        <w:t xml:space="preserve"> </w:t>
+      </w:r>
+      <w:proofErr w:type="spellStart"/>
+      <w:r>
+        <w:rPr>
+          <w:rFonts w:ascii="Times New Roman" w:eastAsia="Calibri" w:hAnsi="Times New Roman" w:cs="Times New Roman"/>
+          <w:sz w:val="24"/>
+          <w:szCs w:val="24"/>
+          <w:lang w:val="en-US"/>
+        </w:rPr>
+        <w:t>gambar</w:t>
+      </w:r>
+      <w:proofErr w:type="spellEnd"/>
+      <w:r>
+        <w:rPr>
+          <w:rFonts w:ascii="Times New Roman" w:eastAsia="Calibri" w:hAnsi="Times New Roman" w:cs="Times New Roman"/>
+          <w:sz w:val="24"/>
+          <w:szCs w:val="24"/>
+          <w:lang w:val="en-US"/>
+        </w:rPr>
+        <w:t xml:space="preserve">, </w:t>
+      </w:r>
+      <w:r>
+        <w:rPr>
+          <w:rFonts w:ascii="Times New Roman" w:eastAsia="Calibri" w:hAnsi="Times New Roman" w:cs="Times New Roman"/>
+          <w:i/>
+          <w:iCs/>
+          <w:sz w:val="24"/>
+          <w:szCs w:val="24"/>
+          <w:lang w:val="en-US"/>
+        </w:rPr>
+        <w:t>fallback styling</w:t>
+      </w:r>
+      <w:r>
+        <w:rPr>
+          <w:rFonts w:ascii="Times New Roman" w:eastAsia="Calibri" w:hAnsi="Times New Roman" w:cs="Times New Roman"/>
+          <w:sz w:val="24"/>
+          <w:szCs w:val="24"/>
+          <w:lang w:val="en-US"/>
+        </w:rPr>
+        <w:t xml:space="preserve">, dan </w:t>
+      </w:r>
+      <w:proofErr w:type="spellStart"/>
+      <w:r>
+        <w:rPr>
+          <w:rFonts w:ascii="Times New Roman" w:eastAsia="Calibri" w:hAnsi="Times New Roman" w:cs="Times New Roman"/>
+          <w:sz w:val="24"/>
+          <w:szCs w:val="24"/>
+          <w:lang w:val="en-US"/>
+        </w:rPr>
+        <w:t>pemenuhan</w:t>
+      </w:r>
+      <w:proofErr w:type="spellEnd"/>
+      <w:r>
+        <w:rPr>
+          <w:rFonts w:ascii="Times New Roman" w:eastAsia="Calibri" w:hAnsi="Times New Roman" w:cs="Times New Roman"/>
+          <w:sz w:val="24"/>
+          <w:szCs w:val="24"/>
+          <w:lang w:val="en-US"/>
+        </w:rPr>
+        <w:t xml:space="preserve"> </w:t>
+      </w:r>
+      <w:proofErr w:type="spellStart"/>
+      <w:r>
+        <w:rPr>
+          <w:rFonts w:ascii="Times New Roman" w:eastAsia="Calibri" w:hAnsi="Times New Roman" w:cs="Times New Roman"/>
+          <w:sz w:val="24"/>
+          <w:szCs w:val="24"/>
+          <w:lang w:val="en-US"/>
+        </w:rPr>
+        <w:t>standar</w:t>
+      </w:r>
+      <w:proofErr w:type="spellEnd"/>
+      <w:r>
+        <w:rPr>
+          <w:rFonts w:ascii="Times New Roman" w:eastAsia="Calibri" w:hAnsi="Times New Roman" w:cs="Times New Roman"/>
+          <w:sz w:val="24"/>
+          <w:szCs w:val="24"/>
+          <w:lang w:val="en-US"/>
+        </w:rPr>
+        <w:t xml:space="preserve"> W3C. </w:t>
+      </w:r>
+    </w:p>
+    <w:p>
+      <w:pPr>
         <w:spacing w:before="400" w:after="200"/>
         <w:rPr>
           <w:rFonts w:ascii="Times New Roman" w:eastAsia="Calibri" w:hAnsi="Times New Roman" w:cs="Times New Roman"/>
@@ -1178,55 +3144,33 @@
           <w:sz w:val="28"/>
           <w:szCs w:val="28"/>
         </w:rPr>
-        <w:t>disiniii</w:t>
+        <w:t>3</w:t>
+      </w:r>
+      <w:r>
+        <w:rPr>
+          <w:rFonts w:ascii="Times New Roman" w:eastAsia="Calibri" w:hAnsi="Times New Roman" w:cs="Times New Roman"/>
+          <w:b/>
+          <w:bCs/>
+          <w:sz w:val="28"/>
+          <w:szCs w:val="28"/>
+        </w:rPr>
+        <w:t xml:space="preserve">. </w:t>
+      </w:r>
+      <w:r>
+        <w:rPr>
+          <w:rFonts w:ascii="Times New Roman" w:eastAsia="Calibri" w:hAnsi="Times New Roman" w:cs="Times New Roman"/>
+          <w:b/>
+          <w:bCs/>
+          <w:sz w:val="28"/>
+          <w:szCs w:val="28"/>
+        </w:rPr>
+        <w:t>Link Program</w:t>
       </w:r>
     </w:p>
     <w:p>
       <w:pPr>
         <w:spacing w:before="400" w:after="200"/>
         <w:rPr>
-          <w:rFonts w:ascii="Times New Roman" w:eastAsia="Calibri" w:hAnsi="Times New Roman" w:cs="Times New Roman"/>
-          <w:b/>
-          <w:bCs/>
-          <w:sz w:val="28"/>
-          <w:szCs w:val="28"/>
-        </w:rPr>
-      </w:pPr>
-      <w:r>
-        <w:rPr>
-          <w:rFonts w:ascii="Times New Roman" w:eastAsia="Calibri" w:hAnsi="Times New Roman" w:cs="Times New Roman"/>
-          <w:b/>
-          <w:bCs/>
-          <w:sz w:val="28"/>
-          <w:szCs w:val="28"/>
-        </w:rPr>
-        <w:t>3</w:t>
-      </w:r>
-      <w:r>
-        <w:rPr>
-          <w:rFonts w:ascii="Times New Roman" w:eastAsia="Calibri" w:hAnsi="Times New Roman" w:cs="Times New Roman"/>
-          <w:b/>
-          <w:bCs/>
-          <w:sz w:val="28"/>
-          <w:szCs w:val="28"/>
-        </w:rPr>
-        <w:t xml:space="preserve">. </w:t>
-      </w:r>
-      <w:r>
-        <w:rPr>
-          <w:rFonts w:ascii="Times New Roman" w:eastAsia="Calibri" w:hAnsi="Times New Roman" w:cs="Times New Roman"/>
-          <w:b/>
-          <w:bCs/>
-          <w:sz w:val="28"/>
-          <w:szCs w:val="28"/>
-        </w:rPr>
-        <w:t>Link Program</w:t>
-      </w:r>
-    </w:p>
-    <w:p>
-      <w:pPr>
-        <w:spacing w:before="400" w:after="200"/>
-        <w:rPr>
           <w:rFonts w:ascii="Times New Roman" w:hAnsi="Times New Roman" w:cs="Times New Roman"/>
           <w:sz w:val="24"/>
           <w:szCs w:val="24"/>
@@ -1238,59 +3182,46 @@
           <w:sz w:val="24"/>
           <w:szCs w:val="24"/>
         </w:rPr>
-        <w:t xml:space="preserve">Repo Github : </w:t>
-      </w:r>
-      <w:hyperlink r:id="rId10" w:history="1">
+        <w:t xml:space="preserve">Link clone </w:t>
+      </w:r>
+      <w:proofErr w:type="gramStart"/>
+      <w:r>
+        <w:rPr>
+          <w:rFonts w:ascii="Times New Roman" w:hAnsi="Times New Roman" w:cs="Times New Roman"/>
+          <w:sz w:val="24"/>
+          <w:szCs w:val="24"/>
+        </w:rPr>
+        <w:t>GitHub</w:t>
+      </w:r>
+      <w:r>
+        <w:rPr>
+          <w:rFonts w:ascii="Times New Roman" w:hAnsi="Times New Roman" w:cs="Times New Roman"/>
+          <w:sz w:val="24"/>
+          <w:szCs w:val="24"/>
+        </w:rPr>
+        <w:t xml:space="preserve"> :</w:t>
+      </w:r>
+      <w:proofErr w:type="gramEnd"/>
+      <w:r>
+        <w:rPr>
+          <w:rFonts w:ascii="Times New Roman" w:hAnsi="Times New Roman" w:cs="Times New Roman"/>
+          <w:sz w:val="24"/>
+          <w:szCs w:val="24"/>
+        </w:rPr>
+        <w:t xml:space="preserve"> </w:t>
+      </w:r>
+      <w:hyperlink r:id="rId12" w:history="1">
         <w:r>
           <w:rPr>
             <w:rStyle w:val="Hyperlink"/>
-            <w:rFonts w:ascii="Times New Roman" w:hAnsi="Times New Roman" w:cs="Times New Roman"/>
             <w:sz w:val="24"/>
             <w:szCs w:val="24"/>
           </w:rPr>
-          <w:t>https://intrivshultan.github.io/Rivsh/</w:t>
+          <w:t>https://github.com/yahyasyarif9/portofolio-web.git</w:t>
         </w:r>
       </w:hyperlink>
       <w:r>
         <w:rPr>
-          <w:rFonts w:ascii="Times New Roman" w:hAnsi="Times New Roman" w:cs="Times New Roman"/>
-          <w:sz w:val="24"/>
-          <w:szCs w:val="24"/>
-        </w:rPr>
-        <w:t xml:space="preserve"> </w:t>
-      </w:r>
-    </w:p>
-    <w:p>
-      <w:pPr>
-        <w:spacing w:before="400" w:after="200"/>
-        <w:rPr>
-          <w:rFonts w:ascii="Times New Roman" w:hAnsi="Times New Roman" w:cs="Times New Roman"/>
-          <w:sz w:val="24"/>
-          <w:szCs w:val="24"/>
-        </w:rPr>
-      </w:pPr>
-      <w:r>
-        <w:rPr>
-          <w:rFonts w:ascii="Times New Roman" w:hAnsi="Times New Roman" w:cs="Times New Roman"/>
-          <w:sz w:val="24"/>
-          <w:szCs w:val="24"/>
-        </w:rPr>
-        <w:t xml:space="preserve">Unduh Kode Program : </w:t>
-      </w:r>
-      <w:hyperlink r:id="rId11" w:history="1">
-        <w:r>
-          <w:rPr>
-            <w:rStyle w:val="Hyperlink"/>
-            <w:rFonts w:ascii="Times New Roman" w:hAnsi="Times New Roman" w:cs="Times New Roman"/>
-            <w:sz w:val="24"/>
-            <w:szCs w:val="24"/>
-          </w:rPr>
-          <w:t>https://drive.google.com/file/d/1s0KGuqk52BOaJ_9_A7_9704HAx4THonS/view?usp=sharing</w:t>
-        </w:r>
-      </w:hyperlink>
-      <w:r>
-        <w:rPr>
-          <w:rFonts w:ascii="Times New Roman" w:hAnsi="Times New Roman" w:cs="Times New Roman"/>
           <w:sz w:val="24"/>
           <w:szCs w:val="24"/>
         </w:rPr>
@@ -1459,9 +3390,9 @@
     </w:lvl>
   </w:abstractNum>
   <w:abstractNum w:abstractNumId="1" w15:restartNumberingAfterBreak="0">
-    <w:nsid w:val="730850EA"/>
+    <w:nsid w:val="67ED2BBE"/>
     <w:multiLevelType w:val="multilevel"/>
-    <w:tmpl w:val="B42ED20E"/>
+    <w:tmpl w:val="C0ECD158"/>
     <w:lvl w:ilvl="0">
       <w:start w:val="1"/>
       <w:numFmt w:val="bullet"/>
@@ -1608,9 +3539,9 @@
     </w:lvl>
   </w:abstractNum>
   <w:abstractNum w:abstractNumId="2" w15:restartNumberingAfterBreak="0">
-    <w:nsid w:val="7634721D"/>
+    <w:nsid w:val="682F1115"/>
     <w:multiLevelType w:val="multilevel"/>
-    <w:tmpl w:val="0FA468AE"/>
+    <w:tmpl w:val="14FC5B24"/>
     <w:lvl w:ilvl="0">
       <w:start w:val="1"/>
       <w:numFmt w:val="bullet"/>
@@ -1756,14 +3687,318 @@
       </w:rPr>
     </w:lvl>
   </w:abstractNum>
+  <w:abstractNum w:abstractNumId="3" w15:restartNumberingAfterBreak="0">
+    <w:nsid w:val="730850EA"/>
+    <w:multiLevelType w:val="multilevel"/>
+    <w:tmpl w:val="B42ED20E"/>
+    <w:lvl w:ilvl="0">
+      <w:start w:val="1"/>
+      <w:numFmt w:val="bullet"/>
+      <w:lvlText w:val=""/>
+      <w:lvlJc w:val="left"/>
+      <w:pPr>
+        <w:tabs>
+          <w:tab w:val="num" w:pos="720"/>
+        </w:tabs>
+        <w:ind w:left="720" w:hanging="360"/>
+      </w:pPr>
+      <w:rPr>
+        <w:rFonts w:ascii="Symbol" w:hAnsi="Symbol" w:hint="default"/>
+        <w:sz w:val="20"/>
+      </w:rPr>
+    </w:lvl>
+    <w:lvl w:ilvl="1" w:tentative="1">
+      <w:start w:val="1"/>
+      <w:numFmt w:val="bullet"/>
+      <w:lvlText w:val="o"/>
+      <w:lvlJc w:val="left"/>
+      <w:pPr>
+        <w:tabs>
+          <w:tab w:val="num" w:pos="1440"/>
+        </w:tabs>
+        <w:ind w:left="1440" w:hanging="360"/>
+      </w:pPr>
+      <w:rPr>
+        <w:rFonts w:ascii="Courier New" w:hAnsi="Courier New" w:hint="default"/>
+        <w:sz w:val="20"/>
+      </w:rPr>
+    </w:lvl>
+    <w:lvl w:ilvl="2" w:tentative="1">
+      <w:start w:val="1"/>
+      <w:numFmt w:val="bullet"/>
+      <w:lvlText w:val=""/>
+      <w:lvlJc w:val="left"/>
+      <w:pPr>
+        <w:tabs>
+          <w:tab w:val="num" w:pos="2160"/>
+        </w:tabs>
+        <w:ind w:left="2160" w:hanging="360"/>
+      </w:pPr>
+      <w:rPr>
+        <w:rFonts w:ascii="Wingdings" w:hAnsi="Wingdings" w:hint="default"/>
+        <w:sz w:val="20"/>
+      </w:rPr>
+    </w:lvl>
+    <w:lvl w:ilvl="3" w:tentative="1">
+      <w:start w:val="1"/>
+      <w:numFmt w:val="bullet"/>
+      <w:lvlText w:val=""/>
+      <w:lvlJc w:val="left"/>
+      <w:pPr>
+        <w:tabs>
+          <w:tab w:val="num" w:pos="2880"/>
+        </w:tabs>
+        <w:ind w:left="2880" w:hanging="360"/>
+      </w:pPr>
+      <w:rPr>
+        <w:rFonts w:ascii="Wingdings" w:hAnsi="Wingdings" w:hint="default"/>
+        <w:sz w:val="20"/>
+      </w:rPr>
+    </w:lvl>
+    <w:lvl w:ilvl="4" w:tentative="1">
+      <w:start w:val="1"/>
+      <w:numFmt w:val="bullet"/>
+      <w:lvlText w:val=""/>
+      <w:lvlJc w:val="left"/>
+      <w:pPr>
+        <w:tabs>
+          <w:tab w:val="num" w:pos="3600"/>
+        </w:tabs>
+        <w:ind w:left="3600" w:hanging="360"/>
+      </w:pPr>
+      <w:rPr>
+        <w:rFonts w:ascii="Wingdings" w:hAnsi="Wingdings" w:hint="default"/>
+        <w:sz w:val="20"/>
+      </w:rPr>
+    </w:lvl>
+    <w:lvl w:ilvl="5" w:tentative="1">
+      <w:start w:val="1"/>
+      <w:numFmt w:val="bullet"/>
+      <w:lvlText w:val=""/>
+      <w:lvlJc w:val="left"/>
+      <w:pPr>
+        <w:tabs>
+          <w:tab w:val="num" w:pos="4320"/>
+        </w:tabs>
+        <w:ind w:left="4320" w:hanging="360"/>
+      </w:pPr>
+      <w:rPr>
+        <w:rFonts w:ascii="Wingdings" w:hAnsi="Wingdings" w:hint="default"/>
+        <w:sz w:val="20"/>
+      </w:rPr>
+    </w:lvl>
+    <w:lvl w:ilvl="6" w:tentative="1">
+      <w:start w:val="1"/>
+      <w:numFmt w:val="bullet"/>
+      <w:lvlText w:val=""/>
+      <w:lvlJc w:val="left"/>
+      <w:pPr>
+        <w:tabs>
+          <w:tab w:val="num" w:pos="5040"/>
+        </w:tabs>
+        <w:ind w:left="5040" w:hanging="360"/>
+      </w:pPr>
+      <w:rPr>
+        <w:rFonts w:ascii="Wingdings" w:hAnsi="Wingdings" w:hint="default"/>
+        <w:sz w:val="20"/>
+      </w:rPr>
+    </w:lvl>
+    <w:lvl w:ilvl="7" w:tentative="1">
+      <w:start w:val="1"/>
+      <w:numFmt w:val="bullet"/>
+      <w:lvlText w:val=""/>
+      <w:lvlJc w:val="left"/>
+      <w:pPr>
+        <w:tabs>
+          <w:tab w:val="num" w:pos="5760"/>
+        </w:tabs>
+        <w:ind w:left="5760" w:hanging="360"/>
+      </w:pPr>
+      <w:rPr>
+        <w:rFonts w:ascii="Wingdings" w:hAnsi="Wingdings" w:hint="default"/>
+        <w:sz w:val="20"/>
+      </w:rPr>
+    </w:lvl>
+    <w:lvl w:ilvl="8" w:tentative="1">
+      <w:start w:val="1"/>
+      <w:numFmt w:val="bullet"/>
+      <w:lvlText w:val=""/>
+      <w:lvlJc w:val="left"/>
+      <w:pPr>
+        <w:tabs>
+          <w:tab w:val="num" w:pos="6480"/>
+        </w:tabs>
+        <w:ind w:left="6480" w:hanging="360"/>
+      </w:pPr>
+      <w:rPr>
+        <w:rFonts w:ascii="Wingdings" w:hAnsi="Wingdings" w:hint="default"/>
+        <w:sz w:val="20"/>
+      </w:rPr>
+    </w:lvl>
+  </w:abstractNum>
+  <w:abstractNum w:abstractNumId="4" w15:restartNumberingAfterBreak="0">
+    <w:nsid w:val="7634721D"/>
+    <w:multiLevelType w:val="multilevel"/>
+    <w:tmpl w:val="0FA468AE"/>
+    <w:lvl w:ilvl="0">
+      <w:start w:val="1"/>
+      <w:numFmt w:val="bullet"/>
+      <w:lvlText w:val=""/>
+      <w:lvlJc w:val="left"/>
+      <w:pPr>
+        <w:tabs>
+          <w:tab w:val="num" w:pos="720"/>
+        </w:tabs>
+        <w:ind w:left="720" w:hanging="360"/>
+      </w:pPr>
+      <w:rPr>
+        <w:rFonts w:ascii="Symbol" w:hAnsi="Symbol" w:hint="default"/>
+        <w:sz w:val="20"/>
+      </w:rPr>
+    </w:lvl>
+    <w:lvl w:ilvl="1" w:tentative="1">
+      <w:start w:val="1"/>
+      <w:numFmt w:val="bullet"/>
+      <w:lvlText w:val="o"/>
+      <w:lvlJc w:val="left"/>
+      <w:pPr>
+        <w:tabs>
+          <w:tab w:val="num" w:pos="1440"/>
+        </w:tabs>
+        <w:ind w:left="1440" w:hanging="360"/>
+      </w:pPr>
+      <w:rPr>
+        <w:rFonts w:ascii="Courier New" w:hAnsi="Courier New" w:hint="default"/>
+        <w:sz w:val="20"/>
+      </w:rPr>
+    </w:lvl>
+    <w:lvl w:ilvl="2" w:tentative="1">
+      <w:start w:val="1"/>
+      <w:numFmt w:val="bullet"/>
+      <w:lvlText w:val=""/>
+      <w:lvlJc w:val="left"/>
+      <w:pPr>
+        <w:tabs>
+          <w:tab w:val="num" w:pos="2160"/>
+        </w:tabs>
+        <w:ind w:left="2160" w:hanging="360"/>
+      </w:pPr>
+      <w:rPr>
+        <w:rFonts w:ascii="Wingdings" w:hAnsi="Wingdings" w:hint="default"/>
+        <w:sz w:val="20"/>
+      </w:rPr>
+    </w:lvl>
+    <w:lvl w:ilvl="3" w:tentative="1">
+      <w:start w:val="1"/>
+      <w:numFmt w:val="bullet"/>
+      <w:lvlText w:val=""/>
+      <w:lvlJc w:val="left"/>
+      <w:pPr>
+        <w:tabs>
+          <w:tab w:val="num" w:pos="2880"/>
+        </w:tabs>
+        <w:ind w:left="2880" w:hanging="360"/>
+      </w:pPr>
+      <w:rPr>
+        <w:rFonts w:ascii="Wingdings" w:hAnsi="Wingdings" w:hint="default"/>
+        <w:sz w:val="20"/>
+      </w:rPr>
+    </w:lvl>
+    <w:lvl w:ilvl="4" w:tentative="1">
+      <w:start w:val="1"/>
+      <w:numFmt w:val="bullet"/>
+      <w:lvlText w:val=""/>
+      <w:lvlJc w:val="left"/>
+      <w:pPr>
+        <w:tabs>
+          <w:tab w:val="num" w:pos="3600"/>
+        </w:tabs>
+        <w:ind w:left="3600" w:hanging="360"/>
+      </w:pPr>
+      <w:rPr>
+        <w:rFonts w:ascii="Wingdings" w:hAnsi="Wingdings" w:hint="default"/>
+        <w:sz w:val="20"/>
+      </w:rPr>
+    </w:lvl>
+    <w:lvl w:ilvl="5" w:tentative="1">
+      <w:start w:val="1"/>
+      <w:numFmt w:val="bullet"/>
+      <w:lvlText w:val=""/>
+      <w:lvlJc w:val="left"/>
+      <w:pPr>
+        <w:tabs>
+          <w:tab w:val="num" w:pos="4320"/>
+        </w:tabs>
+        <w:ind w:left="4320" w:hanging="360"/>
+      </w:pPr>
+      <w:rPr>
+        <w:rFonts w:ascii="Wingdings" w:hAnsi="Wingdings" w:hint="default"/>
+        <w:sz w:val="20"/>
+      </w:rPr>
+    </w:lvl>
+    <w:lvl w:ilvl="6" w:tentative="1">
+      <w:start w:val="1"/>
+      <w:numFmt w:val="bullet"/>
+      <w:lvlText w:val=""/>
+      <w:lvlJc w:val="left"/>
+      <w:pPr>
+        <w:tabs>
+          <w:tab w:val="num" w:pos="5040"/>
+        </w:tabs>
+        <w:ind w:left="5040" w:hanging="360"/>
+      </w:pPr>
+      <w:rPr>
+        <w:rFonts w:ascii="Wingdings" w:hAnsi="Wingdings" w:hint="default"/>
+        <w:sz w:val="20"/>
+      </w:rPr>
+    </w:lvl>
+    <w:lvl w:ilvl="7" w:tentative="1">
+      <w:start w:val="1"/>
+      <w:numFmt w:val="bullet"/>
+      <w:lvlText w:val=""/>
+      <w:lvlJc w:val="left"/>
+      <w:pPr>
+        <w:tabs>
+          <w:tab w:val="num" w:pos="5760"/>
+        </w:tabs>
+        <w:ind w:left="5760" w:hanging="360"/>
+      </w:pPr>
+      <w:rPr>
+        <w:rFonts w:ascii="Wingdings" w:hAnsi="Wingdings" w:hint="default"/>
+        <w:sz w:val="20"/>
+      </w:rPr>
+    </w:lvl>
+    <w:lvl w:ilvl="8" w:tentative="1">
+      <w:start w:val="1"/>
+      <w:numFmt w:val="bullet"/>
+      <w:lvlText w:val=""/>
+      <w:lvlJc w:val="left"/>
+      <w:pPr>
+        <w:tabs>
+          <w:tab w:val="num" w:pos="6480"/>
+        </w:tabs>
+        <w:ind w:left="6480" w:hanging="360"/>
+      </w:pPr>
+      <w:rPr>
+        <w:rFonts w:ascii="Wingdings" w:hAnsi="Wingdings" w:hint="default"/>
+        <w:sz w:val="20"/>
+      </w:rPr>
+    </w:lvl>
+  </w:abstractNum>
   <w:num w:numId="1" w16cid:durableId="2114011720">
-    <w:abstractNumId w:val="1"/>
+    <w:abstractNumId w:val="3"/>
   </w:num>
   <w:num w:numId="2" w16cid:durableId="892934324">
-    <w:abstractNumId w:val="2"/>
+    <w:abstractNumId w:val="4"/>
   </w:num>
   <w:num w:numId="3" w16cid:durableId="1473206139">
     <w:abstractNumId w:val="0"/>
+  </w:num>
+  <w:num w:numId="4" w16cid:durableId="1834836654">
+    <w:abstractNumId w:val="2"/>
+  </w:num>
+  <w:num w:numId="5" w16cid:durableId="1469006535">
+    <w:abstractNumId w:val="1"/>
   </w:num>
 </w:numbering>
 </file>
@@ -2372,7 +4607,6 @@
   <w:style w:type="character" w:default="1" w:styleId="DefaultParagraphFont">
     <w:name w:val="Default Paragraph Font"/>
     <w:uiPriority w:val="1"/>
-    <w:semiHidden/>
     <w:unhideWhenUsed/>
   </w:style>
   <w:style w:type="table" w:default="1" w:styleId="TableNormal">
@@ -3017,4 +5251,16 @@
     </a:ext>
   </a:extLst>
 </a:theme>
+</file>
+
+<file path=customXml/item1.xml><?xml version="1.0" encoding="utf-8"?>
+<b:Sources xmlns:b="http://schemas.openxmlformats.org/officeDocument/2006/bibliography" xmlns="http://schemas.openxmlformats.org/officeDocument/2006/bibliography" SelectedStyle="\APASixthEditionOfficeOnline.xsl" StyleName="APA" Version="6"/>
+</file>
+
+<file path=customXml/itemProps1.xml><?xml version="1.0" encoding="utf-8"?>
+<ds:datastoreItem xmlns:ds="http://schemas.openxmlformats.org/officeDocument/2006/customXml" ds:itemID="{05E5030E-26D1-45FC-8909-88949088E854}">
+  <ds:schemaRefs>
+    <ds:schemaRef ds:uri="http://schemas.openxmlformats.org/officeDocument/2006/bibliography"/>
+  </ds:schemaRefs>
+</ds:datastoreItem>
 </file>
--- a/LAPORAN PRAKTIKUM 2 - WEb porto.docx
+++ b/LAPORAN PRAKTIKUM 2 - WEb porto.docx
@@ -180,37 +180,7 @@
           <w:lang w:eastAsia="en-ID"/>
           <w14:ligatures w14:val="none"/>
         </w:rPr>
-        <w:t xml:space="preserve">Dosen </w:t>
-      </w:r>
-      <w:proofErr w:type="spellStart"/>
-      <w:r>
-        <w:rPr>
-          <w:rFonts w:ascii="Times New Roman" w:eastAsia="Times New Roman" w:hAnsi="Times New Roman" w:cs="Times New Roman"/>
-          <w:b/>
-          <w:bCs/>
-          <w:color w:val="000000"/>
-          <w:kern w:val="0"/>
-          <w:sz w:val="24"/>
-          <w:szCs w:val="24"/>
-          <w:lang w:eastAsia="en-ID"/>
-          <w14:ligatures w14:val="none"/>
-        </w:rPr>
-        <w:t>Pengampu</w:t>
-      </w:r>
-      <w:proofErr w:type="spellEnd"/>
-      <w:r>
-        <w:rPr>
-          <w:rFonts w:ascii="Times New Roman" w:eastAsia="Times New Roman" w:hAnsi="Times New Roman" w:cs="Times New Roman"/>
-          <w:b/>
-          <w:bCs/>
-          <w:color w:val="000000"/>
-          <w:kern w:val="0"/>
-          <w:sz w:val="24"/>
-          <w:szCs w:val="24"/>
-          <w:lang w:eastAsia="en-ID"/>
-          <w14:ligatures w14:val="none"/>
-        </w:rPr>
-        <w:t>:</w:t>
+        <w:t>Dosen Pengampu:</w:t>
       </w:r>
     </w:p>
     <w:p>
@@ -236,12 +206,16 @@
           <w:lang w:eastAsia="en-ID"/>
           <w14:ligatures w14:val="none"/>
         </w:rPr>
-        <w:t xml:space="preserve">M. Faris Al Hakim, </w:t>
-      </w:r>
-      <w:proofErr w:type="spellStart"/>
-      <w:r>
+        <w:t>M. Faris Al Hakim, S.Pd., M.Cs. </w:t>
+      </w:r>
+    </w:p>
+    <w:p>
+      <w:pPr>
+        <w:spacing w:after="0" w:line="240" w:lineRule="auto"/>
         <w:rPr>
           <w:rFonts w:ascii="Times New Roman" w:eastAsia="Times New Roman" w:hAnsi="Times New Roman" w:cs="Times New Roman"/>
+          <w:b/>
+          <w:bCs/>
           <w:color w:val="000000"/>
           <w:kern w:val="0"/>
           <w:sz w:val="24"/>
@@ -249,12 +223,16 @@
           <w:lang w:eastAsia="en-ID"/>
           <w14:ligatures w14:val="none"/>
         </w:rPr>
-        <w:t>S.Pd</w:t>
-      </w:r>
-      <w:proofErr w:type="spellEnd"/>
-      <w:r>
+      </w:pPr>
+    </w:p>
+    <w:p>
+      <w:pPr>
+        <w:spacing w:after="0" w:line="240" w:lineRule="auto"/>
+        <w:jc w:val="center"/>
         <w:rPr>
           <w:rFonts w:ascii="Times New Roman" w:eastAsia="Times New Roman" w:hAnsi="Times New Roman" w:cs="Times New Roman"/>
+          <w:b/>
+          <w:bCs/>
           <w:color w:val="000000"/>
           <w:kern w:val="0"/>
           <w:sz w:val="24"/>
@@ -262,12 +240,22 @@
           <w:lang w:eastAsia="en-ID"/>
           <w14:ligatures w14:val="none"/>
         </w:rPr>
-        <w:t>., M.Cs. </w:t>
-      </w:r>
+      </w:pPr>
     </w:p>
     <w:p>
       <w:pPr>
         <w:spacing w:after="0" w:line="240" w:lineRule="auto"/>
+        <w:jc w:val="center"/>
+        <w:rPr>
+          <w:rFonts w:ascii="Times New Roman" w:eastAsia="Times New Roman" w:hAnsi="Times New Roman" w:cs="Times New Roman"/>
+          <w:kern w:val="0"/>
+          <w:sz w:val="24"/>
+          <w:szCs w:val="24"/>
+          <w:lang w:eastAsia="en-ID"/>
+          <w14:ligatures w14:val="none"/>
+        </w:rPr>
+      </w:pPr>
+      <w:r>
         <w:rPr>
           <w:rFonts w:ascii="Times New Roman" w:eastAsia="Times New Roman" w:hAnsi="Times New Roman" w:cs="Times New Roman"/>
           <w:b/>
@@ -279,67 +267,7 @@
           <w:lang w:eastAsia="en-ID"/>
           <w14:ligatures w14:val="none"/>
         </w:rPr>
-      </w:pPr>
-    </w:p>
-    <w:p>
-      <w:pPr>
-        <w:spacing w:after="0" w:line="240" w:lineRule="auto"/>
-        <w:jc w:val="center"/>
-        <w:rPr>
-          <w:rFonts w:ascii="Times New Roman" w:eastAsia="Times New Roman" w:hAnsi="Times New Roman" w:cs="Times New Roman"/>
-          <w:b/>
-          <w:bCs/>
-          <w:color w:val="000000"/>
-          <w:kern w:val="0"/>
-          <w:sz w:val="24"/>
-          <w:szCs w:val="24"/>
-          <w:lang w:eastAsia="en-ID"/>
-          <w14:ligatures w14:val="none"/>
-        </w:rPr>
-      </w:pPr>
-    </w:p>
-    <w:p>
-      <w:pPr>
-        <w:spacing w:after="0" w:line="240" w:lineRule="auto"/>
-        <w:jc w:val="center"/>
-        <w:rPr>
-          <w:rFonts w:ascii="Times New Roman" w:eastAsia="Times New Roman" w:hAnsi="Times New Roman" w:cs="Times New Roman"/>
-          <w:kern w:val="0"/>
-          <w:sz w:val="24"/>
-          <w:szCs w:val="24"/>
-          <w:lang w:eastAsia="en-ID"/>
-          <w14:ligatures w14:val="none"/>
-        </w:rPr>
-      </w:pPr>
-      <w:proofErr w:type="spellStart"/>
-      <w:r>
-        <w:rPr>
-          <w:rFonts w:ascii="Times New Roman" w:eastAsia="Times New Roman" w:hAnsi="Times New Roman" w:cs="Times New Roman"/>
-          <w:b/>
-          <w:bCs/>
-          <w:color w:val="000000"/>
-          <w:kern w:val="0"/>
-          <w:sz w:val="24"/>
-          <w:szCs w:val="24"/>
-          <w:lang w:eastAsia="en-ID"/>
-          <w14:ligatures w14:val="none"/>
-        </w:rPr>
-        <w:t>Disusun</w:t>
-      </w:r>
-      <w:proofErr w:type="spellEnd"/>
-      <w:r>
-        <w:rPr>
-          <w:rFonts w:ascii="Times New Roman" w:eastAsia="Times New Roman" w:hAnsi="Times New Roman" w:cs="Times New Roman"/>
-          <w:b/>
-          <w:bCs/>
-          <w:color w:val="000000"/>
-          <w:kern w:val="0"/>
-          <w:sz w:val="24"/>
-          <w:szCs w:val="24"/>
-          <w:lang w:eastAsia="en-ID"/>
-          <w14:ligatures w14:val="none"/>
-        </w:rPr>
-        <w:t xml:space="preserve"> Oleh:</w:t>
+        <w:t>Disusun Oleh:</w:t>
       </w:r>
     </w:p>
     <w:tbl>
@@ -395,22 +323,8 @@
                 <w:lang w:eastAsia="en-ID"/>
                 <w14:ligatures w14:val="none"/>
               </w:rPr>
-              <w:t xml:space="preserve">Haidar Yahya </w:t>
+              <w:t>Haidar Yahya Syarif</w:t>
             </w:r>
-            <w:proofErr w:type="spellStart"/>
-            <w:r>
-              <w:rPr>
-                <w:rFonts w:ascii="Times New Roman" w:eastAsia="Times New Roman" w:hAnsi="Times New Roman" w:cs="Times New Roman"/>
-                <w:color w:val="000000"/>
-                <w:kern w:val="0"/>
-                <w:sz w:val="24"/>
-                <w:szCs w:val="24"/>
-                <w:lang w:eastAsia="en-ID"/>
-                <w14:ligatures w14:val="none"/>
-              </w:rPr>
-              <w:t>Syarif</w:t>
-            </w:r>
-            <w:proofErr w:type="spellEnd"/>
           </w:p>
         </w:tc>
         <w:tc>
@@ -713,7 +627,6 @@
           <w:szCs w:val="24"/>
         </w:rPr>
       </w:pPr>
-      <w:proofErr w:type="spellStart"/>
       <w:r>
         <w:rPr>
           <w:rFonts w:ascii="Times New Roman" w:eastAsia="Calibri" w:hAnsi="Times New Roman" w:cs="Times New Roman"/>
@@ -721,9 +634,16 @@
           <w:szCs w:val="24"/>
         </w:rPr>
         <w:lastRenderedPageBreak/>
-        <w:t>Laporan</w:t>
-      </w:r>
-      <w:proofErr w:type="spellEnd"/>
+        <w:t xml:space="preserve">Laporan ini berisi dokumentasi hasil pengerjaan Praktikum 2 </w:t>
+      </w:r>
+      <w:r>
+        <w:rPr>
+          <w:rFonts w:ascii="Times New Roman" w:eastAsia="Calibri" w:hAnsi="Times New Roman" w:cs="Times New Roman"/>
+          <w:sz w:val="24"/>
+          <w:szCs w:val="24"/>
+        </w:rPr>
+        <w:t>–</w:t>
+      </w:r>
       <w:r>
         <w:rPr>
           <w:rFonts w:ascii="Times New Roman" w:eastAsia="Calibri" w:hAnsi="Times New Roman" w:cs="Times New Roman"/>
@@ -732,274 +652,22 @@
         </w:rPr>
         <w:t xml:space="preserve"> </w:t>
       </w:r>
-      <w:proofErr w:type="spellStart"/>
-      <w:r>
-        <w:rPr>
-          <w:rFonts w:ascii="Times New Roman" w:eastAsia="Calibri" w:hAnsi="Times New Roman" w:cs="Times New Roman"/>
-          <w:sz w:val="24"/>
-          <w:szCs w:val="24"/>
-        </w:rPr>
-        <w:t>ini</w:t>
-      </w:r>
-      <w:proofErr w:type="spellEnd"/>
-      <w:r>
-        <w:rPr>
-          <w:rFonts w:ascii="Times New Roman" w:eastAsia="Calibri" w:hAnsi="Times New Roman" w:cs="Times New Roman"/>
-          <w:sz w:val="24"/>
-          <w:szCs w:val="24"/>
-        </w:rPr>
-        <w:t xml:space="preserve"> </w:t>
-      </w:r>
-      <w:proofErr w:type="spellStart"/>
-      <w:r>
-        <w:rPr>
-          <w:rFonts w:ascii="Times New Roman" w:eastAsia="Calibri" w:hAnsi="Times New Roman" w:cs="Times New Roman"/>
-          <w:sz w:val="24"/>
-          <w:szCs w:val="24"/>
-        </w:rPr>
-        <w:t>berisi</w:t>
-      </w:r>
-      <w:proofErr w:type="spellEnd"/>
-      <w:r>
-        <w:rPr>
-          <w:rFonts w:ascii="Times New Roman" w:eastAsia="Calibri" w:hAnsi="Times New Roman" w:cs="Times New Roman"/>
-          <w:sz w:val="24"/>
-          <w:szCs w:val="24"/>
-        </w:rPr>
-        <w:t xml:space="preserve"> </w:t>
-      </w:r>
-      <w:proofErr w:type="spellStart"/>
-      <w:r>
-        <w:rPr>
-          <w:rFonts w:ascii="Times New Roman" w:eastAsia="Calibri" w:hAnsi="Times New Roman" w:cs="Times New Roman"/>
-          <w:sz w:val="24"/>
-          <w:szCs w:val="24"/>
-        </w:rPr>
-        <w:t>dokumentasi</w:t>
-      </w:r>
-      <w:proofErr w:type="spellEnd"/>
-      <w:r>
-        <w:rPr>
-          <w:rFonts w:ascii="Times New Roman" w:eastAsia="Calibri" w:hAnsi="Times New Roman" w:cs="Times New Roman"/>
-          <w:sz w:val="24"/>
-          <w:szCs w:val="24"/>
-        </w:rPr>
-        <w:t xml:space="preserve"> </w:t>
-      </w:r>
-      <w:proofErr w:type="spellStart"/>
-      <w:r>
-        <w:rPr>
-          <w:rFonts w:ascii="Times New Roman" w:eastAsia="Calibri" w:hAnsi="Times New Roman" w:cs="Times New Roman"/>
-          <w:sz w:val="24"/>
-          <w:szCs w:val="24"/>
-        </w:rPr>
-        <w:t>hasil</w:t>
-      </w:r>
-      <w:proofErr w:type="spellEnd"/>
-      <w:r>
-        <w:rPr>
-          <w:rFonts w:ascii="Times New Roman" w:eastAsia="Calibri" w:hAnsi="Times New Roman" w:cs="Times New Roman"/>
-          <w:sz w:val="24"/>
-          <w:szCs w:val="24"/>
-        </w:rPr>
-        <w:t xml:space="preserve"> </w:t>
-      </w:r>
-      <w:proofErr w:type="spellStart"/>
-      <w:r>
-        <w:rPr>
-          <w:rFonts w:ascii="Times New Roman" w:eastAsia="Calibri" w:hAnsi="Times New Roman" w:cs="Times New Roman"/>
-          <w:sz w:val="24"/>
-          <w:szCs w:val="24"/>
-        </w:rPr>
-        <w:t>pengerjaan</w:t>
-      </w:r>
-      <w:proofErr w:type="spellEnd"/>
-      <w:r>
-        <w:rPr>
-          <w:rFonts w:ascii="Times New Roman" w:eastAsia="Calibri" w:hAnsi="Times New Roman" w:cs="Times New Roman"/>
-          <w:sz w:val="24"/>
-          <w:szCs w:val="24"/>
-        </w:rPr>
-        <w:t xml:space="preserve"> </w:t>
-      </w:r>
-      <w:proofErr w:type="spellStart"/>
-      <w:r>
-        <w:rPr>
-          <w:rFonts w:ascii="Times New Roman" w:eastAsia="Calibri" w:hAnsi="Times New Roman" w:cs="Times New Roman"/>
-          <w:sz w:val="24"/>
-          <w:szCs w:val="24"/>
-        </w:rPr>
-        <w:t>Praktikum</w:t>
-      </w:r>
-      <w:proofErr w:type="spellEnd"/>
-      <w:r>
-        <w:rPr>
-          <w:rFonts w:ascii="Times New Roman" w:eastAsia="Calibri" w:hAnsi="Times New Roman" w:cs="Times New Roman"/>
-          <w:sz w:val="24"/>
-          <w:szCs w:val="24"/>
-        </w:rPr>
-        <w:t xml:space="preserve"> 2 </w:t>
-      </w:r>
-      <w:r>
-        <w:rPr>
-          <w:rFonts w:ascii="Times New Roman" w:eastAsia="Calibri" w:hAnsi="Times New Roman" w:cs="Times New Roman"/>
-          <w:sz w:val="24"/>
-          <w:szCs w:val="24"/>
-        </w:rPr>
-        <w:t>–</w:t>
-      </w:r>
-      <w:r>
-        <w:rPr>
-          <w:rFonts w:ascii="Times New Roman" w:eastAsia="Calibri" w:hAnsi="Times New Roman" w:cs="Times New Roman"/>
-          <w:sz w:val="24"/>
-          <w:szCs w:val="24"/>
-        </w:rPr>
-        <w:t xml:space="preserve"> </w:t>
-      </w:r>
-      <w:proofErr w:type="spellStart"/>
-      <w:r>
-        <w:rPr>
-          <w:rFonts w:ascii="Times New Roman" w:eastAsia="Calibri" w:hAnsi="Times New Roman" w:cs="Times New Roman"/>
-          <w:sz w:val="24"/>
-          <w:szCs w:val="24"/>
-        </w:rPr>
-        <w:t>Membuat</w:t>
-      </w:r>
-      <w:proofErr w:type="spellEnd"/>
-      <w:r>
-        <w:rPr>
-          <w:rFonts w:ascii="Times New Roman" w:eastAsia="Calibri" w:hAnsi="Times New Roman" w:cs="Times New Roman"/>
-          <w:sz w:val="24"/>
-          <w:szCs w:val="24"/>
-        </w:rPr>
-        <w:t xml:space="preserve"> Website </w:t>
-      </w:r>
-      <w:proofErr w:type="spellStart"/>
-      <w:r>
-        <w:rPr>
-          <w:rFonts w:ascii="Times New Roman" w:eastAsia="Calibri" w:hAnsi="Times New Roman" w:cs="Times New Roman"/>
-          <w:sz w:val="24"/>
-          <w:szCs w:val="24"/>
-        </w:rPr>
-        <w:t>Portofolio</w:t>
-      </w:r>
-      <w:proofErr w:type="spellEnd"/>
-      <w:r>
-        <w:rPr>
-          <w:rFonts w:ascii="Times New Roman" w:eastAsia="Calibri" w:hAnsi="Times New Roman" w:cs="Times New Roman"/>
-          <w:sz w:val="24"/>
-          <w:szCs w:val="24"/>
-        </w:rPr>
-        <w:t xml:space="preserve"> </w:t>
-      </w:r>
-      <w:proofErr w:type="spellStart"/>
-      <w:r>
-        <w:rPr>
-          <w:rFonts w:ascii="Times New Roman" w:eastAsia="Calibri" w:hAnsi="Times New Roman" w:cs="Times New Roman"/>
-          <w:sz w:val="24"/>
-          <w:szCs w:val="24"/>
-        </w:rPr>
-        <w:t>menggunakan</w:t>
-      </w:r>
-      <w:proofErr w:type="spellEnd"/>
-      <w:r>
-        <w:rPr>
-          <w:rFonts w:ascii="Times New Roman" w:eastAsia="Calibri" w:hAnsi="Times New Roman" w:cs="Times New Roman"/>
-          <w:sz w:val="24"/>
-          <w:szCs w:val="24"/>
-        </w:rPr>
-        <w:t xml:space="preserve"> HTML dan CSS</w:t>
-      </w:r>
-      <w:r>
-        <w:rPr>
-          <w:rFonts w:ascii="Times New Roman" w:eastAsia="Calibri" w:hAnsi="Times New Roman" w:cs="Times New Roman"/>
-          <w:sz w:val="24"/>
-          <w:szCs w:val="24"/>
-        </w:rPr>
-        <w:t xml:space="preserve">, </w:t>
-      </w:r>
-      <w:proofErr w:type="spellStart"/>
-      <w:r>
-        <w:rPr>
-          <w:rFonts w:ascii="Times New Roman" w:eastAsia="Calibri" w:hAnsi="Times New Roman" w:cs="Times New Roman"/>
-          <w:sz w:val="24"/>
-          <w:szCs w:val="24"/>
-        </w:rPr>
-        <w:t>berupa</w:t>
-      </w:r>
-      <w:proofErr w:type="spellEnd"/>
-      <w:r>
-        <w:rPr>
-          <w:rFonts w:ascii="Times New Roman" w:eastAsia="Calibri" w:hAnsi="Times New Roman" w:cs="Times New Roman"/>
-          <w:sz w:val="24"/>
-          <w:szCs w:val="24"/>
-        </w:rPr>
-        <w:t xml:space="preserve"> screenshot </w:t>
-      </w:r>
-      <w:proofErr w:type="spellStart"/>
-      <w:r>
-        <w:rPr>
-          <w:rFonts w:ascii="Times New Roman" w:eastAsia="Calibri" w:hAnsi="Times New Roman" w:cs="Times New Roman"/>
-          <w:sz w:val="24"/>
-          <w:szCs w:val="24"/>
-        </w:rPr>
-        <w:t>tiap</w:t>
-      </w:r>
-      <w:proofErr w:type="spellEnd"/>
-      <w:r>
-        <w:rPr>
-          <w:rFonts w:ascii="Times New Roman" w:eastAsia="Calibri" w:hAnsi="Times New Roman" w:cs="Times New Roman"/>
-          <w:sz w:val="24"/>
-          <w:szCs w:val="24"/>
-        </w:rPr>
-        <w:t xml:space="preserve"> </w:t>
-      </w:r>
-      <w:proofErr w:type="spellStart"/>
-      <w:r>
-        <w:rPr>
-          <w:rFonts w:ascii="Times New Roman" w:eastAsia="Calibri" w:hAnsi="Times New Roman" w:cs="Times New Roman"/>
-          <w:sz w:val="24"/>
-          <w:szCs w:val="24"/>
-        </w:rPr>
-        <w:t>halaman</w:t>
-      </w:r>
-      <w:proofErr w:type="spellEnd"/>
-      <w:r>
-        <w:rPr>
-          <w:rFonts w:ascii="Times New Roman" w:eastAsia="Calibri" w:hAnsi="Times New Roman" w:cs="Times New Roman"/>
-          <w:sz w:val="24"/>
-          <w:szCs w:val="24"/>
-        </w:rPr>
-        <w:t xml:space="preserve"> yang </w:t>
-      </w:r>
-      <w:proofErr w:type="spellStart"/>
-      <w:r>
-        <w:rPr>
-          <w:rFonts w:ascii="Times New Roman" w:eastAsia="Calibri" w:hAnsi="Times New Roman" w:cs="Times New Roman"/>
-          <w:sz w:val="24"/>
-          <w:szCs w:val="24"/>
-        </w:rPr>
-        <w:t>telah</w:t>
-      </w:r>
-      <w:proofErr w:type="spellEnd"/>
-      <w:r>
-        <w:rPr>
-          <w:rFonts w:ascii="Times New Roman" w:eastAsia="Calibri" w:hAnsi="Times New Roman" w:cs="Times New Roman"/>
-          <w:sz w:val="24"/>
-          <w:szCs w:val="24"/>
-        </w:rPr>
-        <w:t xml:space="preserve"> </w:t>
-      </w:r>
-      <w:proofErr w:type="spellStart"/>
-      <w:r>
-        <w:rPr>
-          <w:rFonts w:ascii="Times New Roman" w:eastAsia="Calibri" w:hAnsi="Times New Roman" w:cs="Times New Roman"/>
-          <w:sz w:val="24"/>
-          <w:szCs w:val="24"/>
-        </w:rPr>
-        <w:t>dibuat</w:t>
-      </w:r>
-      <w:proofErr w:type="spellEnd"/>
+      <w:r>
+        <w:rPr>
+          <w:rFonts w:ascii="Times New Roman" w:eastAsia="Calibri" w:hAnsi="Times New Roman" w:cs="Times New Roman"/>
+          <w:sz w:val="24"/>
+          <w:szCs w:val="24"/>
+        </w:rPr>
+        <w:t>Membuat Website Portofolio menggunakan HTML dan CSS</w:t>
+      </w:r>
+      <w:r>
+        <w:rPr>
+          <w:rFonts w:ascii="Times New Roman" w:eastAsia="Calibri" w:hAnsi="Times New Roman" w:cs="Times New Roman"/>
+          <w:sz w:val="24"/>
+          <w:szCs w:val="24"/>
+        </w:rPr>
+        <w:t>, berupa screenshot tiap halaman yang telah dibuat</w:t>
+      </w:r>
     </w:p>
     <w:p>
       <w:pPr>
@@ -1411,10 +1079,10 @@
           <w:rFonts w:ascii="Times New Roman" w:hAnsi="Times New Roman" w:cs="Times New Roman"/>
         </w:rPr>
         <w:drawing>
-          <wp:inline distT="0" distB="0" distL="0" distR="0" wp14:anchorId="0FE50844" wp14:editId="1312D526">
-            <wp:extent cx="5731510" cy="2900045"/>
+          <wp:inline distT="0" distB="0" distL="0" distR="0" wp14:anchorId="36A79542" wp14:editId="12DA9378">
+            <wp:extent cx="5731510" cy="2898775"/>
             <wp:effectExtent l="0" t="0" r="2540" b="0"/>
-            <wp:docPr id="854857956" name="Picture 1" descr="A screenshot of a computer&#10;&#10;AI-generated content may be incorrect."/>
+            <wp:docPr id="156111416" name="Picture 1" descr="A screenshot of a computer&#10;&#10;AI-generated content may be incorrect."/>
             <wp:cNvGraphicFramePr>
               <a:graphicFrameLocks xmlns:a="http://schemas.openxmlformats.org/drawingml/2006/main" noChangeAspect="1"/>
             </wp:cNvGraphicFramePr>
@@ -1422,7 +1090,7 @@
               <a:graphicData uri="http://schemas.openxmlformats.org/drawingml/2006/picture">
                 <pic:pic xmlns:pic="http://schemas.openxmlformats.org/drawingml/2006/picture">
                   <pic:nvPicPr>
-                    <pic:cNvPr id="854857956" name="Picture 1" descr="A screenshot of a computer&#10;&#10;AI-generated content may be incorrect."/>
+                    <pic:cNvPr id="156111416" name="Picture 1" descr="A screenshot of a computer&#10;&#10;AI-generated content may be incorrect."/>
                     <pic:cNvPicPr/>
                   </pic:nvPicPr>
                   <pic:blipFill>
@@ -1434,7 +1102,7 @@
                   <pic:spPr>
                     <a:xfrm>
                       <a:off x="0" y="0"/>
-                      <a:ext cx="5731510" cy="2900045"/>
+                      <a:ext cx="5731510" cy="2898775"/>
                     </a:xfrm>
                     <a:prstGeom prst="rect">
                       <a:avLst/>
@@ -1724,7 +1392,6 @@
         <w:lastRenderedPageBreak/>
         <w:t xml:space="preserve">2. </w:t>
       </w:r>
-      <w:proofErr w:type="spellStart"/>
       <w:r>
         <w:rPr>
           <w:rFonts w:ascii="Times New Roman" w:eastAsia="Calibri" w:hAnsi="Times New Roman" w:cs="Times New Roman"/>
@@ -1734,33 +1401,8 @@
           <w:szCs w:val="28"/>
           <w:lang w:val="en-US"/>
         </w:rPr>
-        <w:t>Poin-Poin</w:t>
-      </w:r>
-      <w:proofErr w:type="spellEnd"/>
-      <w:r>
-        <w:rPr>
-          <w:rFonts w:ascii="Times New Roman" w:eastAsia="Calibri" w:hAnsi="Times New Roman" w:cs="Times New Roman"/>
-          <w:b/>
-          <w:bCs/>
-          <w:sz w:val="28"/>
-          <w:szCs w:val="28"/>
-          <w:lang w:val="en-US"/>
-        </w:rPr>
-        <w:t xml:space="preserve"> Utama </w:t>
-      </w:r>
-      <w:proofErr w:type="spellStart"/>
-      <w:r>
-        <w:rPr>
-          <w:rFonts w:ascii="Times New Roman" w:eastAsia="Calibri" w:hAnsi="Times New Roman" w:cs="Times New Roman"/>
-          <w:b/>
-          <w:bCs/>
-          <w:sz w:val="28"/>
-          <w:szCs w:val="28"/>
-          <w:lang w:val="en-US"/>
-        </w:rPr>
-        <w:t>Pembahasan</w:t>
-      </w:r>
-      <w:proofErr w:type="spellEnd"/>
+        <w:t>Poin-Poin Utama Pembahasan</w:t>
+      </w:r>
     </w:p>
     <w:p>
       <w:pPr>
@@ -1776,7 +1418,6 @@
           <w:lang w:val="en-US"/>
         </w:rPr>
       </w:pPr>
-      <w:proofErr w:type="spellStart"/>
       <w:r>
         <w:rPr>
           <w:rFonts w:ascii="Times New Roman" w:eastAsia="Calibri" w:hAnsi="Times New Roman" w:cs="Times New Roman"/>
@@ -1784,157 +1425,7 @@
           <w:szCs w:val="24"/>
           <w:lang w:val="en-US"/>
         </w:rPr>
-        <w:t>Struktur</w:t>
-      </w:r>
-      <w:proofErr w:type="spellEnd"/>
-      <w:r>
-        <w:rPr>
-          <w:rFonts w:ascii="Times New Roman" w:eastAsia="Calibri" w:hAnsi="Times New Roman" w:cs="Times New Roman"/>
-          <w:sz w:val="24"/>
-          <w:szCs w:val="24"/>
-          <w:lang w:val="en-US"/>
-        </w:rPr>
-        <w:t xml:space="preserve"> HTML: </w:t>
-      </w:r>
-      <w:proofErr w:type="spellStart"/>
-      <w:r>
-        <w:rPr>
-          <w:rFonts w:ascii="Times New Roman" w:eastAsia="Calibri" w:hAnsi="Times New Roman" w:cs="Times New Roman"/>
-          <w:sz w:val="24"/>
-          <w:szCs w:val="24"/>
-          <w:lang w:val="en-US"/>
-        </w:rPr>
-        <w:t>Menggunakan</w:t>
-      </w:r>
-      <w:proofErr w:type="spellEnd"/>
-      <w:r>
-        <w:rPr>
-          <w:rFonts w:ascii="Times New Roman" w:eastAsia="Calibri" w:hAnsi="Times New Roman" w:cs="Times New Roman"/>
-          <w:sz w:val="24"/>
-          <w:szCs w:val="24"/>
-          <w:lang w:val="en-US"/>
-        </w:rPr>
-        <w:t xml:space="preserve"> </w:t>
-      </w:r>
-      <w:proofErr w:type="spellStart"/>
-      <w:r>
-        <w:rPr>
-          <w:rFonts w:ascii="Times New Roman" w:eastAsia="Calibri" w:hAnsi="Times New Roman" w:cs="Times New Roman"/>
-          <w:sz w:val="24"/>
-          <w:szCs w:val="24"/>
-          <w:lang w:val="en-US"/>
-        </w:rPr>
-        <w:t>elemen</w:t>
-      </w:r>
-      <w:proofErr w:type="spellEnd"/>
-      <w:r>
-        <w:rPr>
-          <w:rFonts w:ascii="Times New Roman" w:eastAsia="Calibri" w:hAnsi="Times New Roman" w:cs="Times New Roman"/>
-          <w:sz w:val="24"/>
-          <w:szCs w:val="24"/>
-          <w:lang w:val="en-US"/>
-        </w:rPr>
-        <w:t xml:space="preserve"> </w:t>
-      </w:r>
-      <w:proofErr w:type="spellStart"/>
-      <w:r>
-        <w:rPr>
-          <w:rFonts w:ascii="Times New Roman" w:eastAsia="Calibri" w:hAnsi="Times New Roman" w:cs="Times New Roman"/>
-          <w:sz w:val="24"/>
-          <w:szCs w:val="24"/>
-          <w:lang w:val="en-US"/>
-        </w:rPr>
-        <w:t>semantik</w:t>
-      </w:r>
-      <w:proofErr w:type="spellEnd"/>
-      <w:r>
-        <w:rPr>
-          <w:rFonts w:ascii="Times New Roman" w:eastAsia="Calibri" w:hAnsi="Times New Roman" w:cs="Times New Roman"/>
-          <w:sz w:val="24"/>
-          <w:szCs w:val="24"/>
-          <w:lang w:val="en-US"/>
-        </w:rPr>
-        <w:t xml:space="preserve"> (&lt;header&gt;, &lt;nav&gt;, &lt;aside&gt;, &lt;main&gt;, &lt;footer&gt;) </w:t>
-      </w:r>
-      <w:proofErr w:type="spellStart"/>
-      <w:r>
-        <w:rPr>
-          <w:rFonts w:ascii="Times New Roman" w:eastAsia="Calibri" w:hAnsi="Times New Roman" w:cs="Times New Roman"/>
-          <w:sz w:val="24"/>
-          <w:szCs w:val="24"/>
-          <w:lang w:val="en-US"/>
-        </w:rPr>
-        <w:t>untuk</w:t>
-      </w:r>
-      <w:proofErr w:type="spellEnd"/>
-      <w:r>
-        <w:rPr>
-          <w:rFonts w:ascii="Times New Roman" w:eastAsia="Calibri" w:hAnsi="Times New Roman" w:cs="Times New Roman"/>
-          <w:sz w:val="24"/>
-          <w:szCs w:val="24"/>
-          <w:lang w:val="en-US"/>
-        </w:rPr>
-        <w:t xml:space="preserve"> </w:t>
-      </w:r>
-      <w:proofErr w:type="spellStart"/>
-      <w:r>
-        <w:rPr>
-          <w:rFonts w:ascii="Times New Roman" w:eastAsia="Calibri" w:hAnsi="Times New Roman" w:cs="Times New Roman"/>
-          <w:sz w:val="24"/>
-          <w:szCs w:val="24"/>
-          <w:lang w:val="en-US"/>
-        </w:rPr>
-        <w:t>struktur</w:t>
-      </w:r>
-      <w:proofErr w:type="spellEnd"/>
-      <w:r>
-        <w:rPr>
-          <w:rFonts w:ascii="Times New Roman" w:eastAsia="Calibri" w:hAnsi="Times New Roman" w:cs="Times New Roman"/>
-          <w:sz w:val="24"/>
-          <w:szCs w:val="24"/>
-          <w:lang w:val="en-US"/>
-        </w:rPr>
-        <w:t xml:space="preserve"> SEO-friendly dan </w:t>
-      </w:r>
-      <w:proofErr w:type="spellStart"/>
-      <w:r>
-        <w:rPr>
-          <w:rFonts w:ascii="Times New Roman" w:eastAsia="Calibri" w:hAnsi="Times New Roman" w:cs="Times New Roman"/>
-          <w:sz w:val="24"/>
-          <w:szCs w:val="24"/>
-          <w:lang w:val="en-US"/>
-        </w:rPr>
-        <w:t>ramah</w:t>
-      </w:r>
-      <w:proofErr w:type="spellEnd"/>
-      <w:r>
-        <w:rPr>
-          <w:rFonts w:ascii="Times New Roman" w:eastAsia="Calibri" w:hAnsi="Times New Roman" w:cs="Times New Roman"/>
-          <w:sz w:val="24"/>
-          <w:szCs w:val="24"/>
-          <w:lang w:val="en-US"/>
-        </w:rPr>
-        <w:t xml:space="preserve"> </w:t>
-      </w:r>
-      <w:proofErr w:type="spellStart"/>
-      <w:r>
-        <w:rPr>
-          <w:rFonts w:ascii="Times New Roman" w:eastAsia="Calibri" w:hAnsi="Times New Roman" w:cs="Times New Roman"/>
-          <w:sz w:val="24"/>
-          <w:szCs w:val="24"/>
-          <w:lang w:val="en-US"/>
-        </w:rPr>
-        <w:t>aksesibilitas</w:t>
-      </w:r>
-      <w:proofErr w:type="spellEnd"/>
-      <w:r>
-        <w:rPr>
-          <w:rFonts w:ascii="Times New Roman" w:eastAsia="Calibri" w:hAnsi="Times New Roman" w:cs="Times New Roman"/>
-          <w:sz w:val="24"/>
-          <w:szCs w:val="24"/>
-          <w:lang w:val="en-US"/>
-        </w:rPr>
-        <w:t>.</w:t>
+        <w:t>Struktur HTML: Menggunakan elemen semantik (&lt;header&gt;, &lt;nav&gt;, &lt;aside&gt;, &lt;main&gt;, &lt;footer&gt;) untuk struktur SEO-friendly dan ramah aksesibilitas.</w:t>
       </w:r>
     </w:p>
     <w:p>
@@ -1951,7 +1442,6 @@
           <w:lang w:val="en-US"/>
         </w:rPr>
       </w:pPr>
-      <w:proofErr w:type="spellStart"/>
       <w:r>
         <w:rPr>
           <w:rFonts w:ascii="Times New Roman" w:eastAsia="Calibri" w:hAnsi="Times New Roman" w:cs="Times New Roman"/>
@@ -1959,117 +1449,7 @@
           <w:szCs w:val="24"/>
           <w:lang w:val="en-US"/>
         </w:rPr>
-        <w:t>Implementasi</w:t>
-      </w:r>
-      <w:proofErr w:type="spellEnd"/>
-      <w:r>
-        <w:rPr>
-          <w:rFonts w:ascii="Times New Roman" w:eastAsia="Calibri" w:hAnsi="Times New Roman" w:cs="Times New Roman"/>
-          <w:sz w:val="24"/>
-          <w:szCs w:val="24"/>
-          <w:lang w:val="en-US"/>
-        </w:rPr>
-        <w:t xml:space="preserve"> CSS: </w:t>
-      </w:r>
-      <w:proofErr w:type="spellStart"/>
-      <w:r>
-        <w:rPr>
-          <w:rFonts w:ascii="Times New Roman" w:eastAsia="Calibri" w:hAnsi="Times New Roman" w:cs="Times New Roman"/>
-          <w:sz w:val="24"/>
-          <w:szCs w:val="24"/>
-          <w:lang w:val="en-US"/>
-        </w:rPr>
-        <w:t>Memanfaatkan</w:t>
-      </w:r>
-      <w:proofErr w:type="spellEnd"/>
-      <w:r>
-        <w:rPr>
-          <w:rFonts w:ascii="Times New Roman" w:eastAsia="Calibri" w:hAnsi="Times New Roman" w:cs="Times New Roman"/>
-          <w:sz w:val="24"/>
-          <w:szCs w:val="24"/>
-          <w:lang w:val="en-US"/>
-        </w:rPr>
-        <w:t xml:space="preserve"> CSS Variables </w:t>
-      </w:r>
-      <w:proofErr w:type="gramStart"/>
-      <w:r>
-        <w:rPr>
-          <w:rFonts w:ascii="Times New Roman" w:eastAsia="Calibri" w:hAnsi="Times New Roman" w:cs="Times New Roman"/>
-          <w:sz w:val="24"/>
-          <w:szCs w:val="24"/>
-          <w:lang w:val="en-US"/>
-        </w:rPr>
-        <w:t>(:root</w:t>
-      </w:r>
-      <w:proofErr w:type="gramEnd"/>
-      <w:r>
-        <w:rPr>
-          <w:rFonts w:ascii="Times New Roman" w:eastAsia="Calibri" w:hAnsi="Times New Roman" w:cs="Times New Roman"/>
-          <w:sz w:val="24"/>
-          <w:szCs w:val="24"/>
-          <w:lang w:val="en-US"/>
-        </w:rPr>
-        <w:t xml:space="preserve">), Flexbox, CSS Grid, Box Model, </w:t>
-      </w:r>
-      <w:proofErr w:type="spellStart"/>
-      <w:r>
-        <w:rPr>
-          <w:rFonts w:ascii="Times New Roman" w:eastAsia="Calibri" w:hAnsi="Times New Roman" w:cs="Times New Roman"/>
-          <w:sz w:val="24"/>
-          <w:szCs w:val="24"/>
-          <w:lang w:val="en-US"/>
-        </w:rPr>
-        <w:t>serta</w:t>
-      </w:r>
-      <w:proofErr w:type="spellEnd"/>
-      <w:r>
-        <w:rPr>
-          <w:rFonts w:ascii="Times New Roman" w:eastAsia="Calibri" w:hAnsi="Times New Roman" w:cs="Times New Roman"/>
-          <w:sz w:val="24"/>
-          <w:szCs w:val="24"/>
-          <w:lang w:val="en-US"/>
-        </w:rPr>
-        <w:t xml:space="preserve"> </w:t>
-      </w:r>
-      <w:proofErr w:type="spellStart"/>
-      <w:r>
-        <w:rPr>
-          <w:rFonts w:ascii="Times New Roman" w:eastAsia="Calibri" w:hAnsi="Times New Roman" w:cs="Times New Roman"/>
-          <w:sz w:val="24"/>
-          <w:szCs w:val="24"/>
-          <w:lang w:val="en-US"/>
-        </w:rPr>
-        <w:t>kombinasi</w:t>
-      </w:r>
-      <w:proofErr w:type="spellEnd"/>
-      <w:r>
-        <w:rPr>
-          <w:rFonts w:ascii="Times New Roman" w:eastAsia="Calibri" w:hAnsi="Times New Roman" w:cs="Times New Roman"/>
-          <w:sz w:val="24"/>
-          <w:szCs w:val="24"/>
-          <w:lang w:val="en-US"/>
-        </w:rPr>
-        <w:t xml:space="preserve"> </w:t>
-      </w:r>
-      <w:proofErr w:type="spellStart"/>
-      <w:r>
-        <w:rPr>
-          <w:rFonts w:ascii="Times New Roman" w:eastAsia="Calibri" w:hAnsi="Times New Roman" w:cs="Times New Roman"/>
-          <w:sz w:val="24"/>
-          <w:szCs w:val="24"/>
-          <w:lang w:val="en-US"/>
-        </w:rPr>
-        <w:t>warna</w:t>
-      </w:r>
-      <w:proofErr w:type="spellEnd"/>
-      <w:r>
-        <w:rPr>
-          <w:rFonts w:ascii="Times New Roman" w:eastAsia="Calibri" w:hAnsi="Times New Roman" w:cs="Times New Roman"/>
-          <w:sz w:val="24"/>
-          <w:szCs w:val="24"/>
-          <w:lang w:val="en-US"/>
-        </w:rPr>
-        <w:t xml:space="preserve"> gradient &amp; shadow. </w:t>
+        <w:t xml:space="preserve">Implementasi CSS: Memanfaatkan CSS Variables (:root), Flexbox, CSS Grid, Box Model, serta kombinasi warna gradient &amp; shadow. </w:t>
       </w:r>
     </w:p>
     <w:p>
@@ -2086,7 +1466,6 @@
           <w:lang w:val="en-US"/>
         </w:rPr>
       </w:pPr>
-      <w:proofErr w:type="spellStart"/>
       <w:r>
         <w:rPr>
           <w:rFonts w:ascii="Times New Roman" w:eastAsia="Calibri" w:hAnsi="Times New Roman" w:cs="Times New Roman"/>
@@ -2094,37 +1473,7 @@
           <w:szCs w:val="24"/>
           <w:lang w:val="en-US"/>
         </w:rPr>
-        <w:t>Interaktivitas</w:t>
-      </w:r>
-      <w:proofErr w:type="spellEnd"/>
-      <w:r>
-        <w:rPr>
-          <w:rFonts w:ascii="Times New Roman" w:eastAsia="Calibri" w:hAnsi="Times New Roman" w:cs="Times New Roman"/>
-          <w:sz w:val="24"/>
-          <w:szCs w:val="24"/>
-          <w:lang w:val="en-US"/>
-        </w:rPr>
-        <w:t xml:space="preserve"> JavaScript: </w:t>
-      </w:r>
-      <w:proofErr w:type="spellStart"/>
-      <w:r>
-        <w:rPr>
-          <w:rFonts w:ascii="Times New Roman" w:eastAsia="Calibri" w:hAnsi="Times New Roman" w:cs="Times New Roman"/>
-          <w:sz w:val="24"/>
-          <w:szCs w:val="24"/>
-          <w:lang w:val="en-US"/>
-        </w:rPr>
-        <w:t>Menambahkan</w:t>
-      </w:r>
-      <w:proofErr w:type="spellEnd"/>
-      <w:r>
-        <w:rPr>
-          <w:rFonts w:ascii="Times New Roman" w:eastAsia="Calibri" w:hAnsi="Times New Roman" w:cs="Times New Roman"/>
-          <w:sz w:val="24"/>
-          <w:szCs w:val="24"/>
-          <w:lang w:val="en-US"/>
-        </w:rPr>
-        <w:t xml:space="preserve"> </w:t>
+        <w:t xml:space="preserve">Responsive Design: Menerapkan pendekatan </w:t>
       </w:r>
       <w:r>
         <w:rPr>
@@ -2135,7 +1484,7 @@
           <w:szCs w:val="24"/>
           <w:lang w:val="en-US"/>
         </w:rPr>
-        <w:t>smooth scrolling</w:t>
+        <w:t>mobile-first</w:t>
       </w:r>
       <w:r>
         <w:rPr>
@@ -2144,67 +1493,7 @@
           <w:szCs w:val="24"/>
           <w:lang w:val="en-US"/>
         </w:rPr>
-        <w:t xml:space="preserve">, </w:t>
-      </w:r>
-      <w:proofErr w:type="spellStart"/>
-      <w:r>
-        <w:rPr>
-          <w:rFonts w:ascii="Times New Roman" w:eastAsia="Calibri" w:hAnsi="Times New Roman" w:cs="Times New Roman"/>
-          <w:sz w:val="24"/>
-          <w:szCs w:val="24"/>
-          <w:lang w:val="en-US"/>
-        </w:rPr>
-        <w:t>penanda</w:t>
-      </w:r>
-      <w:proofErr w:type="spellEnd"/>
-      <w:r>
-        <w:rPr>
-          <w:rFonts w:ascii="Times New Roman" w:eastAsia="Calibri" w:hAnsi="Times New Roman" w:cs="Times New Roman"/>
-          <w:sz w:val="24"/>
-          <w:szCs w:val="24"/>
-          <w:lang w:val="en-US"/>
-        </w:rPr>
-        <w:t xml:space="preserve"> menu </w:t>
-      </w:r>
-      <w:proofErr w:type="spellStart"/>
-      <w:r>
-        <w:rPr>
-          <w:rFonts w:ascii="Times New Roman" w:eastAsia="Calibri" w:hAnsi="Times New Roman" w:cs="Times New Roman"/>
-          <w:sz w:val="24"/>
-          <w:szCs w:val="24"/>
-          <w:lang w:val="en-US"/>
-        </w:rPr>
-        <w:t>aktif</w:t>
-      </w:r>
-      <w:proofErr w:type="spellEnd"/>
-      <w:r>
-        <w:rPr>
-          <w:rFonts w:ascii="Times New Roman" w:eastAsia="Calibri" w:hAnsi="Times New Roman" w:cs="Times New Roman"/>
-          <w:sz w:val="24"/>
-          <w:szCs w:val="24"/>
-          <w:lang w:val="en-US"/>
-        </w:rPr>
-        <w:t xml:space="preserve"> </w:t>
-      </w:r>
-      <w:proofErr w:type="spellStart"/>
-      <w:r>
-        <w:rPr>
-          <w:rFonts w:ascii="Times New Roman" w:eastAsia="Calibri" w:hAnsi="Times New Roman" w:cs="Times New Roman"/>
-          <w:sz w:val="24"/>
-          <w:szCs w:val="24"/>
-          <w:lang w:val="en-US"/>
-        </w:rPr>
-        <w:t>saat</w:t>
-      </w:r>
-      <w:proofErr w:type="spellEnd"/>
-      <w:r>
-        <w:rPr>
-          <w:rFonts w:ascii="Times New Roman" w:eastAsia="Calibri" w:hAnsi="Times New Roman" w:cs="Times New Roman"/>
-          <w:sz w:val="24"/>
-          <w:szCs w:val="24"/>
-          <w:lang w:val="en-US"/>
-        </w:rPr>
-        <w:t xml:space="preserve"> di-scroll (</w:t>
+        <w:t xml:space="preserve"> menggunakan </w:t>
       </w:r>
       <w:r>
         <w:rPr>
@@ -2215,7 +1504,7 @@
           <w:szCs w:val="24"/>
           <w:lang w:val="en-US"/>
         </w:rPr>
-        <w:t>active navigation tracking</w:t>
+        <w:t>media queries</w:t>
       </w:r>
       <w:r>
         <w:rPr>
@@ -2224,27 +1513,7 @@
           <w:szCs w:val="24"/>
           <w:lang w:val="en-US"/>
         </w:rPr>
-        <w:t xml:space="preserve">), </w:t>
-      </w:r>
-      <w:proofErr w:type="spellStart"/>
-      <w:r>
-        <w:rPr>
-          <w:rFonts w:ascii="Times New Roman" w:eastAsia="Calibri" w:hAnsi="Times New Roman" w:cs="Times New Roman"/>
-          <w:sz w:val="24"/>
-          <w:szCs w:val="24"/>
-          <w:lang w:val="en-US"/>
-        </w:rPr>
-        <w:t>efek</w:t>
-      </w:r>
-      <w:proofErr w:type="spellEnd"/>
-      <w:r>
-        <w:rPr>
-          <w:rFonts w:ascii="Times New Roman" w:eastAsia="Calibri" w:hAnsi="Times New Roman" w:cs="Times New Roman"/>
-          <w:sz w:val="24"/>
-          <w:szCs w:val="24"/>
-          <w:lang w:val="en-US"/>
-        </w:rPr>
-        <w:t xml:space="preserve"> </w:t>
+        <w:t xml:space="preserve"> dan </w:t>
       </w:r>
       <w:r>
         <w:rPr>
@@ -2255,7 +1524,7 @@
           <w:szCs w:val="24"/>
           <w:lang w:val="en-US"/>
         </w:rPr>
-        <w:t>scroll reveal</w:t>
+        <w:t>viewport meta tag</w:t>
       </w:r>
       <w:r>
         <w:rPr>
@@ -2264,47 +1533,7 @@
           <w:szCs w:val="24"/>
           <w:lang w:val="en-US"/>
         </w:rPr>
-        <w:t xml:space="preserve">, dan </w:t>
-      </w:r>
-      <w:proofErr w:type="spellStart"/>
-      <w:r>
-        <w:rPr>
-          <w:rFonts w:ascii="Times New Roman" w:eastAsia="Calibri" w:hAnsi="Times New Roman" w:cs="Times New Roman"/>
-          <w:sz w:val="24"/>
-          <w:szCs w:val="24"/>
-          <w:lang w:val="en-US"/>
-        </w:rPr>
-        <w:t>tombol</w:t>
-      </w:r>
-      <w:proofErr w:type="spellEnd"/>
-      <w:r>
-        <w:rPr>
-          <w:rFonts w:ascii="Times New Roman" w:eastAsia="Calibri" w:hAnsi="Times New Roman" w:cs="Times New Roman"/>
-          <w:sz w:val="24"/>
-          <w:szCs w:val="24"/>
-          <w:lang w:val="en-US"/>
-        </w:rPr>
-        <w:t xml:space="preserve"> </w:t>
-      </w:r>
-      <w:r>
-        <w:rPr>
-          <w:rFonts w:ascii="Times New Roman" w:eastAsia="Calibri" w:hAnsi="Times New Roman" w:cs="Times New Roman"/>
-          <w:i/>
-          <w:iCs/>
-          <w:sz w:val="24"/>
-          <w:szCs w:val="24"/>
-          <w:lang w:val="en-US"/>
-        </w:rPr>
-        <w:t>back-to-top</w:t>
-      </w:r>
-      <w:r>
-        <w:rPr>
-          <w:rFonts w:ascii="Times New Roman" w:eastAsia="Calibri" w:hAnsi="Times New Roman" w:cs="Times New Roman"/>
-          <w:sz w:val="24"/>
-          <w:szCs w:val="24"/>
-          <w:lang w:val="en-US"/>
-        </w:rPr>
-        <w:t xml:space="preserve">. </w:t>
+        <w:t xml:space="preserve"> agar rapi di semua ukuran layar. </w:t>
       </w:r>
     </w:p>
     <w:p>
@@ -2328,47 +1557,7 @@
           <w:szCs w:val="24"/>
           <w:lang w:val="en-US"/>
         </w:rPr>
-        <w:t xml:space="preserve">Responsive Design: </w:t>
-      </w:r>
-      <w:proofErr w:type="spellStart"/>
-      <w:r>
-        <w:rPr>
-          <w:rFonts w:ascii="Times New Roman" w:eastAsia="Calibri" w:hAnsi="Times New Roman" w:cs="Times New Roman"/>
-          <w:sz w:val="24"/>
-          <w:szCs w:val="24"/>
-          <w:lang w:val="en-US"/>
-        </w:rPr>
-        <w:t>Menerapkan</w:t>
-      </w:r>
-      <w:proofErr w:type="spellEnd"/>
-      <w:r>
-        <w:rPr>
-          <w:rFonts w:ascii="Times New Roman" w:eastAsia="Calibri" w:hAnsi="Times New Roman" w:cs="Times New Roman"/>
-          <w:sz w:val="24"/>
-          <w:szCs w:val="24"/>
-          <w:lang w:val="en-US"/>
-        </w:rPr>
-        <w:t xml:space="preserve"> </w:t>
-      </w:r>
-      <w:proofErr w:type="spellStart"/>
-      <w:r>
-        <w:rPr>
-          <w:rFonts w:ascii="Times New Roman" w:eastAsia="Calibri" w:hAnsi="Times New Roman" w:cs="Times New Roman"/>
-          <w:sz w:val="24"/>
-          <w:szCs w:val="24"/>
-          <w:lang w:val="en-US"/>
-        </w:rPr>
-        <w:t>pendekatan</w:t>
-      </w:r>
-      <w:proofErr w:type="spellEnd"/>
-      <w:r>
-        <w:rPr>
-          <w:rFonts w:ascii="Times New Roman" w:eastAsia="Calibri" w:hAnsi="Times New Roman" w:cs="Times New Roman"/>
-          <w:sz w:val="24"/>
-          <w:szCs w:val="24"/>
-          <w:lang w:val="en-US"/>
-        </w:rPr>
-        <w:t xml:space="preserve"> </w:t>
+        <w:t xml:space="preserve">Bootstrap Integration: Menggunakan </w:t>
       </w:r>
       <w:r>
         <w:rPr>
@@ -2379,7 +1568,7 @@
           <w:szCs w:val="24"/>
           <w:lang w:val="en-US"/>
         </w:rPr>
-        <w:t>mobile-first</w:t>
+        <w:t>grid system</w:t>
       </w:r>
       <w:r>
         <w:rPr>
@@ -2388,27 +1577,7 @@
           <w:szCs w:val="24"/>
           <w:lang w:val="en-US"/>
         </w:rPr>
-        <w:t xml:space="preserve"> </w:t>
-      </w:r>
-      <w:proofErr w:type="spellStart"/>
-      <w:r>
-        <w:rPr>
-          <w:rFonts w:ascii="Times New Roman" w:eastAsia="Calibri" w:hAnsi="Times New Roman" w:cs="Times New Roman"/>
-          <w:sz w:val="24"/>
-          <w:szCs w:val="24"/>
-          <w:lang w:val="en-US"/>
-        </w:rPr>
-        <w:t>menggunakan</w:t>
-      </w:r>
-      <w:proofErr w:type="spellEnd"/>
-      <w:r>
-        <w:rPr>
-          <w:rFonts w:ascii="Times New Roman" w:eastAsia="Calibri" w:hAnsi="Times New Roman" w:cs="Times New Roman"/>
-          <w:sz w:val="24"/>
-          <w:szCs w:val="24"/>
-          <w:lang w:val="en-US"/>
-        </w:rPr>
-        <w:t xml:space="preserve"> </w:t>
+        <w:t xml:space="preserve"> 12-kolom, komponen (</w:t>
       </w:r>
       <w:r>
         <w:rPr>
@@ -2419,7 +1588,7 @@
           <w:szCs w:val="24"/>
           <w:lang w:val="en-US"/>
         </w:rPr>
-        <w:t>media queries</w:t>
+        <w:t>buttons, badges, cards, navbar</w:t>
       </w:r>
       <w:r>
         <w:rPr>
@@ -2428,7 +1597,7 @@
           <w:szCs w:val="24"/>
           <w:lang w:val="en-US"/>
         </w:rPr>
-        <w:t xml:space="preserve"> dan </w:t>
+        <w:t xml:space="preserve">), dan </w:t>
       </w:r>
       <w:r>
         <w:rPr>
@@ -2439,88 +1608,8 @@
           <w:szCs w:val="24"/>
           <w:lang w:val="en-US"/>
         </w:rPr>
-        <w:t>viewport meta tag</w:t>
-      </w:r>
-      <w:r>
-        <w:rPr>
-          <w:rFonts w:ascii="Times New Roman" w:eastAsia="Calibri" w:hAnsi="Times New Roman" w:cs="Times New Roman"/>
-          <w:sz w:val="24"/>
-          <w:szCs w:val="24"/>
-          <w:lang w:val="en-US"/>
-        </w:rPr>
-        <w:t xml:space="preserve"> agar </w:t>
-      </w:r>
-      <w:proofErr w:type="spellStart"/>
-      <w:r>
-        <w:rPr>
-          <w:rFonts w:ascii="Times New Roman" w:eastAsia="Calibri" w:hAnsi="Times New Roman" w:cs="Times New Roman"/>
-          <w:sz w:val="24"/>
-          <w:szCs w:val="24"/>
-          <w:lang w:val="en-US"/>
-        </w:rPr>
-        <w:t>rapi</w:t>
-      </w:r>
-      <w:proofErr w:type="spellEnd"/>
-      <w:r>
-        <w:rPr>
-          <w:rFonts w:ascii="Times New Roman" w:eastAsia="Calibri" w:hAnsi="Times New Roman" w:cs="Times New Roman"/>
-          <w:sz w:val="24"/>
-          <w:szCs w:val="24"/>
-          <w:lang w:val="en-US"/>
-        </w:rPr>
-        <w:t xml:space="preserve"> di </w:t>
-      </w:r>
-      <w:proofErr w:type="spellStart"/>
-      <w:r>
-        <w:rPr>
-          <w:rFonts w:ascii="Times New Roman" w:eastAsia="Calibri" w:hAnsi="Times New Roman" w:cs="Times New Roman"/>
-          <w:sz w:val="24"/>
-          <w:szCs w:val="24"/>
-          <w:lang w:val="en-US"/>
-        </w:rPr>
-        <w:t>semua</w:t>
-      </w:r>
-      <w:proofErr w:type="spellEnd"/>
-      <w:r>
-        <w:rPr>
-          <w:rFonts w:ascii="Times New Roman" w:eastAsia="Calibri" w:hAnsi="Times New Roman" w:cs="Times New Roman"/>
-          <w:sz w:val="24"/>
-          <w:szCs w:val="24"/>
-          <w:lang w:val="en-US"/>
-        </w:rPr>
-        <w:t xml:space="preserve"> </w:t>
-      </w:r>
-      <w:proofErr w:type="spellStart"/>
-      <w:r>
-        <w:rPr>
-          <w:rFonts w:ascii="Times New Roman" w:eastAsia="Calibri" w:hAnsi="Times New Roman" w:cs="Times New Roman"/>
-          <w:sz w:val="24"/>
-          <w:szCs w:val="24"/>
-          <w:lang w:val="en-US"/>
-        </w:rPr>
-        <w:t>ukuran</w:t>
-      </w:r>
-      <w:proofErr w:type="spellEnd"/>
-      <w:r>
-        <w:rPr>
-          <w:rFonts w:ascii="Times New Roman" w:eastAsia="Calibri" w:hAnsi="Times New Roman" w:cs="Times New Roman"/>
-          <w:sz w:val="24"/>
-          <w:szCs w:val="24"/>
-          <w:lang w:val="en-US"/>
-        </w:rPr>
-        <w:t xml:space="preserve"> </w:t>
-      </w:r>
-      <w:proofErr w:type="spellStart"/>
-      <w:r>
-        <w:rPr>
-          <w:rFonts w:ascii="Times New Roman" w:eastAsia="Calibri" w:hAnsi="Times New Roman" w:cs="Times New Roman"/>
-          <w:sz w:val="24"/>
-          <w:szCs w:val="24"/>
-          <w:lang w:val="en-US"/>
-        </w:rPr>
-        <w:t>layar</w:t>
-      </w:r>
-      <w:proofErr w:type="spellEnd"/>
+        <w:t>Bootstrap Icons</w:t>
+      </w:r>
       <w:r>
         <w:rPr>
           <w:rFonts w:ascii="Times New Roman" w:eastAsia="Calibri" w:hAnsi="Times New Roman" w:cs="Times New Roman"/>
@@ -2552,27 +1641,7 @@
           <w:szCs w:val="24"/>
           <w:lang w:val="en-US"/>
         </w:rPr>
-        <w:t xml:space="preserve">Bootstrap Integration: </w:t>
-      </w:r>
-      <w:proofErr w:type="spellStart"/>
-      <w:r>
-        <w:rPr>
-          <w:rFonts w:ascii="Times New Roman" w:eastAsia="Calibri" w:hAnsi="Times New Roman" w:cs="Times New Roman"/>
-          <w:sz w:val="24"/>
-          <w:szCs w:val="24"/>
-          <w:lang w:val="en-US"/>
-        </w:rPr>
-        <w:t>Menggunakan</w:t>
-      </w:r>
-      <w:proofErr w:type="spellEnd"/>
-      <w:r>
-        <w:rPr>
-          <w:rFonts w:ascii="Times New Roman" w:eastAsia="Calibri" w:hAnsi="Times New Roman" w:cs="Times New Roman"/>
-          <w:sz w:val="24"/>
-          <w:szCs w:val="24"/>
-          <w:lang w:val="en-US"/>
-        </w:rPr>
-        <w:t xml:space="preserve"> </w:t>
+        <w:t xml:space="preserve">Animasi &amp; Transisi: Efek </w:t>
       </w:r>
       <w:r>
         <w:rPr>
@@ -2583,28 +1652,8 @@
           <w:szCs w:val="24"/>
           <w:lang w:val="en-US"/>
         </w:rPr>
-        <w:t>grid system</w:t>
-      </w:r>
-      <w:r>
-        <w:rPr>
-          <w:rFonts w:ascii="Times New Roman" w:eastAsia="Calibri" w:hAnsi="Times New Roman" w:cs="Times New Roman"/>
-          <w:sz w:val="24"/>
-          <w:szCs w:val="24"/>
-          <w:lang w:val="en-US"/>
-        </w:rPr>
-        <w:t xml:space="preserve"> 12-kolom, </w:t>
-      </w:r>
-      <w:proofErr w:type="spellStart"/>
-      <w:r>
-        <w:rPr>
-          <w:rFonts w:ascii="Times New Roman" w:eastAsia="Calibri" w:hAnsi="Times New Roman" w:cs="Times New Roman"/>
-          <w:sz w:val="24"/>
-          <w:szCs w:val="24"/>
-          <w:lang w:val="en-US"/>
-        </w:rPr>
-        <w:t>komponen</w:t>
-      </w:r>
-      <w:proofErr w:type="spellEnd"/>
+        <w:t>running text</w:t>
+      </w:r>
       <w:r>
         <w:rPr>
           <w:rFonts w:ascii="Times New Roman" w:eastAsia="Calibri" w:hAnsi="Times New Roman" w:cs="Times New Roman"/>
@@ -2623,7 +1672,7 @@
           <w:szCs w:val="24"/>
           <w:lang w:val="en-US"/>
         </w:rPr>
-        <w:t>buttons, badges, cards, navbar</w:t>
+        <w:t>marquee</w:t>
       </w:r>
       <w:r>
         <w:rPr>
@@ -2632,7 +1681,7 @@
           <w:szCs w:val="24"/>
           <w:lang w:val="en-US"/>
         </w:rPr>
-        <w:t xml:space="preserve">), dan </w:t>
+        <w:t xml:space="preserve">) memakai @keyframes, transisi </w:t>
       </w:r>
       <w:r>
         <w:rPr>
@@ -2643,7 +1692,7 @@
           <w:szCs w:val="24"/>
           <w:lang w:val="en-US"/>
         </w:rPr>
-        <w:t>Bootstrap Icons</w:t>
+        <w:t>hover</w:t>
       </w:r>
       <w:r>
         <w:rPr>
@@ -2652,7 +1701,7 @@
           <w:szCs w:val="24"/>
           <w:lang w:val="en-US"/>
         </w:rPr>
-        <w:t xml:space="preserve">. </w:t>
+        <w:t xml:space="preserve"> pada kartu/tombol, dan transformasi elemen. </w:t>
       </w:r>
     </w:p>
     <w:p>
@@ -2669,7 +1718,6 @@
           <w:lang w:val="en-US"/>
         </w:rPr>
       </w:pPr>
-      <w:proofErr w:type="spellStart"/>
       <w:r>
         <w:rPr>
           <w:rFonts w:ascii="Times New Roman" w:eastAsia="Calibri" w:hAnsi="Times New Roman" w:cs="Times New Roman"/>
@@ -2677,57 +1725,7 @@
           <w:szCs w:val="24"/>
           <w:lang w:val="en-US"/>
         </w:rPr>
-        <w:t>Animasi</w:t>
-      </w:r>
-      <w:proofErr w:type="spellEnd"/>
-      <w:r>
-        <w:rPr>
-          <w:rFonts w:ascii="Times New Roman" w:eastAsia="Calibri" w:hAnsi="Times New Roman" w:cs="Times New Roman"/>
-          <w:sz w:val="24"/>
-          <w:szCs w:val="24"/>
-          <w:lang w:val="en-US"/>
-        </w:rPr>
-        <w:t xml:space="preserve"> &amp; </w:t>
-      </w:r>
-      <w:proofErr w:type="spellStart"/>
-      <w:r>
-        <w:rPr>
-          <w:rFonts w:ascii="Times New Roman" w:eastAsia="Calibri" w:hAnsi="Times New Roman" w:cs="Times New Roman"/>
-          <w:sz w:val="24"/>
-          <w:szCs w:val="24"/>
-          <w:lang w:val="en-US"/>
-        </w:rPr>
-        <w:t>Transisi</w:t>
-      </w:r>
-      <w:proofErr w:type="spellEnd"/>
-      <w:r>
-        <w:rPr>
-          <w:rFonts w:ascii="Times New Roman" w:eastAsia="Calibri" w:hAnsi="Times New Roman" w:cs="Times New Roman"/>
-          <w:sz w:val="24"/>
-          <w:szCs w:val="24"/>
-          <w:lang w:val="en-US"/>
-        </w:rPr>
-        <w:t xml:space="preserve">: </w:t>
-      </w:r>
-      <w:proofErr w:type="spellStart"/>
-      <w:r>
-        <w:rPr>
-          <w:rFonts w:ascii="Times New Roman" w:eastAsia="Calibri" w:hAnsi="Times New Roman" w:cs="Times New Roman"/>
-          <w:sz w:val="24"/>
-          <w:szCs w:val="24"/>
-          <w:lang w:val="en-US"/>
-        </w:rPr>
-        <w:t>Efek</w:t>
-      </w:r>
-      <w:proofErr w:type="spellEnd"/>
-      <w:r>
-        <w:rPr>
-          <w:rFonts w:ascii="Times New Roman" w:eastAsia="Calibri" w:hAnsi="Times New Roman" w:cs="Times New Roman"/>
-          <w:sz w:val="24"/>
-          <w:szCs w:val="24"/>
-          <w:lang w:val="en-US"/>
-        </w:rPr>
-        <w:t xml:space="preserve"> </w:t>
+        <w:t xml:space="preserve">Best Practices: Penataan struktur folder rapi, penamaan BEM, optimasi gambar, </w:t>
       </w:r>
       <w:r>
         <w:rPr>
@@ -2738,7 +1736,7 @@
           <w:szCs w:val="24"/>
           <w:lang w:val="en-US"/>
         </w:rPr>
-        <w:t>running text</w:t>
+        <w:t>fallback styling</w:t>
       </w:r>
       <w:r>
         <w:rPr>
@@ -2747,382 +1745,7 @@
           <w:szCs w:val="24"/>
           <w:lang w:val="en-US"/>
         </w:rPr>
-        <w:t xml:space="preserve"> (</w:t>
-      </w:r>
-      <w:r>
-        <w:rPr>
-          <w:rFonts w:ascii="Times New Roman" w:eastAsia="Calibri" w:hAnsi="Times New Roman" w:cs="Times New Roman"/>
-          <w:i/>
-          <w:iCs/>
-          <w:sz w:val="24"/>
-          <w:szCs w:val="24"/>
-          <w:lang w:val="en-US"/>
-        </w:rPr>
-        <w:t>marquee</w:t>
-      </w:r>
-      <w:r>
-        <w:rPr>
-          <w:rFonts w:ascii="Times New Roman" w:eastAsia="Calibri" w:hAnsi="Times New Roman" w:cs="Times New Roman"/>
-          <w:sz w:val="24"/>
-          <w:szCs w:val="24"/>
-          <w:lang w:val="en-US"/>
-        </w:rPr>
-        <w:t xml:space="preserve">) </w:t>
-      </w:r>
-      <w:proofErr w:type="spellStart"/>
-      <w:proofErr w:type="gramStart"/>
-      <w:r>
-        <w:rPr>
-          <w:rFonts w:ascii="Times New Roman" w:eastAsia="Calibri" w:hAnsi="Times New Roman" w:cs="Times New Roman"/>
-          <w:sz w:val="24"/>
-          <w:szCs w:val="24"/>
-          <w:lang w:val="en-US"/>
-        </w:rPr>
-        <w:t>memakai</w:t>
-      </w:r>
-      <w:proofErr w:type="spellEnd"/>
-      <w:r>
-        <w:rPr>
-          <w:rFonts w:ascii="Times New Roman" w:eastAsia="Calibri" w:hAnsi="Times New Roman" w:cs="Times New Roman"/>
-          <w:sz w:val="24"/>
-          <w:szCs w:val="24"/>
-          <w:lang w:val="en-US"/>
-        </w:rPr>
-        <w:t xml:space="preserve"> @</w:t>
-      </w:r>
-      <w:proofErr w:type="gramEnd"/>
-      <w:r>
-        <w:rPr>
-          <w:rFonts w:ascii="Times New Roman" w:eastAsia="Calibri" w:hAnsi="Times New Roman" w:cs="Times New Roman"/>
-          <w:sz w:val="24"/>
-          <w:szCs w:val="24"/>
-          <w:lang w:val="en-US"/>
-        </w:rPr>
-        <w:t xml:space="preserve">keyframes, </w:t>
-      </w:r>
-      <w:proofErr w:type="spellStart"/>
-      <w:r>
-        <w:rPr>
-          <w:rFonts w:ascii="Times New Roman" w:eastAsia="Calibri" w:hAnsi="Times New Roman" w:cs="Times New Roman"/>
-          <w:sz w:val="24"/>
-          <w:szCs w:val="24"/>
-          <w:lang w:val="en-US"/>
-        </w:rPr>
-        <w:t>transisi</w:t>
-      </w:r>
-      <w:proofErr w:type="spellEnd"/>
-      <w:r>
-        <w:rPr>
-          <w:rFonts w:ascii="Times New Roman" w:eastAsia="Calibri" w:hAnsi="Times New Roman" w:cs="Times New Roman"/>
-          <w:sz w:val="24"/>
-          <w:szCs w:val="24"/>
-          <w:lang w:val="en-US"/>
-        </w:rPr>
-        <w:t xml:space="preserve"> </w:t>
-      </w:r>
-      <w:r>
-        <w:rPr>
-          <w:rFonts w:ascii="Times New Roman" w:eastAsia="Calibri" w:hAnsi="Times New Roman" w:cs="Times New Roman"/>
-          <w:i/>
-          <w:iCs/>
-          <w:sz w:val="24"/>
-          <w:szCs w:val="24"/>
-          <w:lang w:val="en-US"/>
-        </w:rPr>
-        <w:t>hover</w:t>
-      </w:r>
-      <w:r>
-        <w:rPr>
-          <w:rFonts w:ascii="Times New Roman" w:eastAsia="Calibri" w:hAnsi="Times New Roman" w:cs="Times New Roman"/>
-          <w:sz w:val="24"/>
-          <w:szCs w:val="24"/>
-          <w:lang w:val="en-US"/>
-        </w:rPr>
-        <w:t xml:space="preserve"> pada </w:t>
-      </w:r>
-      <w:proofErr w:type="spellStart"/>
-      <w:r>
-        <w:rPr>
-          <w:rFonts w:ascii="Times New Roman" w:eastAsia="Calibri" w:hAnsi="Times New Roman" w:cs="Times New Roman"/>
-          <w:sz w:val="24"/>
-          <w:szCs w:val="24"/>
-          <w:lang w:val="en-US"/>
-        </w:rPr>
-        <w:t>kartu</w:t>
-      </w:r>
-      <w:proofErr w:type="spellEnd"/>
-      <w:r>
-        <w:rPr>
-          <w:rFonts w:ascii="Times New Roman" w:eastAsia="Calibri" w:hAnsi="Times New Roman" w:cs="Times New Roman"/>
-          <w:sz w:val="24"/>
-          <w:szCs w:val="24"/>
-          <w:lang w:val="en-US"/>
-        </w:rPr>
-        <w:t>/</w:t>
-      </w:r>
-      <w:proofErr w:type="spellStart"/>
-      <w:r>
-        <w:rPr>
-          <w:rFonts w:ascii="Times New Roman" w:eastAsia="Calibri" w:hAnsi="Times New Roman" w:cs="Times New Roman"/>
-          <w:sz w:val="24"/>
-          <w:szCs w:val="24"/>
-          <w:lang w:val="en-US"/>
-        </w:rPr>
-        <w:t>tombol</w:t>
-      </w:r>
-      <w:proofErr w:type="spellEnd"/>
-      <w:r>
-        <w:rPr>
-          <w:rFonts w:ascii="Times New Roman" w:eastAsia="Calibri" w:hAnsi="Times New Roman" w:cs="Times New Roman"/>
-          <w:sz w:val="24"/>
-          <w:szCs w:val="24"/>
-          <w:lang w:val="en-US"/>
-        </w:rPr>
-        <w:t xml:space="preserve">, dan </w:t>
-      </w:r>
-      <w:proofErr w:type="spellStart"/>
-      <w:r>
-        <w:rPr>
-          <w:rFonts w:ascii="Times New Roman" w:eastAsia="Calibri" w:hAnsi="Times New Roman" w:cs="Times New Roman"/>
-          <w:sz w:val="24"/>
-          <w:szCs w:val="24"/>
-          <w:lang w:val="en-US"/>
-        </w:rPr>
-        <w:t>transformasi</w:t>
-      </w:r>
-      <w:proofErr w:type="spellEnd"/>
-      <w:r>
-        <w:rPr>
-          <w:rFonts w:ascii="Times New Roman" w:eastAsia="Calibri" w:hAnsi="Times New Roman" w:cs="Times New Roman"/>
-          <w:sz w:val="24"/>
-          <w:szCs w:val="24"/>
-          <w:lang w:val="en-US"/>
-        </w:rPr>
-        <w:t xml:space="preserve"> </w:t>
-      </w:r>
-      <w:proofErr w:type="spellStart"/>
-      <w:r>
-        <w:rPr>
-          <w:rFonts w:ascii="Times New Roman" w:eastAsia="Calibri" w:hAnsi="Times New Roman" w:cs="Times New Roman"/>
-          <w:sz w:val="24"/>
-          <w:szCs w:val="24"/>
-          <w:lang w:val="en-US"/>
-        </w:rPr>
-        <w:t>elemen</w:t>
-      </w:r>
-      <w:proofErr w:type="spellEnd"/>
-      <w:r>
-        <w:rPr>
-          <w:rFonts w:ascii="Times New Roman" w:eastAsia="Calibri" w:hAnsi="Times New Roman" w:cs="Times New Roman"/>
-          <w:sz w:val="24"/>
-          <w:szCs w:val="24"/>
-          <w:lang w:val="en-US"/>
-        </w:rPr>
-        <w:t xml:space="preserve">. </w:t>
-      </w:r>
-    </w:p>
-    <w:p>
-      <w:pPr>
-        <w:numPr>
-          <w:ilvl w:val="0"/>
-          <w:numId w:val="5"/>
-        </w:numPr>
-        <w:spacing w:before="400" w:after="200"/>
-        <w:rPr>
-          <w:rFonts w:ascii="Times New Roman" w:eastAsia="Calibri" w:hAnsi="Times New Roman" w:cs="Times New Roman"/>
-          <w:sz w:val="24"/>
-          <w:szCs w:val="24"/>
-          <w:lang w:val="en-US"/>
-        </w:rPr>
-      </w:pPr>
-      <w:r>
-        <w:rPr>
-          <w:rFonts w:ascii="Times New Roman" w:eastAsia="Calibri" w:hAnsi="Times New Roman" w:cs="Times New Roman"/>
-          <w:sz w:val="24"/>
-          <w:szCs w:val="24"/>
-          <w:lang w:val="en-US"/>
-        </w:rPr>
-        <w:t xml:space="preserve">Best Practices: </w:t>
-      </w:r>
-      <w:proofErr w:type="spellStart"/>
-      <w:r>
-        <w:rPr>
-          <w:rFonts w:ascii="Times New Roman" w:eastAsia="Calibri" w:hAnsi="Times New Roman" w:cs="Times New Roman"/>
-          <w:sz w:val="24"/>
-          <w:szCs w:val="24"/>
-          <w:lang w:val="en-US"/>
-        </w:rPr>
-        <w:t>Penataan</w:t>
-      </w:r>
-      <w:proofErr w:type="spellEnd"/>
-      <w:r>
-        <w:rPr>
-          <w:rFonts w:ascii="Times New Roman" w:eastAsia="Calibri" w:hAnsi="Times New Roman" w:cs="Times New Roman"/>
-          <w:sz w:val="24"/>
-          <w:szCs w:val="24"/>
-          <w:lang w:val="en-US"/>
-        </w:rPr>
-        <w:t xml:space="preserve"> </w:t>
-      </w:r>
-      <w:proofErr w:type="spellStart"/>
-      <w:r>
-        <w:rPr>
-          <w:rFonts w:ascii="Times New Roman" w:eastAsia="Calibri" w:hAnsi="Times New Roman" w:cs="Times New Roman"/>
-          <w:sz w:val="24"/>
-          <w:szCs w:val="24"/>
-          <w:lang w:val="en-US"/>
-        </w:rPr>
-        <w:t>struktur</w:t>
-      </w:r>
-      <w:proofErr w:type="spellEnd"/>
-      <w:r>
-        <w:rPr>
-          <w:rFonts w:ascii="Times New Roman" w:eastAsia="Calibri" w:hAnsi="Times New Roman" w:cs="Times New Roman"/>
-          <w:sz w:val="24"/>
-          <w:szCs w:val="24"/>
-          <w:lang w:val="en-US"/>
-        </w:rPr>
-        <w:t xml:space="preserve"> folder </w:t>
-      </w:r>
-      <w:proofErr w:type="spellStart"/>
-      <w:r>
-        <w:rPr>
-          <w:rFonts w:ascii="Times New Roman" w:eastAsia="Calibri" w:hAnsi="Times New Roman" w:cs="Times New Roman"/>
-          <w:sz w:val="24"/>
-          <w:szCs w:val="24"/>
-          <w:lang w:val="en-US"/>
-        </w:rPr>
-        <w:t>rapi</w:t>
-      </w:r>
-      <w:proofErr w:type="spellEnd"/>
-      <w:r>
-        <w:rPr>
-          <w:rFonts w:ascii="Times New Roman" w:eastAsia="Calibri" w:hAnsi="Times New Roman" w:cs="Times New Roman"/>
-          <w:sz w:val="24"/>
-          <w:szCs w:val="24"/>
-          <w:lang w:val="en-US"/>
-        </w:rPr>
-        <w:t xml:space="preserve">, </w:t>
-      </w:r>
-      <w:proofErr w:type="spellStart"/>
-      <w:r>
-        <w:rPr>
-          <w:rFonts w:ascii="Times New Roman" w:eastAsia="Calibri" w:hAnsi="Times New Roman" w:cs="Times New Roman"/>
-          <w:sz w:val="24"/>
-          <w:szCs w:val="24"/>
-          <w:lang w:val="en-US"/>
-        </w:rPr>
-        <w:t>penamaan</w:t>
-      </w:r>
-      <w:proofErr w:type="spellEnd"/>
-      <w:r>
-        <w:rPr>
-          <w:rFonts w:ascii="Times New Roman" w:eastAsia="Calibri" w:hAnsi="Times New Roman" w:cs="Times New Roman"/>
-          <w:sz w:val="24"/>
-          <w:szCs w:val="24"/>
-          <w:lang w:val="en-US"/>
-        </w:rPr>
-        <w:t xml:space="preserve"> BEM, </w:t>
-      </w:r>
-      <w:proofErr w:type="spellStart"/>
-      <w:r>
-        <w:rPr>
-          <w:rFonts w:ascii="Times New Roman" w:eastAsia="Calibri" w:hAnsi="Times New Roman" w:cs="Times New Roman"/>
-          <w:sz w:val="24"/>
-          <w:szCs w:val="24"/>
-          <w:lang w:val="en-US"/>
-        </w:rPr>
-        <w:t>optimasi</w:t>
-      </w:r>
-      <w:proofErr w:type="spellEnd"/>
-      <w:r>
-        <w:rPr>
-          <w:rFonts w:ascii="Times New Roman" w:eastAsia="Calibri" w:hAnsi="Times New Roman" w:cs="Times New Roman"/>
-          <w:sz w:val="24"/>
-          <w:szCs w:val="24"/>
-          <w:lang w:val="en-US"/>
-        </w:rPr>
-        <w:t xml:space="preserve"> </w:t>
-      </w:r>
-      <w:proofErr w:type="spellStart"/>
-      <w:r>
-        <w:rPr>
-          <w:rFonts w:ascii="Times New Roman" w:eastAsia="Calibri" w:hAnsi="Times New Roman" w:cs="Times New Roman"/>
-          <w:sz w:val="24"/>
-          <w:szCs w:val="24"/>
-          <w:lang w:val="en-US"/>
-        </w:rPr>
-        <w:t>gambar</w:t>
-      </w:r>
-      <w:proofErr w:type="spellEnd"/>
-      <w:r>
-        <w:rPr>
-          <w:rFonts w:ascii="Times New Roman" w:eastAsia="Calibri" w:hAnsi="Times New Roman" w:cs="Times New Roman"/>
-          <w:sz w:val="24"/>
-          <w:szCs w:val="24"/>
-          <w:lang w:val="en-US"/>
-        </w:rPr>
-        <w:t xml:space="preserve">, </w:t>
-      </w:r>
-      <w:r>
-        <w:rPr>
-          <w:rFonts w:ascii="Times New Roman" w:eastAsia="Calibri" w:hAnsi="Times New Roman" w:cs="Times New Roman"/>
-          <w:i/>
-          <w:iCs/>
-          <w:sz w:val="24"/>
-          <w:szCs w:val="24"/>
-          <w:lang w:val="en-US"/>
-        </w:rPr>
-        <w:t>fallback styling</w:t>
-      </w:r>
-      <w:r>
-        <w:rPr>
-          <w:rFonts w:ascii="Times New Roman" w:eastAsia="Calibri" w:hAnsi="Times New Roman" w:cs="Times New Roman"/>
-          <w:sz w:val="24"/>
-          <w:szCs w:val="24"/>
-          <w:lang w:val="en-US"/>
-        </w:rPr>
-        <w:t xml:space="preserve">, dan </w:t>
-      </w:r>
-      <w:proofErr w:type="spellStart"/>
-      <w:r>
-        <w:rPr>
-          <w:rFonts w:ascii="Times New Roman" w:eastAsia="Calibri" w:hAnsi="Times New Roman" w:cs="Times New Roman"/>
-          <w:sz w:val="24"/>
-          <w:szCs w:val="24"/>
-          <w:lang w:val="en-US"/>
-        </w:rPr>
-        <w:t>pemenuhan</w:t>
-      </w:r>
-      <w:proofErr w:type="spellEnd"/>
-      <w:r>
-        <w:rPr>
-          <w:rFonts w:ascii="Times New Roman" w:eastAsia="Calibri" w:hAnsi="Times New Roman" w:cs="Times New Roman"/>
-          <w:sz w:val="24"/>
-          <w:szCs w:val="24"/>
-          <w:lang w:val="en-US"/>
-        </w:rPr>
-        <w:t xml:space="preserve"> </w:t>
-      </w:r>
-      <w:proofErr w:type="spellStart"/>
-      <w:r>
-        <w:rPr>
-          <w:rFonts w:ascii="Times New Roman" w:eastAsia="Calibri" w:hAnsi="Times New Roman" w:cs="Times New Roman"/>
-          <w:sz w:val="24"/>
-          <w:szCs w:val="24"/>
-          <w:lang w:val="en-US"/>
-        </w:rPr>
-        <w:t>standar</w:t>
-      </w:r>
-      <w:proofErr w:type="spellEnd"/>
-      <w:r>
-        <w:rPr>
-          <w:rFonts w:ascii="Times New Roman" w:eastAsia="Calibri" w:hAnsi="Times New Roman" w:cs="Times New Roman"/>
-          <w:sz w:val="24"/>
-          <w:szCs w:val="24"/>
-          <w:lang w:val="en-US"/>
-        </w:rPr>
-        <w:t xml:space="preserve"> W3C. </w:t>
+        <w:t xml:space="preserve">, dan pemenuhan standar W3C. </w:t>
       </w:r>
     </w:p>
     <w:p>
@@ -3182,33 +1805,15 @@
           <w:sz w:val="24"/>
           <w:szCs w:val="24"/>
         </w:rPr>
-        <w:t xml:space="preserve">Link clone </w:t>
-      </w:r>
-      <w:proofErr w:type="gramStart"/>
+        <w:t>Link clone GitHub</w:t>
+      </w:r>
       <w:r>
         <w:rPr>
           <w:rFonts w:ascii="Times New Roman" w:hAnsi="Times New Roman" w:cs="Times New Roman"/>
           <w:sz w:val="24"/>
           <w:szCs w:val="24"/>
         </w:rPr>
-        <w:t>GitHub</w:t>
-      </w:r>
-      <w:r>
-        <w:rPr>
-          <w:rFonts w:ascii="Times New Roman" w:hAnsi="Times New Roman" w:cs="Times New Roman"/>
-          <w:sz w:val="24"/>
-          <w:szCs w:val="24"/>
-        </w:rPr>
-        <w:t xml:space="preserve"> :</w:t>
-      </w:r>
-      <w:proofErr w:type="gramEnd"/>
-      <w:r>
-        <w:rPr>
-          <w:rFonts w:ascii="Times New Roman" w:hAnsi="Times New Roman" w:cs="Times New Roman"/>
-          <w:sz w:val="24"/>
-          <w:szCs w:val="24"/>
-        </w:rPr>
-        <w:t xml:space="preserve"> </w:t>
+        <w:t xml:space="preserve"> : </w:t>
       </w:r>
       <w:hyperlink r:id="rId12" w:history="1">
         <w:r>
